--- a/Knowledge/3-Work knowledge/1-Software Engineering/1-Testing/5-My Source/1-ISTQB Foundation Level/1-Testing terms/20-Entry Criteria, Exit Criteria and Acceptance Criteria.docx
+++ b/Knowledge/3-Work knowledge/1-Software Engineering/1-Testing/5-My Source/1-ISTQB Foundation Level/1-Testing terms/20-Entry Criteria, Exit Criteria and Acceptance Criteria.docx
@@ -43,7 +43,26 @@
           <w:szCs w:val="14"/>
           <w:shd w:val="clear" w:color="auto" w:fill="B7B7B7"/>
         </w:rPr>
-        <w:t>(GPT-5-Standard) at [8/17/2025]</w:t>
+        <w:t>(GPT</w:t>
+      </w:r>
+      <w:r>
+        <w:rPr>
+          <w:rFonts w:ascii="Cambria Math" w:hAnsi="Cambria Math" w:cs="Cambria Math"/>
+          <w:b/>
+          <w:sz w:val="14"/>
+          <w:szCs w:val="14"/>
+          <w:shd w:val="clear" w:color="auto" w:fill="B7B7B7"/>
+        </w:rPr>
+        <w:t>‑</w:t>
+      </w:r>
+      <w:r>
+        <w:rPr>
+          <w:b/>
+          <w:sz w:val="14"/>
+          <w:szCs w:val="14"/>
+          <w:shd w:val="clear" w:color="auto" w:fill="B7B7B7"/>
+        </w:rPr>
+        <w:t>5 Mini) at [8/17/2025]</w:t>
       </w:r>
     </w:p>
     <w:p>
@@ -88,7 +107,7 @@
     </w:p>
     <w:p>
       <w:r>
-        <w:pict w14:anchorId="38CA3377">
+        <w:pict w14:anchorId="28D251D5">
           <v:rect id="_x0000_i1025" style="width:0;height:1.5pt" o:hralign="center" o:hrstd="t" o:hr="t" fillcolor="#a0a0a0" stroked="f"/>
         </w:pict>
       </w:r>
@@ -152,7 +171,26 @@
           <w:szCs w:val="14"/>
           <w:shd w:val="clear" w:color="auto" w:fill="B7B7B7"/>
         </w:rPr>
-        <w:t>(GPT-5-Standard) at [8/17/2025]</w:t>
+        <w:t>(GPT</w:t>
+      </w:r>
+      <w:r>
+        <w:rPr>
+          <w:rFonts w:ascii="Cambria Math" w:hAnsi="Cambria Math" w:cs="Cambria Math"/>
+          <w:b/>
+          <w:sz w:val="14"/>
+          <w:szCs w:val="14"/>
+          <w:shd w:val="clear" w:color="auto" w:fill="B7B7B7"/>
+        </w:rPr>
+        <w:t>‑</w:t>
+      </w:r>
+      <w:r>
+        <w:rPr>
+          <w:b/>
+          <w:sz w:val="14"/>
+          <w:szCs w:val="14"/>
+          <w:shd w:val="clear" w:color="auto" w:fill="B7B7B7"/>
+        </w:rPr>
+        <w:t>5 Mini) at [8/17/2025]</w:t>
       </w:r>
     </w:p>
     <w:p>
@@ -233,14 +271,33 @@
           <w:szCs w:val="14"/>
           <w:shd w:val="clear" w:color="auto" w:fill="B7B7B7"/>
         </w:rPr>
-        <w:t>(GPT-5-Standard) at [8/17/2025]</w:t>
+        <w:t>(GPT</w:t>
+      </w:r>
+      <w:r>
+        <w:rPr>
+          <w:rFonts w:ascii="Cambria Math" w:hAnsi="Cambria Math" w:cs="Cambria Math"/>
+          <w:b/>
+          <w:sz w:val="14"/>
+          <w:szCs w:val="14"/>
+          <w:shd w:val="clear" w:color="auto" w:fill="B7B7B7"/>
+        </w:rPr>
+        <w:t>‑</w:t>
+      </w:r>
+      <w:r>
+        <w:rPr>
+          <w:b/>
+          <w:sz w:val="14"/>
+          <w:szCs w:val="14"/>
+          <w:shd w:val="clear" w:color="auto" w:fill="B7B7B7"/>
+        </w:rPr>
+        <w:t>5 Mini) at [8/17/2025]</w:t>
       </w:r>
     </w:p>
     <w:p>
       <w:pPr>
         <w:numPr>
           <w:ilvl w:val="0"/>
-          <w:numId w:val="9"/>
+          <w:numId w:val="7"/>
         </w:numPr>
         <w:spacing w:before="240"/>
         <w:rPr>
@@ -264,7 +321,7 @@
       <w:pPr>
         <w:numPr>
           <w:ilvl w:val="0"/>
-          <w:numId w:val="9"/>
+          <w:numId w:val="7"/>
         </w:numPr>
         <w:rPr>
           <w:rFonts w:ascii="Roboto Mono" w:eastAsia="Roboto Mono" w:hAnsi="Roboto Mono" w:cs="Roboto Mono"/>
@@ -287,7 +344,7 @@
       <w:pPr>
         <w:numPr>
           <w:ilvl w:val="0"/>
-          <w:numId w:val="9"/>
+          <w:numId w:val="7"/>
         </w:numPr>
         <w:rPr>
           <w:rFonts w:ascii="Roboto Mono" w:eastAsia="Roboto Mono" w:hAnsi="Roboto Mono" w:cs="Roboto Mono"/>
@@ -310,7 +367,7 @@
       <w:pPr>
         <w:numPr>
           <w:ilvl w:val="0"/>
-          <w:numId w:val="9"/>
+          <w:numId w:val="7"/>
         </w:numPr>
         <w:rPr>
           <w:rFonts w:ascii="Roboto Mono" w:eastAsia="Roboto Mono" w:hAnsi="Roboto Mono" w:cs="Roboto Mono"/>
@@ -333,7 +390,7 @@
       <w:pPr>
         <w:numPr>
           <w:ilvl w:val="0"/>
-          <w:numId w:val="9"/>
+          <w:numId w:val="7"/>
         </w:numPr>
         <w:spacing w:after="240"/>
         <w:rPr>
@@ -391,6 +448,1963 @@
           <w:rFonts w:ascii="Roboto Mono" w:eastAsia="Roboto Mono" w:hAnsi="Roboto Mono" w:cs="Roboto Mono"/>
         </w:rPr>
         <w:t xml:space="preserve"> could be:</w:t>
+      </w:r>
+    </w:p>
+    <w:p>
+      <w:pPr>
+        <w:numPr>
+          <w:ilvl w:val="0"/>
+          <w:numId w:val="3"/>
+        </w:numPr>
+        <w:spacing w:before="240"/>
+        <w:rPr>
+          <w:rFonts w:ascii="Roboto Mono" w:eastAsia="Roboto Mono" w:hAnsi="Roboto Mono" w:cs="Roboto Mono"/>
+        </w:rPr>
+      </w:pPr>
+      <w:r>
+        <w:rPr>
+          <w:rFonts w:ascii="Roboto Mono" w:eastAsia="Roboto Mono" w:hAnsi="Roboto Mono" w:cs="Roboto Mono"/>
+        </w:rPr>
+        <w:lastRenderedPageBreak/>
+        <w:t>Login page is developed and unit-tested.</w:t>
+      </w:r>
+      <w:r>
+        <w:rPr>
+          <w:rFonts w:ascii="Roboto Mono" w:eastAsia="Roboto Mono" w:hAnsi="Roboto Mono" w:cs="Roboto Mono"/>
+        </w:rPr>
+        <w:br/>
+      </w:r>
+    </w:p>
+    <w:p>
+      <w:pPr>
+        <w:numPr>
+          <w:ilvl w:val="0"/>
+          <w:numId w:val="3"/>
+        </w:numPr>
+        <w:rPr>
+          <w:rFonts w:ascii="Roboto Mono" w:eastAsia="Roboto Mono" w:hAnsi="Roboto Mono" w:cs="Roboto Mono"/>
+        </w:rPr>
+      </w:pPr>
+      <w:r>
+        <w:rPr>
+          <w:rFonts w:ascii="Roboto Mono" w:eastAsia="Roboto Mono" w:hAnsi="Roboto Mono" w:cs="Roboto Mono"/>
+        </w:rPr>
+        <w:t>Test environment is up and stable.</w:t>
+      </w:r>
+      <w:r>
+        <w:rPr>
+          <w:rFonts w:ascii="Roboto Mono" w:eastAsia="Roboto Mono" w:hAnsi="Roboto Mono" w:cs="Roboto Mono"/>
+        </w:rPr>
+        <w:br/>
+      </w:r>
+    </w:p>
+    <w:p>
+      <w:pPr>
+        <w:numPr>
+          <w:ilvl w:val="0"/>
+          <w:numId w:val="3"/>
+        </w:numPr>
+        <w:spacing w:after="240"/>
+        <w:rPr>
+          <w:rFonts w:ascii="Roboto Mono" w:eastAsia="Roboto Mono" w:hAnsi="Roboto Mono" w:cs="Roboto Mono"/>
+        </w:rPr>
+      </w:pPr>
+      <w:r>
+        <w:rPr>
+          <w:rFonts w:ascii="Roboto Mono" w:eastAsia="Roboto Mono" w:hAnsi="Roboto Mono" w:cs="Roboto Mono"/>
+        </w:rPr>
+        <w:t>Test cases for login are ready.</w:t>
+      </w:r>
+      <w:r>
+        <w:rPr>
+          <w:rFonts w:ascii="Roboto Mono" w:eastAsia="Roboto Mono" w:hAnsi="Roboto Mono" w:cs="Roboto Mono"/>
+        </w:rPr>
+        <w:br/>
+      </w:r>
+    </w:p>
+    <w:p>
+      <w:r>
+        <w:pict w14:anchorId="279A2F99">
+          <v:rect id="_x0000_i1026" style="width:0;height:1.5pt" o:hralign="center" o:bullet="t" o:hrstd="t" o:hr="t" fillcolor="#a0a0a0" stroked="f"/>
+        </w:pict>
+      </w:r>
+    </w:p>
+    <w:p>
+      <w:pPr>
+        <w:pStyle w:val="Heading3"/>
+      </w:pPr>
+      <w:r>
+        <w:t>Definition of Ready</w:t>
+      </w:r>
+    </w:p>
+    <w:p>
+      <w:pPr>
+        <w:spacing w:before="240" w:after="240"/>
+      </w:pPr>
+      <w:r>
+        <w:rPr>
+          <w:b/>
+          <w:shd w:val="clear" w:color="auto" w:fill="B7B7B7"/>
+        </w:rPr>
+        <w:t># Source</w:t>
+      </w:r>
+      <w:r>
+        <w:rPr>
+          <w:shd w:val="clear" w:color="auto" w:fill="B7B7B7"/>
+        </w:rPr>
+        <w:t xml:space="preserve">: </w:t>
+      </w:r>
+      <w:r>
+        <w:rPr>
+          <w:b/>
+          <w:shd w:val="clear" w:color="auto" w:fill="B7B7B7"/>
+        </w:rPr>
+        <w:t xml:space="preserve">Chatgot </w:t>
+      </w:r>
+      <w:r>
+        <w:rPr>
+          <w:b/>
+          <w:sz w:val="14"/>
+          <w:szCs w:val="14"/>
+          <w:shd w:val="clear" w:color="auto" w:fill="B7B7B7"/>
+        </w:rPr>
+        <w:t>(GPT</w:t>
+      </w:r>
+      <w:r>
+        <w:rPr>
+          <w:rFonts w:ascii="Cambria Math" w:hAnsi="Cambria Math" w:cs="Cambria Math"/>
+          <w:b/>
+          <w:sz w:val="14"/>
+          <w:szCs w:val="14"/>
+          <w:shd w:val="clear" w:color="auto" w:fill="B7B7B7"/>
+        </w:rPr>
+        <w:t>‑</w:t>
+      </w:r>
+      <w:r>
+        <w:rPr>
+          <w:b/>
+          <w:sz w:val="14"/>
+          <w:szCs w:val="14"/>
+          <w:shd w:val="clear" w:color="auto" w:fill="B7B7B7"/>
+        </w:rPr>
+        <w:t>5 Mini) at [9/14/2025]</w:t>
+      </w:r>
+    </w:p>
+    <w:p>
+      <w:pPr>
+        <w:rPr>
+          <w:rFonts w:ascii="Roboto Mono" w:hAnsi="Roboto Mono"/>
+          <w:lang w:val="en-US"/>
+        </w:rPr>
+      </w:pPr>
+      <w:r>
+        <w:rPr>
+          <w:rFonts w:ascii="Roboto Mono" w:hAnsi="Roboto Mono"/>
+          <w:b/>
+          <w:bCs/>
+          <w:lang w:val="en-US"/>
+        </w:rPr>
+        <w:t>Definition of Ready (DoR)</w:t>
+      </w:r>
+      <w:r>
+        <w:rPr>
+          <w:rFonts w:ascii="Roboto Mono" w:hAnsi="Roboto Mono"/>
+          <w:lang w:val="en-US"/>
+        </w:rPr>
+        <w:t xml:space="preserve"> in Agile is a </w:t>
+      </w:r>
+      <w:r>
+        <w:rPr>
+          <w:rFonts w:ascii="Roboto Mono" w:hAnsi="Roboto Mono"/>
+          <w:b/>
+          <w:bCs/>
+          <w:lang w:val="en-US"/>
+        </w:rPr>
+        <w:t>set of clear conditions or criteria</w:t>
+      </w:r>
+      <w:r>
+        <w:rPr>
+          <w:rFonts w:ascii="Roboto Mono" w:hAnsi="Roboto Mono"/>
+          <w:lang w:val="en-US"/>
+        </w:rPr>
+        <w:t xml:space="preserve"> that a </w:t>
+      </w:r>
+      <w:r>
+        <w:rPr>
+          <w:rFonts w:ascii="Roboto Mono" w:hAnsi="Roboto Mono"/>
+          <w:b/>
+          <w:bCs/>
+          <w:lang w:val="en-US"/>
+        </w:rPr>
+        <w:t>User Story (or backlog item)</w:t>
+      </w:r>
+      <w:r>
+        <w:rPr>
+          <w:rFonts w:ascii="Roboto Mono" w:hAnsi="Roboto Mono"/>
+          <w:lang w:val="en-US"/>
+        </w:rPr>
+        <w:t xml:space="preserve"> must meet </w:t>
+      </w:r>
+      <w:r>
+        <w:rPr>
+          <w:rFonts w:ascii="Roboto Mono" w:hAnsi="Roboto Mono"/>
+          <w:b/>
+          <w:bCs/>
+          <w:lang w:val="en-US"/>
+        </w:rPr>
+        <w:t>before the team can start working on it</w:t>
+      </w:r>
+      <w:r>
+        <w:rPr>
+          <w:rFonts w:ascii="Roboto Mono" w:hAnsi="Roboto Mono"/>
+          <w:lang w:val="en-US"/>
+        </w:rPr>
+        <w:t xml:space="preserve"> in development or testing.</w:t>
+      </w:r>
+    </w:p>
+    <w:p>
+      <w:pPr>
+        <w:rPr>
+          <w:rFonts w:ascii="Roboto Mono" w:hAnsi="Roboto Mono"/>
+          <w:lang w:val="en-US"/>
+        </w:rPr>
+      </w:pPr>
+      <w:r>
+        <w:rPr>
+          <w:rFonts w:ascii="Roboto Mono" w:hAnsi="Roboto Mono"/>
+          <w:lang w:val="en-US"/>
+        </w:rPr>
+        <w:pict w14:anchorId="6120C48A">
+          <v:rect id="_x0000_i1027" style="width:0;height:1.5pt" o:hralign="center" o:hrstd="t" o:hr="t" fillcolor="#a0a0a0" stroked="f"/>
+        </w:pict>
+      </w:r>
+    </w:p>
+    <w:p>
+      <w:pPr>
+        <w:rPr>
+          <w:rFonts w:ascii="Roboto Mono" w:hAnsi="Roboto Mono"/>
+          <w:b/>
+          <w:bCs/>
+          <w:lang w:val="en-US"/>
+        </w:rPr>
+      </w:pPr>
+      <w:r>
+        <w:rPr>
+          <w:rFonts w:ascii="Segoe UI Emoji" w:hAnsi="Segoe UI Emoji" w:cs="Segoe UI Emoji"/>
+          <w:b/>
+          <w:bCs/>
+          <w:lang w:val="en-US"/>
+        </w:rPr>
+        <w:t>📌</w:t>
+      </w:r>
+      <w:r>
+        <w:rPr>
+          <w:rFonts w:ascii="Roboto Mono" w:hAnsi="Roboto Mono"/>
+          <w:b/>
+          <w:bCs/>
+          <w:lang w:val="en-US"/>
+        </w:rPr>
+        <w:t xml:space="preserve"> Key Points about DoR:</w:t>
+      </w:r>
+    </w:p>
+    <w:p>
+      <w:pPr>
+        <w:numPr>
+          <w:ilvl w:val="0"/>
+          <w:numId w:val="15"/>
+        </w:numPr>
+        <w:rPr>
+          <w:rFonts w:ascii="Roboto Mono" w:hAnsi="Roboto Mono"/>
+          <w:lang w:val="en-US"/>
+        </w:rPr>
+      </w:pPr>
+      <w:r>
+        <w:rPr>
+          <w:rFonts w:ascii="Roboto Mono" w:hAnsi="Roboto Mono"/>
+          <w:lang w:val="en-US"/>
+        </w:rPr>
+        <w:t xml:space="preserve">It’s an </w:t>
+      </w:r>
+      <w:r>
+        <w:rPr>
+          <w:rFonts w:ascii="Roboto Mono" w:hAnsi="Roboto Mono"/>
+          <w:b/>
+          <w:bCs/>
+          <w:lang w:val="en-US"/>
+        </w:rPr>
+        <w:t>entry criterion</w:t>
+      </w:r>
+      <w:r>
+        <w:rPr>
+          <w:rFonts w:ascii="Roboto Mono" w:hAnsi="Roboto Mono"/>
+          <w:lang w:val="en-US"/>
+        </w:rPr>
+        <w:t xml:space="preserve"> for a sprint/iteration.</w:t>
+      </w:r>
+    </w:p>
+    <w:p>
+      <w:pPr>
+        <w:numPr>
+          <w:ilvl w:val="0"/>
+          <w:numId w:val="15"/>
+        </w:numPr>
+        <w:rPr>
+          <w:rFonts w:ascii="Roboto Mono" w:hAnsi="Roboto Mono"/>
+          <w:lang w:val="en-US"/>
+        </w:rPr>
+      </w:pPr>
+      <w:r>
+        <w:rPr>
+          <w:rFonts w:ascii="Roboto Mono" w:hAnsi="Roboto Mono"/>
+          <w:lang w:val="en-US"/>
+        </w:rPr>
+        <w:t xml:space="preserve">Ensures that the backlog item is </w:t>
+      </w:r>
+      <w:r>
+        <w:rPr>
+          <w:rFonts w:ascii="Roboto Mono" w:hAnsi="Roboto Mono"/>
+          <w:b/>
+          <w:bCs/>
+          <w:lang w:val="en-US"/>
+        </w:rPr>
+        <w:t>well-prepared, clear, and feasible</w:t>
+      </w:r>
+      <w:r>
+        <w:rPr>
+          <w:rFonts w:ascii="Roboto Mono" w:hAnsi="Roboto Mono"/>
+          <w:lang w:val="en-US"/>
+        </w:rPr>
+        <w:t xml:space="preserve"> for the team to work on.</w:t>
+      </w:r>
+    </w:p>
+    <w:p>
+      <w:pPr>
+        <w:numPr>
+          <w:ilvl w:val="0"/>
+          <w:numId w:val="15"/>
+        </w:numPr>
+        <w:rPr>
+          <w:rFonts w:ascii="Roboto Mono" w:hAnsi="Roboto Mono"/>
+          <w:lang w:val="en-US"/>
+        </w:rPr>
+      </w:pPr>
+      <w:r>
+        <w:rPr>
+          <w:rFonts w:ascii="Roboto Mono" w:hAnsi="Roboto Mono"/>
+          <w:lang w:val="en-US"/>
+        </w:rPr>
+        <w:t>Helps avoid confusion, rework, and wasted effort once the sprint begins.</w:t>
+      </w:r>
+    </w:p>
+    <w:p>
+      <w:pPr>
+        <w:numPr>
+          <w:ilvl w:val="0"/>
+          <w:numId w:val="15"/>
+        </w:numPr>
+        <w:rPr>
+          <w:rFonts w:ascii="Roboto Mono" w:hAnsi="Roboto Mono"/>
+          <w:lang w:val="en-US"/>
+        </w:rPr>
+      </w:pPr>
+      <w:r>
+        <w:rPr>
+          <w:rFonts w:ascii="Roboto Mono" w:hAnsi="Roboto Mono"/>
+          <w:lang w:val="en-US"/>
+        </w:rPr>
+        <w:t xml:space="preserve">Provides a </w:t>
+      </w:r>
+      <w:r>
+        <w:rPr>
+          <w:rFonts w:ascii="Roboto Mono" w:hAnsi="Roboto Mono"/>
+          <w:b/>
+          <w:bCs/>
+          <w:lang w:val="en-US"/>
+        </w:rPr>
+        <w:t>shared understanding</w:t>
+      </w:r>
+      <w:r>
+        <w:rPr>
+          <w:rFonts w:ascii="Roboto Mono" w:hAnsi="Roboto Mono"/>
+          <w:lang w:val="en-US"/>
+        </w:rPr>
+        <w:t xml:space="preserve"> between Product Owner, testers, and developers about when a story is truly ready.</w:t>
+      </w:r>
+    </w:p>
+    <w:p>
+      <w:pPr>
+        <w:rPr>
+          <w:rFonts w:ascii="Roboto Mono" w:hAnsi="Roboto Mono"/>
+          <w:lang w:val="en-US"/>
+        </w:rPr>
+      </w:pPr>
+      <w:r>
+        <w:rPr>
+          <w:rFonts w:ascii="Roboto Mono" w:hAnsi="Roboto Mono"/>
+          <w:lang w:val="en-US"/>
+        </w:rPr>
+        <w:pict w14:anchorId="4120D8AB">
+          <v:rect id="_x0000_i1028" style="width:0;height:1.5pt" o:hralign="center" o:hrstd="t" o:hr="t" fillcolor="#a0a0a0" stroked="f"/>
+        </w:pict>
+      </w:r>
+    </w:p>
+    <w:p>
+      <w:pPr>
+        <w:rPr>
+          <w:rFonts w:ascii="Roboto Mono" w:hAnsi="Roboto Mono"/>
+          <w:b/>
+          <w:bCs/>
+          <w:lang w:val="en-US"/>
+        </w:rPr>
+      </w:pPr>
+      <w:r>
+        <w:rPr>
+          <w:rFonts w:ascii="Segoe UI Emoji" w:hAnsi="Segoe UI Emoji" w:cs="Segoe UI Emoji"/>
+          <w:b/>
+          <w:bCs/>
+          <w:lang w:val="en-US"/>
+        </w:rPr>
+        <w:t>✅</w:t>
+      </w:r>
+      <w:r>
+        <w:rPr>
+          <w:rFonts w:ascii="Roboto Mono" w:hAnsi="Roboto Mono"/>
+          <w:b/>
+          <w:bCs/>
+          <w:lang w:val="en-US"/>
+        </w:rPr>
+        <w:t xml:space="preserve"> Examples of DoR:</w:t>
+      </w:r>
+    </w:p>
+    <w:p>
+      <w:pPr>
+        <w:rPr>
+          <w:rFonts w:ascii="Roboto Mono" w:hAnsi="Roboto Mono"/>
+          <w:lang w:val="en-US"/>
+        </w:rPr>
+      </w:pPr>
+      <w:r>
+        <w:rPr>
+          <w:rFonts w:ascii="Roboto Mono" w:hAnsi="Roboto Mono"/>
+          <w:lang w:val="en-US"/>
+        </w:rPr>
+        <w:t xml:space="preserve">A User Story is </w:t>
+      </w:r>
+      <w:r>
+        <w:rPr>
+          <w:rFonts w:ascii="Roboto Mono" w:hAnsi="Roboto Mono"/>
+          <w:b/>
+          <w:bCs/>
+          <w:lang w:val="en-US"/>
+        </w:rPr>
+        <w:t>Ready</w:t>
+      </w:r>
+      <w:r>
+        <w:rPr>
+          <w:rFonts w:ascii="Roboto Mono" w:hAnsi="Roboto Mono"/>
+          <w:lang w:val="en-US"/>
+        </w:rPr>
+        <w:t xml:space="preserve"> when:</w:t>
+      </w:r>
+    </w:p>
+    <w:p>
+      <w:pPr>
+        <w:numPr>
+          <w:ilvl w:val="0"/>
+          <w:numId w:val="16"/>
+        </w:numPr>
+        <w:rPr>
+          <w:rFonts w:ascii="Roboto Mono" w:hAnsi="Roboto Mono"/>
+          <w:lang w:val="en-US"/>
+        </w:rPr>
+      </w:pPr>
+      <w:r>
+        <w:rPr>
+          <w:rFonts w:ascii="Roboto Mono" w:hAnsi="Roboto Mono"/>
+          <w:lang w:val="en-US"/>
+        </w:rPr>
+        <w:t xml:space="preserve">It is </w:t>
+      </w:r>
+      <w:r>
+        <w:rPr>
+          <w:rFonts w:ascii="Roboto Mono" w:hAnsi="Roboto Mono"/>
+          <w:b/>
+          <w:bCs/>
+          <w:lang w:val="en-US"/>
+        </w:rPr>
+        <w:t>clearly defined and understandable</w:t>
+      </w:r>
+      <w:r>
+        <w:rPr>
+          <w:rFonts w:ascii="Roboto Mono" w:hAnsi="Roboto Mono"/>
+          <w:lang w:val="en-US"/>
+        </w:rPr>
+        <w:t xml:space="preserve"> by the team.</w:t>
+      </w:r>
+    </w:p>
+    <w:p>
+      <w:pPr>
+        <w:numPr>
+          <w:ilvl w:val="0"/>
+          <w:numId w:val="16"/>
+        </w:numPr>
+        <w:rPr>
+          <w:rFonts w:ascii="Roboto Mono" w:hAnsi="Roboto Mono"/>
+          <w:lang w:val="en-US"/>
+        </w:rPr>
+      </w:pPr>
+      <w:r>
+        <w:rPr>
+          <w:rFonts w:ascii="Roboto Mono" w:hAnsi="Roboto Mono"/>
+          <w:lang w:val="en-US"/>
+        </w:rPr>
+        <w:t>Acceptance Criteria are written and testable.</w:t>
+      </w:r>
+    </w:p>
+    <w:p>
+      <w:pPr>
+        <w:numPr>
+          <w:ilvl w:val="0"/>
+          <w:numId w:val="16"/>
+        </w:numPr>
+        <w:rPr>
+          <w:rFonts w:ascii="Roboto Mono" w:hAnsi="Roboto Mono"/>
+          <w:lang w:val="en-US"/>
+        </w:rPr>
+      </w:pPr>
+      <w:r>
+        <w:rPr>
+          <w:rFonts w:ascii="Roboto Mono" w:hAnsi="Roboto Mono"/>
+          <w:lang w:val="en-US"/>
+        </w:rPr>
+        <w:t>Dependencies are identified and manageable.</w:t>
+      </w:r>
+    </w:p>
+    <w:p>
+      <w:pPr>
+        <w:numPr>
+          <w:ilvl w:val="0"/>
+          <w:numId w:val="16"/>
+        </w:numPr>
+        <w:rPr>
+          <w:rFonts w:ascii="Roboto Mono" w:hAnsi="Roboto Mono"/>
+          <w:lang w:val="en-US"/>
+        </w:rPr>
+      </w:pPr>
+      <w:r>
+        <w:rPr>
+          <w:rFonts w:ascii="Roboto Mono" w:hAnsi="Roboto Mono"/>
+          <w:lang w:val="en-US"/>
+        </w:rPr>
+        <w:t>Priority and business value are clear.</w:t>
+      </w:r>
+    </w:p>
+    <w:p>
+      <w:pPr>
+        <w:numPr>
+          <w:ilvl w:val="0"/>
+          <w:numId w:val="16"/>
+        </w:numPr>
+        <w:rPr>
+          <w:rFonts w:ascii="Roboto Mono" w:hAnsi="Roboto Mono"/>
+          <w:lang w:val="en-US"/>
+        </w:rPr>
+      </w:pPr>
+      <w:r>
+        <w:rPr>
+          <w:rFonts w:ascii="Roboto Mono" w:hAnsi="Roboto Mono"/>
+          <w:lang w:val="en-US"/>
+        </w:rPr>
+        <w:t>The story has been estimated by the team.</w:t>
+      </w:r>
+    </w:p>
+    <w:p>
+      <w:pPr>
+        <w:numPr>
+          <w:ilvl w:val="0"/>
+          <w:numId w:val="16"/>
+        </w:numPr>
+        <w:rPr>
+          <w:rFonts w:ascii="Roboto Mono" w:hAnsi="Roboto Mono"/>
+          <w:lang w:val="en-US"/>
+        </w:rPr>
+      </w:pPr>
+      <w:r>
+        <w:rPr>
+          <w:rFonts w:ascii="Roboto Mono" w:hAnsi="Roboto Mono"/>
+          <w:lang w:val="en-US"/>
+        </w:rPr>
+        <w:t xml:space="preserve">Required </w:t>
+      </w:r>
+      <w:r>
+        <w:rPr>
+          <w:rFonts w:ascii="Roboto Mono" w:hAnsi="Roboto Mono"/>
+          <w:b/>
+          <w:bCs/>
+          <w:lang w:val="en-US"/>
+        </w:rPr>
+        <w:t>test data, environments, or tools</w:t>
+      </w:r>
+      <w:r>
+        <w:rPr>
+          <w:rFonts w:ascii="Roboto Mono" w:hAnsi="Roboto Mono"/>
+          <w:lang w:val="en-US"/>
+        </w:rPr>
+        <w:t xml:space="preserve"> are available.</w:t>
+      </w:r>
+    </w:p>
+    <w:p>
+      <w:pPr>
+        <w:rPr>
+          <w:rFonts w:ascii="Roboto Mono" w:hAnsi="Roboto Mono"/>
+          <w:lang w:val="en-US"/>
+        </w:rPr>
+      </w:pPr>
+      <w:r>
+        <w:rPr>
+          <w:rFonts w:ascii="Roboto Mono" w:hAnsi="Roboto Mono"/>
+          <w:lang w:val="en-US"/>
+        </w:rPr>
+        <w:pict w14:anchorId="2424FF99">
+          <v:rect id="_x0000_i1029" style="width:0;height:1.5pt" o:hralign="center" o:hrstd="t" o:hr="t" fillcolor="#a0a0a0" stroked="f"/>
+        </w:pict>
+      </w:r>
+    </w:p>
+    <w:p>
+      <w:pPr>
+        <w:rPr>
+          <w:rFonts w:ascii="Roboto Mono" w:hAnsi="Roboto Mono"/>
+          <w:lang w:val="en-US"/>
+        </w:rPr>
+      </w:pPr>
+      <w:r>
+        <w:rPr>
+          <w:rFonts w:ascii="Segoe UI Emoji" w:hAnsi="Segoe UI Emoji" w:cs="Segoe UI Emoji"/>
+          <w:lang w:val="en-US"/>
+        </w:rPr>
+        <w:t>🔑</w:t>
+      </w:r>
+      <w:r>
+        <w:rPr>
+          <w:rFonts w:ascii="Roboto Mono" w:hAnsi="Roboto Mono"/>
+          <w:lang w:val="en-US"/>
+        </w:rPr>
+        <w:t xml:space="preserve"> </w:t>
+      </w:r>
+      <w:r>
+        <w:rPr>
+          <w:rFonts w:ascii="Roboto Mono" w:hAnsi="Roboto Mono"/>
+          <w:b/>
+          <w:bCs/>
+          <w:lang w:val="en-US"/>
+        </w:rPr>
+        <w:t>In short:</w:t>
+      </w:r>
+      <w:r>
+        <w:rPr>
+          <w:rFonts w:ascii="Roboto Mono" w:hAnsi="Roboto Mono"/>
+          <w:lang w:val="en-US"/>
+        </w:rPr>
+        <w:br/>
+        <w:t xml:space="preserve">The </w:t>
+      </w:r>
+      <w:r>
+        <w:rPr>
+          <w:rFonts w:ascii="Roboto Mono" w:hAnsi="Roboto Mono"/>
+          <w:b/>
+          <w:bCs/>
+          <w:lang w:val="en-US"/>
+        </w:rPr>
+        <w:t>Definition of Ready</w:t>
+      </w:r>
+      <w:r>
+        <w:rPr>
+          <w:rFonts w:ascii="Roboto Mono" w:hAnsi="Roboto Mono"/>
+          <w:lang w:val="en-US"/>
+        </w:rPr>
+        <w:t xml:space="preserve"> makes sure the team doesn’t start a story that’s vague, incomplete, or not testable. It reduces risk and sets the stage for smoother development and testing.</w:t>
+      </w:r>
+    </w:p>
+    <w:p>
+      <w:pPr>
+        <w:pStyle w:val="Heading2"/>
+        <w:keepNext w:val="0"/>
+        <w:keepLines w:val="0"/>
+        <w:spacing w:before="480"/>
+      </w:pPr>
+      <w:bookmarkStart w:id="4" w:name="_2n7it78m5nyf" w:colFirst="0" w:colLast="0"/>
+      <w:bookmarkEnd w:id="4"/>
+      <w:r>
+        <w:rPr>
+          <w:rFonts w:ascii="Andika" w:eastAsia="Andika" w:hAnsi="Andika" w:cs="Andika"/>
+        </w:rPr>
+        <w:lastRenderedPageBreak/>
+        <w:t>2️⃣ Exit Criteria</w:t>
+      </w:r>
+    </w:p>
+    <w:p>
+      <w:pPr>
+        <w:pStyle w:val="Heading3"/>
+        <w:keepNext w:val="0"/>
+        <w:keepLines w:val="0"/>
+      </w:pPr>
+      <w:bookmarkStart w:id="5" w:name="_ivko4rhhexri" w:colFirst="0" w:colLast="0"/>
+      <w:bookmarkEnd w:id="5"/>
+      <w:r>
+        <w:t>📌 Definition</w:t>
+      </w:r>
+    </w:p>
+    <w:p>
+      <w:pPr>
+        <w:spacing w:before="240" w:after="240"/>
+      </w:pPr>
+      <w:r>
+        <w:rPr>
+          <w:b/>
+          <w:shd w:val="clear" w:color="auto" w:fill="B7B7B7"/>
+        </w:rPr>
+        <w:t># Source</w:t>
+      </w:r>
+      <w:r>
+        <w:rPr>
+          <w:shd w:val="clear" w:color="auto" w:fill="B7B7B7"/>
+        </w:rPr>
+        <w:t xml:space="preserve">: </w:t>
+      </w:r>
+      <w:r>
+        <w:rPr>
+          <w:b/>
+          <w:shd w:val="clear" w:color="auto" w:fill="B7B7B7"/>
+        </w:rPr>
+        <w:t xml:space="preserve">Chatgot </w:t>
+      </w:r>
+      <w:r>
+        <w:rPr>
+          <w:b/>
+          <w:sz w:val="14"/>
+          <w:szCs w:val="14"/>
+          <w:shd w:val="clear" w:color="auto" w:fill="B7B7B7"/>
+        </w:rPr>
+        <w:t>(GPT</w:t>
+      </w:r>
+      <w:r>
+        <w:rPr>
+          <w:rFonts w:ascii="Cambria Math" w:hAnsi="Cambria Math" w:cs="Cambria Math"/>
+          <w:b/>
+          <w:sz w:val="14"/>
+          <w:szCs w:val="14"/>
+          <w:shd w:val="clear" w:color="auto" w:fill="B7B7B7"/>
+        </w:rPr>
+        <w:t>‑</w:t>
+      </w:r>
+      <w:r>
+        <w:rPr>
+          <w:b/>
+          <w:sz w:val="14"/>
+          <w:szCs w:val="14"/>
+          <w:shd w:val="clear" w:color="auto" w:fill="B7B7B7"/>
+        </w:rPr>
+        <w:t>5 Mini) at [8/17/2025]</w:t>
+      </w:r>
+    </w:p>
+    <w:p>
+      <w:pPr>
+        <w:spacing w:before="240" w:after="240"/>
+        <w:rPr>
+          <w:rFonts w:ascii="Roboto Mono" w:eastAsia="Roboto Mono" w:hAnsi="Roboto Mono" w:cs="Roboto Mono"/>
+        </w:rPr>
+      </w:pPr>
+      <w:r>
+        <w:rPr>
+          <w:rFonts w:ascii="Roboto Mono" w:eastAsia="Roboto Mono" w:hAnsi="Roboto Mono" w:cs="Roboto Mono"/>
+          <w:b/>
+        </w:rPr>
+        <w:t>Exit criteria</w:t>
+      </w:r>
+      <w:r>
+        <w:rPr>
+          <w:rFonts w:ascii="Roboto Mono" w:eastAsia="Roboto Mono" w:hAnsi="Roboto Mono" w:cs="Roboto Mono"/>
+        </w:rPr>
+        <w:t xml:space="preserve"> (also called </w:t>
+      </w:r>
+      <w:r>
+        <w:rPr>
+          <w:rFonts w:ascii="Roboto Mono" w:eastAsia="Roboto Mono" w:hAnsi="Roboto Mono" w:cs="Roboto Mono"/>
+          <w:b/>
+        </w:rPr>
+        <w:t>test completion criteria</w:t>
+      </w:r>
+      <w:r>
+        <w:rPr>
+          <w:rFonts w:ascii="Roboto Mono" w:eastAsia="Roboto Mono" w:hAnsi="Roboto Mono" w:cs="Roboto Mono"/>
+        </w:rPr>
+        <w:t xml:space="preserve">) are The </w:t>
+      </w:r>
+      <w:r>
+        <w:rPr>
+          <w:rFonts w:ascii="Roboto Mono" w:eastAsia="Roboto Mono" w:hAnsi="Roboto Mono" w:cs="Roboto Mono"/>
+          <w:b/>
+        </w:rPr>
+        <w:t>conditions that must be met before testing can be considered complete</w:t>
+      </w:r>
+      <w:r>
+        <w:rPr>
+          <w:rFonts w:ascii="Roboto Mono" w:eastAsia="Roboto Mono" w:hAnsi="Roboto Mono" w:cs="Roboto Mono"/>
+        </w:rPr>
+        <w:t>.</w:t>
+      </w:r>
+      <w:r>
+        <w:rPr>
+          <w:rFonts w:ascii="Roboto Mono" w:eastAsia="Roboto Mono" w:hAnsi="Roboto Mono" w:cs="Roboto Mono"/>
+        </w:rPr>
+        <w:br/>
+        <w:t xml:space="preserve"> It ensures that testing has achieved its goals before moving to the next phase (or releasing).</w:t>
+      </w:r>
+    </w:p>
+    <w:p>
+      <w:pPr>
+        <w:pStyle w:val="Heading3"/>
+        <w:keepNext w:val="0"/>
+        <w:keepLines w:val="0"/>
+      </w:pPr>
+      <w:bookmarkStart w:id="6" w:name="_l36s4gwkrfe1" w:colFirst="0" w:colLast="0"/>
+      <w:bookmarkEnd w:id="6"/>
+      <w:r>
+        <w:rPr>
+          <w:rFonts w:ascii="Arial Unicode MS" w:eastAsia="Arial Unicode MS" w:hAnsi="Arial Unicode MS" w:cs="Arial Unicode MS"/>
+        </w:rPr>
+        <w:t>✅ Examples</w:t>
+      </w:r>
+    </w:p>
+    <w:p>
+      <w:pPr>
+        <w:spacing w:before="240" w:after="240"/>
+      </w:pPr>
+      <w:r>
+        <w:rPr>
+          <w:b/>
+          <w:shd w:val="clear" w:color="auto" w:fill="B7B7B7"/>
+        </w:rPr>
+        <w:t># Source</w:t>
+      </w:r>
+      <w:r>
+        <w:rPr>
+          <w:shd w:val="clear" w:color="auto" w:fill="B7B7B7"/>
+        </w:rPr>
+        <w:t xml:space="preserve">: </w:t>
+      </w:r>
+      <w:r>
+        <w:rPr>
+          <w:b/>
+          <w:shd w:val="clear" w:color="auto" w:fill="B7B7B7"/>
+        </w:rPr>
+        <w:t xml:space="preserve">Chatgot </w:t>
+      </w:r>
+      <w:r>
+        <w:rPr>
+          <w:b/>
+          <w:sz w:val="14"/>
+          <w:szCs w:val="14"/>
+          <w:shd w:val="clear" w:color="auto" w:fill="B7B7B7"/>
+        </w:rPr>
+        <w:t>(GPT</w:t>
+      </w:r>
+      <w:r>
+        <w:rPr>
+          <w:rFonts w:ascii="Cambria Math" w:hAnsi="Cambria Math" w:cs="Cambria Math"/>
+          <w:b/>
+          <w:sz w:val="14"/>
+          <w:szCs w:val="14"/>
+          <w:shd w:val="clear" w:color="auto" w:fill="B7B7B7"/>
+        </w:rPr>
+        <w:t>‑</w:t>
+      </w:r>
+      <w:r>
+        <w:rPr>
+          <w:b/>
+          <w:sz w:val="14"/>
+          <w:szCs w:val="14"/>
+          <w:shd w:val="clear" w:color="auto" w:fill="B7B7B7"/>
+        </w:rPr>
+        <w:t>5 Mini) at [8/17/2025]</w:t>
+      </w:r>
+    </w:p>
+    <w:p>
+      <w:pPr>
+        <w:numPr>
+          <w:ilvl w:val="0"/>
+          <w:numId w:val="8"/>
+        </w:numPr>
+        <w:spacing w:before="240"/>
+        <w:rPr>
+          <w:rFonts w:ascii="Roboto Mono" w:eastAsia="Roboto Mono" w:hAnsi="Roboto Mono" w:cs="Roboto Mono"/>
+        </w:rPr>
+      </w:pPr>
+      <w:r>
+        <w:rPr>
+          <w:rFonts w:ascii="Roboto Mono" w:eastAsia="Roboto Mono" w:hAnsi="Roboto Mono" w:cs="Roboto Mono"/>
+        </w:rPr>
+        <w:t>All planned test cases executed.</w:t>
+      </w:r>
+      <w:r>
+        <w:rPr>
+          <w:rFonts w:ascii="Roboto Mono" w:eastAsia="Roboto Mono" w:hAnsi="Roboto Mono" w:cs="Roboto Mono"/>
+        </w:rPr>
+        <w:br/>
+      </w:r>
+    </w:p>
+    <w:p>
+      <w:pPr>
+        <w:numPr>
+          <w:ilvl w:val="0"/>
+          <w:numId w:val="8"/>
+        </w:numPr>
+        <w:rPr>
+          <w:rFonts w:ascii="Roboto Mono" w:eastAsia="Roboto Mono" w:hAnsi="Roboto Mono" w:cs="Roboto Mono"/>
+        </w:rPr>
+      </w:pPr>
+      <w:r>
+        <w:rPr>
+          <w:rFonts w:ascii="Roboto Mono" w:eastAsia="Roboto Mono" w:hAnsi="Roboto Mono" w:cs="Roboto Mono"/>
+        </w:rPr>
+        <w:t>95% of test cases passed.</w:t>
+      </w:r>
+      <w:r>
+        <w:rPr>
+          <w:rFonts w:ascii="Roboto Mono" w:eastAsia="Roboto Mono" w:hAnsi="Roboto Mono" w:cs="Roboto Mono"/>
+        </w:rPr>
+        <w:br/>
+      </w:r>
+    </w:p>
+    <w:p>
+      <w:pPr>
+        <w:numPr>
+          <w:ilvl w:val="0"/>
+          <w:numId w:val="8"/>
+        </w:numPr>
+        <w:rPr>
+          <w:rFonts w:ascii="Roboto Mono" w:eastAsia="Roboto Mono" w:hAnsi="Roboto Mono" w:cs="Roboto Mono"/>
+        </w:rPr>
+      </w:pPr>
+      <w:r>
+        <w:rPr>
+          <w:rFonts w:ascii="Roboto Mono" w:eastAsia="Roboto Mono" w:hAnsi="Roboto Mono" w:cs="Roboto Mono"/>
+        </w:rPr>
+        <w:t>No open Severity-1 or Severity-2 defects.</w:t>
+      </w:r>
+      <w:r>
+        <w:rPr>
+          <w:rFonts w:ascii="Roboto Mono" w:eastAsia="Roboto Mono" w:hAnsi="Roboto Mono" w:cs="Roboto Mono"/>
+        </w:rPr>
+        <w:br/>
+      </w:r>
+    </w:p>
+    <w:p>
+      <w:pPr>
+        <w:numPr>
+          <w:ilvl w:val="0"/>
+          <w:numId w:val="8"/>
+        </w:numPr>
+        <w:rPr>
+          <w:rFonts w:ascii="Roboto Mono" w:eastAsia="Roboto Mono" w:hAnsi="Roboto Mono" w:cs="Roboto Mono"/>
+        </w:rPr>
+      </w:pPr>
+      <w:r>
+        <w:rPr>
+          <w:rFonts w:ascii="Nova Mono" w:eastAsia="Nova Mono" w:hAnsi="Nova Mono" w:cs="Nova Mono"/>
+        </w:rPr>
+        <w:t>Test coverage ≥ 90%.</w:t>
+      </w:r>
+      <w:r>
+        <w:rPr>
+          <w:rFonts w:ascii="Nova Mono" w:eastAsia="Nova Mono" w:hAnsi="Nova Mono" w:cs="Nova Mono"/>
+        </w:rPr>
+        <w:br/>
+      </w:r>
+    </w:p>
+    <w:p>
+      <w:pPr>
+        <w:numPr>
+          <w:ilvl w:val="0"/>
+          <w:numId w:val="8"/>
+        </w:numPr>
+        <w:spacing w:after="240"/>
+        <w:rPr>
+          <w:rFonts w:ascii="Roboto Mono" w:eastAsia="Roboto Mono" w:hAnsi="Roboto Mono" w:cs="Roboto Mono"/>
+        </w:rPr>
+      </w:pPr>
+      <w:r>
+        <w:rPr>
+          <w:rFonts w:ascii="Roboto Mono" w:eastAsia="Roboto Mono" w:hAnsi="Roboto Mono" w:cs="Roboto Mono"/>
+        </w:rPr>
+        <w:t>Test summary report prepared and signed off.</w:t>
+      </w:r>
+      <w:r>
+        <w:rPr>
+          <w:rFonts w:ascii="Roboto Mono" w:eastAsia="Roboto Mono" w:hAnsi="Roboto Mono" w:cs="Roboto Mono"/>
+        </w:rPr>
+        <w:br/>
+      </w:r>
+    </w:p>
+    <w:p>
+      <w:pPr>
+        <w:spacing w:before="240" w:after="240"/>
+        <w:rPr>
+          <w:rFonts w:ascii="Roboto Mono" w:eastAsia="Roboto Mono" w:hAnsi="Roboto Mono" w:cs="Roboto Mono"/>
+        </w:rPr>
+      </w:pPr>
+      <w:r>
+        <w:rPr>
+          <w:rFonts w:ascii="Roboto Mono" w:eastAsia="Roboto Mono" w:hAnsi="Roboto Mono" w:cs="Roboto Mono"/>
+        </w:rPr>
+        <w:t xml:space="preserve">👉 </w:t>
+      </w:r>
+      <w:r>
+        <w:rPr>
+          <w:rFonts w:ascii="Roboto Mono" w:eastAsia="Roboto Mono" w:hAnsi="Roboto Mono" w:cs="Roboto Mono"/>
+          <w:b/>
+        </w:rPr>
+        <w:t>Simple Example:</w:t>
+      </w:r>
+      <w:r>
+        <w:rPr>
+          <w:rFonts w:ascii="Roboto Mono" w:eastAsia="Roboto Mono" w:hAnsi="Roboto Mono" w:cs="Roboto Mono"/>
+        </w:rPr>
+        <w:t xml:space="preserve"> For the “Login Feature,” the </w:t>
+      </w:r>
+      <w:r>
+        <w:rPr>
+          <w:rFonts w:ascii="Roboto Mono" w:eastAsia="Roboto Mono" w:hAnsi="Roboto Mono" w:cs="Roboto Mono"/>
+          <w:b/>
+        </w:rPr>
+        <w:t>exit criteria</w:t>
+      </w:r>
+      <w:r>
+        <w:rPr>
+          <w:rFonts w:ascii="Roboto Mono" w:eastAsia="Roboto Mono" w:hAnsi="Roboto Mono" w:cs="Roboto Mono"/>
+        </w:rPr>
+        <w:t xml:space="preserve"> could be:</w:t>
+      </w:r>
+    </w:p>
+    <w:p>
+      <w:pPr>
+        <w:numPr>
+          <w:ilvl w:val="0"/>
+          <w:numId w:val="4"/>
+        </w:numPr>
+        <w:spacing w:before="240"/>
+        <w:rPr>
+          <w:rFonts w:ascii="Roboto Mono" w:eastAsia="Roboto Mono" w:hAnsi="Roboto Mono" w:cs="Roboto Mono"/>
+        </w:rPr>
+      </w:pPr>
+      <w:r>
+        <w:rPr>
+          <w:rFonts w:ascii="Roboto Mono" w:eastAsia="Roboto Mono" w:hAnsi="Roboto Mono" w:cs="Roboto Mono"/>
+        </w:rPr>
+        <w:t>All login test cases executed and passed.</w:t>
+      </w:r>
+      <w:r>
+        <w:rPr>
+          <w:rFonts w:ascii="Roboto Mono" w:eastAsia="Roboto Mono" w:hAnsi="Roboto Mono" w:cs="Roboto Mono"/>
+        </w:rPr>
+        <w:br/>
+      </w:r>
+    </w:p>
+    <w:p>
+      <w:pPr>
+        <w:numPr>
+          <w:ilvl w:val="0"/>
+          <w:numId w:val="4"/>
+        </w:numPr>
+        <w:rPr>
+          <w:rFonts w:ascii="Roboto Mono" w:eastAsia="Roboto Mono" w:hAnsi="Roboto Mono" w:cs="Roboto Mono"/>
+        </w:rPr>
+      </w:pPr>
+      <w:r>
+        <w:rPr>
+          <w:rFonts w:ascii="Roboto Mono" w:eastAsia="Roboto Mono" w:hAnsi="Roboto Mono" w:cs="Roboto Mono"/>
+        </w:rPr>
+        <w:t>No critical login defects remain open.</w:t>
+      </w:r>
+      <w:r>
+        <w:rPr>
+          <w:rFonts w:ascii="Roboto Mono" w:eastAsia="Roboto Mono" w:hAnsi="Roboto Mono" w:cs="Roboto Mono"/>
+        </w:rPr>
+        <w:br/>
+      </w:r>
+    </w:p>
+    <w:p>
+      <w:pPr>
+        <w:numPr>
+          <w:ilvl w:val="0"/>
+          <w:numId w:val="4"/>
+        </w:numPr>
+        <w:spacing w:after="240"/>
+        <w:rPr>
+          <w:rFonts w:ascii="Roboto Mono" w:eastAsia="Roboto Mono" w:hAnsi="Roboto Mono" w:cs="Roboto Mono"/>
+        </w:rPr>
+      </w:pPr>
+      <w:r>
+        <w:rPr>
+          <w:rFonts w:ascii="Roboto Mono" w:eastAsia="Roboto Mono" w:hAnsi="Roboto Mono" w:cs="Roboto Mono"/>
+        </w:rPr>
+        <w:t>Regression tests for login completed successfully.</w:t>
+      </w:r>
+      <w:r>
+        <w:rPr>
+          <w:rFonts w:ascii="Roboto Mono" w:eastAsia="Roboto Mono" w:hAnsi="Roboto Mono" w:cs="Roboto Mono"/>
+        </w:rPr>
+        <w:br/>
+      </w:r>
+    </w:p>
+    <w:p>
+      <w:r>
+        <w:pict w14:anchorId="3A6E6481">
+          <v:rect id="_x0000_i1030" style="width:0;height:1.5pt" o:hralign="center" o:bullet="t" o:hrstd="t" o:hr="t" fillcolor="#a0a0a0" stroked="f"/>
+        </w:pict>
+      </w:r>
+    </w:p>
+    <w:p>
+      <w:pPr>
+        <w:pStyle w:val="Heading3"/>
+      </w:pPr>
+      <w:r>
+        <w:t>Definition of Done</w:t>
+      </w:r>
+    </w:p>
+    <w:p>
+      <w:pPr>
+        <w:spacing w:before="240" w:after="240"/>
+      </w:pPr>
+      <w:r>
+        <w:rPr>
+          <w:b/>
+          <w:shd w:val="clear" w:color="auto" w:fill="B7B7B7"/>
+        </w:rPr>
+        <w:t># Source</w:t>
+      </w:r>
+      <w:r>
+        <w:rPr>
+          <w:shd w:val="clear" w:color="auto" w:fill="B7B7B7"/>
+        </w:rPr>
+        <w:t xml:space="preserve">: </w:t>
+      </w:r>
+      <w:r>
+        <w:rPr>
+          <w:b/>
+          <w:shd w:val="clear" w:color="auto" w:fill="B7B7B7"/>
+        </w:rPr>
+        <w:t xml:space="preserve">Chatgot </w:t>
+      </w:r>
+      <w:r>
+        <w:rPr>
+          <w:b/>
+          <w:sz w:val="14"/>
+          <w:szCs w:val="14"/>
+          <w:shd w:val="clear" w:color="auto" w:fill="B7B7B7"/>
+        </w:rPr>
+        <w:t>(GPT</w:t>
+      </w:r>
+      <w:r>
+        <w:rPr>
+          <w:rFonts w:ascii="Cambria Math" w:hAnsi="Cambria Math" w:cs="Cambria Math"/>
+          <w:b/>
+          <w:sz w:val="14"/>
+          <w:szCs w:val="14"/>
+          <w:shd w:val="clear" w:color="auto" w:fill="B7B7B7"/>
+        </w:rPr>
+        <w:t>‑</w:t>
+      </w:r>
+      <w:r>
+        <w:rPr>
+          <w:b/>
+          <w:sz w:val="14"/>
+          <w:szCs w:val="14"/>
+          <w:shd w:val="clear" w:color="auto" w:fill="B7B7B7"/>
+        </w:rPr>
+        <w:t>5 Mini) at [9/14/2025]</w:t>
+      </w:r>
+    </w:p>
+    <w:p>
+      <w:pPr>
+        <w:rPr>
+          <w:rFonts w:ascii="Roboto Mono" w:hAnsi="Roboto Mono"/>
+          <w:lang w:val="en-US"/>
+        </w:rPr>
+      </w:pPr>
+      <w:r>
+        <w:rPr>
+          <w:rFonts w:ascii="Roboto Mono" w:hAnsi="Roboto Mono"/>
+          <w:b/>
+          <w:bCs/>
+          <w:lang w:val="en-US"/>
+        </w:rPr>
+        <w:lastRenderedPageBreak/>
+        <w:t>Definition of Done (DoD)</w:t>
+      </w:r>
+      <w:r>
+        <w:rPr>
+          <w:rFonts w:ascii="Roboto Mono" w:hAnsi="Roboto Mono"/>
+          <w:lang w:val="en-US"/>
+        </w:rPr>
+        <w:t xml:space="preserve"> in Agile is a </w:t>
+      </w:r>
+      <w:r>
+        <w:rPr>
+          <w:rFonts w:ascii="Roboto Mono" w:hAnsi="Roboto Mono"/>
+          <w:b/>
+          <w:bCs/>
+          <w:lang w:val="en-US"/>
+        </w:rPr>
+        <w:t>shared agreement within the team</w:t>
+      </w:r>
+      <w:r>
+        <w:rPr>
+          <w:rFonts w:ascii="Roboto Mono" w:hAnsi="Roboto Mono"/>
+          <w:lang w:val="en-US"/>
+        </w:rPr>
+        <w:t xml:space="preserve"> that clearly defines the conditions a product backlog item (e.g., a user story, feature, or task) must meet to be considered </w:t>
+      </w:r>
+      <w:r>
+        <w:rPr>
+          <w:rFonts w:ascii="Roboto Mono" w:hAnsi="Roboto Mono"/>
+          <w:b/>
+          <w:bCs/>
+          <w:lang w:val="en-US"/>
+        </w:rPr>
+        <w:t>complete and releasable</w:t>
+      </w:r>
+      <w:r>
+        <w:rPr>
+          <w:rFonts w:ascii="Roboto Mono" w:hAnsi="Roboto Mono"/>
+          <w:lang w:val="en-US"/>
+        </w:rPr>
+        <w:t>.</w:t>
+      </w:r>
+    </w:p>
+    <w:p>
+      <w:pPr>
+        <w:rPr>
+          <w:rFonts w:ascii="Roboto Mono" w:hAnsi="Roboto Mono"/>
+          <w:lang w:val="en-US"/>
+        </w:rPr>
+      </w:pPr>
+      <w:r>
+        <w:rPr>
+          <w:rFonts w:ascii="Roboto Mono" w:hAnsi="Roboto Mono"/>
+          <w:lang w:val="en-US"/>
+        </w:rPr>
+        <w:pict w14:anchorId="38126D20">
+          <v:rect id="_x0000_i1031" style="width:0;height:1.5pt" o:hralign="center" o:hrstd="t" o:hr="t" fillcolor="#a0a0a0" stroked="f"/>
+        </w:pict>
+      </w:r>
+    </w:p>
+    <w:p>
+      <w:pPr>
+        <w:rPr>
+          <w:rFonts w:ascii="Roboto Mono" w:hAnsi="Roboto Mono"/>
+          <w:b/>
+          <w:bCs/>
+          <w:lang w:val="en-US"/>
+        </w:rPr>
+      </w:pPr>
+      <w:r>
+        <w:rPr>
+          <w:rFonts w:ascii="Segoe UI Emoji" w:hAnsi="Segoe UI Emoji" w:cs="Segoe UI Emoji"/>
+          <w:b/>
+          <w:bCs/>
+          <w:lang w:val="en-US"/>
+        </w:rPr>
+        <w:t>📌</w:t>
+      </w:r>
+      <w:r>
+        <w:rPr>
+          <w:rFonts w:ascii="Roboto Mono" w:hAnsi="Roboto Mono"/>
+          <w:b/>
+          <w:bCs/>
+          <w:lang w:val="en-US"/>
+        </w:rPr>
+        <w:t xml:space="preserve"> Key Points about DoD:</w:t>
+      </w:r>
+    </w:p>
+    <w:p>
+      <w:pPr>
+        <w:numPr>
+          <w:ilvl w:val="0"/>
+          <w:numId w:val="13"/>
+        </w:numPr>
+        <w:rPr>
+          <w:rFonts w:ascii="Roboto Mono" w:hAnsi="Roboto Mono"/>
+          <w:lang w:val="en-US"/>
+        </w:rPr>
+      </w:pPr>
+      <w:r>
+        <w:rPr>
+          <w:rFonts w:ascii="Roboto Mono" w:hAnsi="Roboto Mono"/>
+          <w:lang w:val="en-US"/>
+        </w:rPr>
+        <w:t xml:space="preserve">It’s an </w:t>
+      </w:r>
+      <w:r>
+        <w:rPr>
+          <w:rFonts w:ascii="Roboto Mono" w:hAnsi="Roboto Mono"/>
+          <w:b/>
+          <w:bCs/>
+          <w:lang w:val="en-US"/>
+        </w:rPr>
+        <w:t>exit criterion</w:t>
+      </w:r>
+      <w:r>
+        <w:rPr>
+          <w:rFonts w:ascii="Roboto Mono" w:hAnsi="Roboto Mono"/>
+          <w:lang w:val="en-US"/>
+        </w:rPr>
+        <w:t xml:space="preserve"> for development and testing.</w:t>
+      </w:r>
+    </w:p>
+    <w:p>
+      <w:pPr>
+        <w:numPr>
+          <w:ilvl w:val="0"/>
+          <w:numId w:val="13"/>
+        </w:numPr>
+        <w:rPr>
+          <w:rFonts w:ascii="Roboto Mono" w:hAnsi="Roboto Mono"/>
+          <w:lang w:val="en-US"/>
+        </w:rPr>
+      </w:pPr>
+      <w:r>
+        <w:rPr>
+          <w:rFonts w:ascii="Roboto Mono" w:hAnsi="Roboto Mono"/>
+          <w:lang w:val="en-US"/>
+        </w:rPr>
+        <w:t xml:space="preserve">Ensures </w:t>
+      </w:r>
+      <w:r>
+        <w:rPr>
+          <w:rFonts w:ascii="Roboto Mono" w:hAnsi="Roboto Mono"/>
+          <w:b/>
+          <w:bCs/>
+          <w:lang w:val="en-US"/>
+        </w:rPr>
+        <w:t>transparency</w:t>
+      </w:r>
+      <w:r>
+        <w:rPr>
+          <w:rFonts w:ascii="Roboto Mono" w:hAnsi="Roboto Mono"/>
+          <w:lang w:val="en-US"/>
+        </w:rPr>
+        <w:t>: everyone (team, Product Owner, stakeholders) has the same understanding of what “done” means.</w:t>
+      </w:r>
+    </w:p>
+    <w:p>
+      <w:pPr>
+        <w:numPr>
+          <w:ilvl w:val="0"/>
+          <w:numId w:val="13"/>
+        </w:numPr>
+        <w:rPr>
+          <w:rFonts w:ascii="Roboto Mono" w:hAnsi="Roboto Mono"/>
+          <w:lang w:val="en-US"/>
+        </w:rPr>
+      </w:pPr>
+      <w:r>
+        <w:rPr>
+          <w:rFonts w:ascii="Roboto Mono" w:hAnsi="Roboto Mono"/>
+          <w:lang w:val="en-US"/>
+        </w:rPr>
+        <w:t xml:space="preserve">Provides </w:t>
+      </w:r>
+      <w:r>
+        <w:rPr>
+          <w:rFonts w:ascii="Roboto Mono" w:hAnsi="Roboto Mono"/>
+          <w:b/>
+          <w:bCs/>
+          <w:lang w:val="en-US"/>
+        </w:rPr>
+        <w:t>objective quality checks</w:t>
+      </w:r>
+      <w:r>
+        <w:rPr>
+          <w:rFonts w:ascii="Roboto Mono" w:hAnsi="Roboto Mono"/>
+          <w:lang w:val="en-US"/>
+        </w:rPr>
+        <w:t xml:space="preserve"> before delivering an increment.</w:t>
+      </w:r>
+    </w:p>
+    <w:p>
+      <w:pPr>
+        <w:numPr>
+          <w:ilvl w:val="0"/>
+          <w:numId w:val="13"/>
+        </w:numPr>
+        <w:rPr>
+          <w:rFonts w:ascii="Roboto Mono" w:hAnsi="Roboto Mono"/>
+          <w:lang w:val="en-US"/>
+        </w:rPr>
+      </w:pPr>
+      <w:r>
+        <w:rPr>
+          <w:rFonts w:ascii="Roboto Mono" w:hAnsi="Roboto Mono"/>
+          <w:lang w:val="en-US"/>
+        </w:rPr>
+        <w:t>Helps avoid misunderstandings like “it works on my machine” or “code is done but not tested.”</w:t>
+      </w:r>
+    </w:p>
+    <w:p>
+      <w:pPr>
+        <w:rPr>
+          <w:rFonts w:ascii="Roboto Mono" w:hAnsi="Roboto Mono"/>
+          <w:lang w:val="en-US"/>
+        </w:rPr>
+      </w:pPr>
+      <w:r>
+        <w:rPr>
+          <w:rFonts w:ascii="Roboto Mono" w:hAnsi="Roboto Mono"/>
+          <w:lang w:val="en-US"/>
+        </w:rPr>
+        <w:pict w14:anchorId="35F12A4F">
+          <v:rect id="_x0000_i1032" style="width:0;height:1.5pt" o:hralign="center" o:hrstd="t" o:hr="t" fillcolor="#a0a0a0" stroked="f"/>
+        </w:pict>
+      </w:r>
+    </w:p>
+    <w:p>
+      <w:pPr>
+        <w:rPr>
+          <w:rFonts w:ascii="Roboto Mono" w:hAnsi="Roboto Mono"/>
+          <w:b/>
+          <w:bCs/>
+          <w:lang w:val="en-US"/>
+        </w:rPr>
+      </w:pPr>
+      <w:r>
+        <w:rPr>
+          <w:rFonts w:ascii="Segoe UI Emoji" w:hAnsi="Segoe UI Emoji" w:cs="Segoe UI Emoji"/>
+          <w:b/>
+          <w:bCs/>
+          <w:lang w:val="en-US"/>
+        </w:rPr>
+        <w:t>✅</w:t>
+      </w:r>
+      <w:r>
+        <w:rPr>
+          <w:rFonts w:ascii="Roboto Mono" w:hAnsi="Roboto Mono"/>
+          <w:b/>
+          <w:bCs/>
+          <w:lang w:val="en-US"/>
+        </w:rPr>
+        <w:t xml:space="preserve"> Examples of DoD:</w:t>
+      </w:r>
+    </w:p>
+    <w:p>
+      <w:pPr>
+        <w:rPr>
+          <w:rFonts w:ascii="Roboto Mono" w:hAnsi="Roboto Mono"/>
+          <w:lang w:val="en-US"/>
+        </w:rPr>
+      </w:pPr>
+      <w:r>
+        <w:rPr>
+          <w:rFonts w:ascii="Roboto Mono" w:hAnsi="Roboto Mono"/>
+          <w:lang w:val="en-US"/>
+        </w:rPr>
+        <w:t xml:space="preserve">A user story is </w:t>
+      </w:r>
+      <w:r>
+        <w:rPr>
+          <w:rFonts w:ascii="Roboto Mono" w:hAnsi="Roboto Mono"/>
+          <w:b/>
+          <w:bCs/>
+          <w:lang w:val="en-US"/>
+        </w:rPr>
+        <w:t>Done</w:t>
+      </w:r>
+      <w:r>
+        <w:rPr>
+          <w:rFonts w:ascii="Roboto Mono" w:hAnsi="Roboto Mono"/>
+          <w:lang w:val="en-US"/>
+        </w:rPr>
+        <w:t xml:space="preserve"> when:</w:t>
+      </w:r>
+    </w:p>
+    <w:p>
+      <w:pPr>
+        <w:numPr>
+          <w:ilvl w:val="0"/>
+          <w:numId w:val="14"/>
+        </w:numPr>
+        <w:rPr>
+          <w:rFonts w:ascii="Roboto Mono" w:hAnsi="Roboto Mono"/>
+          <w:lang w:val="en-US"/>
+        </w:rPr>
+      </w:pPr>
+      <w:r>
+        <w:rPr>
+          <w:rFonts w:ascii="Roboto Mono" w:hAnsi="Roboto Mono"/>
+          <w:lang w:val="en-US"/>
+        </w:rPr>
+        <w:t xml:space="preserve">All </w:t>
+      </w:r>
+      <w:r>
+        <w:rPr>
+          <w:rFonts w:ascii="Roboto Mono" w:hAnsi="Roboto Mono"/>
+          <w:b/>
+          <w:bCs/>
+          <w:lang w:val="en-US"/>
+        </w:rPr>
+        <w:t>acceptance criteria</w:t>
+      </w:r>
+      <w:r>
+        <w:rPr>
+          <w:rFonts w:ascii="Roboto Mono" w:hAnsi="Roboto Mono"/>
+          <w:lang w:val="en-US"/>
+        </w:rPr>
+        <w:t xml:space="preserve"> are met.</w:t>
+      </w:r>
+    </w:p>
+    <w:p>
+      <w:pPr>
+        <w:numPr>
+          <w:ilvl w:val="0"/>
+          <w:numId w:val="14"/>
+        </w:numPr>
+        <w:rPr>
+          <w:rFonts w:ascii="Roboto Mono" w:hAnsi="Roboto Mono"/>
+          <w:lang w:val="en-US"/>
+        </w:rPr>
+      </w:pPr>
+      <w:r>
+        <w:rPr>
+          <w:rFonts w:ascii="Roboto Mono" w:hAnsi="Roboto Mono"/>
+          <w:lang w:val="en-US"/>
+        </w:rPr>
+        <w:t>Code is written, reviewed, and merged.</w:t>
+      </w:r>
+    </w:p>
+    <w:p>
+      <w:pPr>
+        <w:numPr>
+          <w:ilvl w:val="0"/>
+          <w:numId w:val="14"/>
+        </w:numPr>
+        <w:rPr>
+          <w:rFonts w:ascii="Roboto Mono" w:hAnsi="Roboto Mono"/>
+          <w:lang w:val="en-US"/>
+        </w:rPr>
+      </w:pPr>
+      <w:r>
+        <w:rPr>
+          <w:rFonts w:ascii="Roboto Mono" w:hAnsi="Roboto Mono"/>
+          <w:lang w:val="en-US"/>
+        </w:rPr>
+        <w:t>Unit and integration tests are implemented and passed.</w:t>
+      </w:r>
+    </w:p>
+    <w:p>
+      <w:pPr>
+        <w:numPr>
+          <w:ilvl w:val="0"/>
+          <w:numId w:val="14"/>
+        </w:numPr>
+        <w:rPr>
+          <w:rFonts w:ascii="Roboto Mono" w:hAnsi="Roboto Mono"/>
+          <w:lang w:val="en-US"/>
+        </w:rPr>
+      </w:pPr>
+      <w:r>
+        <w:rPr>
+          <w:rFonts w:ascii="Roboto Mono" w:hAnsi="Roboto Mono"/>
+          <w:lang w:val="en-US"/>
+        </w:rPr>
+        <w:t>Regression tests are executed with no critical defects.</w:t>
+      </w:r>
+    </w:p>
+    <w:p>
+      <w:pPr>
+        <w:numPr>
+          <w:ilvl w:val="0"/>
+          <w:numId w:val="14"/>
+        </w:numPr>
+        <w:rPr>
+          <w:rFonts w:ascii="Roboto Mono" w:hAnsi="Roboto Mono"/>
+          <w:lang w:val="en-US"/>
+        </w:rPr>
+      </w:pPr>
+      <w:r>
+        <w:rPr>
+          <w:rFonts w:ascii="Roboto Mono" w:hAnsi="Roboto Mono"/>
+          <w:lang w:val="en-US"/>
+        </w:rPr>
+        <w:t>Documentation (if required) is updated.</w:t>
+      </w:r>
+    </w:p>
+    <w:p>
+      <w:pPr>
+        <w:numPr>
+          <w:ilvl w:val="0"/>
+          <w:numId w:val="14"/>
+        </w:numPr>
+        <w:rPr>
+          <w:rFonts w:ascii="Roboto Mono" w:hAnsi="Roboto Mono"/>
+          <w:lang w:val="en-US"/>
+        </w:rPr>
+      </w:pPr>
+      <w:r>
+        <w:rPr>
+          <w:rFonts w:ascii="Roboto Mono" w:hAnsi="Roboto Mono"/>
+          <w:lang w:val="en-US"/>
+        </w:rPr>
+        <w:t>The increment is potentially shippable/releasable.</w:t>
+      </w:r>
+    </w:p>
+    <w:p>
+      <w:pPr>
+        <w:rPr>
+          <w:rFonts w:ascii="Roboto Mono" w:hAnsi="Roboto Mono"/>
+          <w:lang w:val="en-US"/>
+        </w:rPr>
+      </w:pPr>
+      <w:r>
+        <w:rPr>
+          <w:rFonts w:ascii="Roboto Mono" w:hAnsi="Roboto Mono"/>
+          <w:lang w:val="en-US"/>
+        </w:rPr>
+        <w:pict w14:anchorId="7FF0EFB0">
+          <v:rect id="_x0000_i1033" style="width:0;height:1.5pt" o:hralign="center" o:hrstd="t" o:hr="t" fillcolor="#a0a0a0" stroked="f"/>
+        </w:pict>
+      </w:r>
+    </w:p>
+    <w:p>
+      <w:pPr>
+        <w:rPr>
+          <w:rFonts w:ascii="Roboto Mono" w:hAnsi="Roboto Mono"/>
+          <w:lang w:val="en-US"/>
+        </w:rPr>
+      </w:pPr>
+      <w:r>
+        <w:rPr>
+          <w:rFonts w:ascii="Segoe UI Emoji" w:hAnsi="Segoe UI Emoji" w:cs="Segoe UI Emoji"/>
+          <w:lang w:val="en-US"/>
+        </w:rPr>
+        <w:t>🔑</w:t>
+      </w:r>
+      <w:r>
+        <w:rPr>
+          <w:rFonts w:ascii="Roboto Mono" w:hAnsi="Roboto Mono"/>
+          <w:lang w:val="en-US"/>
+        </w:rPr>
+        <w:t xml:space="preserve"> </w:t>
+      </w:r>
+      <w:r>
+        <w:rPr>
+          <w:rFonts w:ascii="Roboto Mono" w:hAnsi="Roboto Mono"/>
+          <w:b/>
+          <w:bCs/>
+          <w:lang w:val="en-US"/>
+        </w:rPr>
+        <w:t>In short:</w:t>
+      </w:r>
+      <w:r>
+        <w:rPr>
+          <w:rFonts w:ascii="Roboto Mono" w:hAnsi="Roboto Mono"/>
+          <w:lang w:val="en-US"/>
+        </w:rPr>
+        <w:br/>
+        <w:t xml:space="preserve">The </w:t>
+      </w:r>
+      <w:r>
+        <w:rPr>
+          <w:rFonts w:ascii="Roboto Mono" w:hAnsi="Roboto Mono"/>
+          <w:b/>
+          <w:bCs/>
+          <w:lang w:val="en-US"/>
+        </w:rPr>
+        <w:t>Definition of Done</w:t>
+      </w:r>
+      <w:r>
+        <w:rPr>
+          <w:rFonts w:ascii="Roboto Mono" w:hAnsi="Roboto Mono"/>
+          <w:lang w:val="en-US"/>
+        </w:rPr>
+        <w:t xml:space="preserve"> is a checklist that ensures the team delivers </w:t>
+      </w:r>
+      <w:r>
+        <w:rPr>
+          <w:rFonts w:ascii="Roboto Mono" w:hAnsi="Roboto Mono"/>
+          <w:b/>
+          <w:bCs/>
+          <w:lang w:val="en-US"/>
+        </w:rPr>
+        <w:t>high-quality, completed work</w:t>
+      </w:r>
+      <w:r>
+        <w:rPr>
+          <w:rFonts w:ascii="Roboto Mono" w:hAnsi="Roboto Mono"/>
+          <w:lang w:val="en-US"/>
+        </w:rPr>
+        <w:t xml:space="preserve"> that could be released to users at the end of the iteration/sprint.</w:t>
+      </w:r>
+    </w:p>
+    <w:p>
+      <w:pPr>
+        <w:pStyle w:val="Heading2"/>
+        <w:keepNext w:val="0"/>
+        <w:keepLines w:val="0"/>
+        <w:spacing w:before="480"/>
+      </w:pPr>
+      <w:bookmarkStart w:id="7" w:name="_okljvkc9ihlk" w:colFirst="0" w:colLast="0"/>
+      <w:bookmarkEnd w:id="7"/>
+      <w:r>
+        <w:rPr>
+          <w:rFonts w:ascii="Andika" w:eastAsia="Andika" w:hAnsi="Andika" w:cs="Andika"/>
+        </w:rPr>
+        <w:t>3️⃣ Acceptance Criteria</w:t>
+      </w:r>
+    </w:p>
+    <w:p>
+      <w:pPr>
+        <w:pStyle w:val="Heading3"/>
+        <w:keepNext w:val="0"/>
+        <w:keepLines w:val="0"/>
+      </w:pPr>
+      <w:bookmarkStart w:id="8" w:name="_n4hqdds61lso" w:colFirst="0" w:colLast="0"/>
+      <w:bookmarkEnd w:id="8"/>
+      <w:r>
+        <w:t>📌 Definition</w:t>
+      </w:r>
+    </w:p>
+    <w:p>
+      <w:pPr>
+        <w:spacing w:before="240" w:after="240"/>
+      </w:pPr>
+      <w:r>
+        <w:rPr>
+          <w:b/>
+          <w:shd w:val="clear" w:color="auto" w:fill="B7B7B7"/>
+        </w:rPr>
+        <w:t># Source</w:t>
+      </w:r>
+      <w:r>
+        <w:rPr>
+          <w:shd w:val="clear" w:color="auto" w:fill="B7B7B7"/>
+        </w:rPr>
+        <w:t xml:space="preserve">: </w:t>
+      </w:r>
+      <w:r>
+        <w:rPr>
+          <w:b/>
+          <w:shd w:val="clear" w:color="auto" w:fill="B7B7B7"/>
+        </w:rPr>
+        <w:t xml:space="preserve">Chatgot </w:t>
+      </w:r>
+      <w:r>
+        <w:rPr>
+          <w:b/>
+          <w:sz w:val="14"/>
+          <w:szCs w:val="14"/>
+          <w:shd w:val="clear" w:color="auto" w:fill="B7B7B7"/>
+        </w:rPr>
+        <w:t>(GPT</w:t>
+      </w:r>
+      <w:r>
+        <w:rPr>
+          <w:rFonts w:ascii="Cambria Math" w:hAnsi="Cambria Math" w:cs="Cambria Math"/>
+          <w:b/>
+          <w:sz w:val="14"/>
+          <w:szCs w:val="14"/>
+          <w:shd w:val="clear" w:color="auto" w:fill="B7B7B7"/>
+        </w:rPr>
+        <w:t>‑</w:t>
+      </w:r>
+      <w:r>
+        <w:rPr>
+          <w:b/>
+          <w:sz w:val="14"/>
+          <w:szCs w:val="14"/>
+          <w:shd w:val="clear" w:color="auto" w:fill="B7B7B7"/>
+        </w:rPr>
+        <w:t>5 Mini) at [8/17/2025]</w:t>
+      </w:r>
+    </w:p>
+    <w:p>
+      <w:pPr>
+        <w:spacing w:before="240" w:after="240"/>
+        <w:rPr>
+          <w:rFonts w:ascii="Roboto Mono" w:eastAsia="Roboto Mono" w:hAnsi="Roboto Mono" w:cs="Roboto Mono"/>
+        </w:rPr>
+      </w:pPr>
+      <w:r>
+        <w:rPr>
+          <w:rFonts w:ascii="Roboto Mono" w:eastAsia="Roboto Mono" w:hAnsi="Roboto Mono" w:cs="Roboto Mono"/>
+        </w:rPr>
+        <w:t xml:space="preserve">The </w:t>
+      </w:r>
+      <w:r>
+        <w:rPr>
+          <w:rFonts w:ascii="Roboto Mono" w:eastAsia="Roboto Mono" w:hAnsi="Roboto Mono" w:cs="Roboto Mono"/>
+          <w:b/>
+        </w:rPr>
+        <w:t>conditions that a software product must meet to be accepted by the customer/business</w:t>
+      </w:r>
+      <w:r>
+        <w:rPr>
+          <w:rFonts w:ascii="Roboto Mono" w:eastAsia="Roboto Mono" w:hAnsi="Roboto Mono" w:cs="Roboto Mono"/>
+        </w:rPr>
+        <w:t>.</w:t>
+      </w:r>
+      <w:r>
+        <w:rPr>
+          <w:rFonts w:ascii="Roboto Mono" w:eastAsia="Roboto Mono" w:hAnsi="Roboto Mono" w:cs="Roboto Mono"/>
+        </w:rPr>
+        <w:br/>
+        <w:t xml:space="preserve"> It is defined for each </w:t>
+      </w:r>
+      <w:r>
+        <w:rPr>
+          <w:rFonts w:ascii="Roboto Mono" w:eastAsia="Roboto Mono" w:hAnsi="Roboto Mono" w:cs="Roboto Mono"/>
+          <w:b/>
+        </w:rPr>
+        <w:t>user story or requirement</w:t>
+      </w:r>
+      <w:r>
+        <w:rPr>
+          <w:rFonts w:ascii="Roboto Mono" w:eastAsia="Roboto Mono" w:hAnsi="Roboto Mono" w:cs="Roboto Mono"/>
+        </w:rPr>
+        <w:t xml:space="preserve"> and is business-focused (not just testing-focused).</w:t>
+      </w:r>
+    </w:p>
+    <w:p>
+      <w:pPr>
+        <w:numPr>
+          <w:ilvl w:val="0"/>
+          <w:numId w:val="6"/>
+        </w:numPr>
+        <w:spacing w:before="240"/>
+      </w:pPr>
+      <w:r>
+        <w:rPr>
+          <w:rFonts w:ascii="Roboto Mono" w:eastAsia="Roboto Mono" w:hAnsi="Roboto Mono" w:cs="Roboto Mono"/>
+        </w:rPr>
+        <w:lastRenderedPageBreak/>
+        <w:t xml:space="preserve">Used in </w:t>
+      </w:r>
+      <w:r>
+        <w:rPr>
+          <w:rFonts w:ascii="Roboto Mono" w:eastAsia="Roboto Mono" w:hAnsi="Roboto Mono" w:cs="Roboto Mono"/>
+          <w:b/>
+        </w:rPr>
+        <w:t>Agile</w:t>
+      </w:r>
+      <w:r>
+        <w:rPr>
+          <w:rFonts w:ascii="Roboto Mono" w:eastAsia="Roboto Mono" w:hAnsi="Roboto Mono" w:cs="Roboto Mono"/>
+        </w:rPr>
+        <w:t>: part of user stories.</w:t>
+      </w:r>
+      <w:r>
+        <w:rPr>
+          <w:rFonts w:ascii="Roboto Mono" w:eastAsia="Roboto Mono" w:hAnsi="Roboto Mono" w:cs="Roboto Mono"/>
+        </w:rPr>
+        <w:br/>
+      </w:r>
+    </w:p>
+    <w:p>
+      <w:pPr>
+        <w:numPr>
+          <w:ilvl w:val="0"/>
+          <w:numId w:val="6"/>
+        </w:numPr>
+        <w:spacing w:after="240"/>
+      </w:pPr>
+      <w:r>
+        <w:rPr>
+          <w:rFonts w:ascii="Roboto Mono" w:eastAsia="Roboto Mono" w:hAnsi="Roboto Mono" w:cs="Roboto Mono"/>
+        </w:rPr>
+        <w:t xml:space="preserve">Ensures the feature delivers </w:t>
+      </w:r>
+      <w:r>
+        <w:rPr>
+          <w:rFonts w:ascii="Roboto Mono" w:eastAsia="Roboto Mono" w:hAnsi="Roboto Mono" w:cs="Roboto Mono"/>
+          <w:b/>
+        </w:rPr>
+        <w:t>business value</w:t>
+      </w:r>
+      <w:r>
+        <w:rPr>
+          <w:rFonts w:ascii="Roboto Mono" w:eastAsia="Roboto Mono" w:hAnsi="Roboto Mono" w:cs="Roboto Mono"/>
+        </w:rPr>
+        <w:t>.</w:t>
+      </w:r>
+      <w:r>
+        <w:br/>
+      </w:r>
+    </w:p>
+    <w:p>
+      <w:pPr>
+        <w:pStyle w:val="Heading3"/>
+        <w:keepNext w:val="0"/>
+        <w:keepLines w:val="0"/>
+      </w:pPr>
+      <w:bookmarkStart w:id="9" w:name="_bra743aewh0x" w:colFirst="0" w:colLast="0"/>
+      <w:bookmarkEnd w:id="9"/>
+      <w:r>
+        <w:rPr>
+          <w:rFonts w:ascii="Arial Unicode MS" w:eastAsia="Arial Unicode MS" w:hAnsi="Arial Unicode MS" w:cs="Arial Unicode MS"/>
+        </w:rPr>
+        <w:t>✅ Examples</w:t>
+      </w:r>
+    </w:p>
+    <w:p>
+      <w:pPr>
+        <w:spacing w:before="240" w:after="240"/>
+      </w:pPr>
+      <w:r>
+        <w:rPr>
+          <w:b/>
+          <w:shd w:val="clear" w:color="auto" w:fill="B7B7B7"/>
+        </w:rPr>
+        <w:t># Source</w:t>
+      </w:r>
+      <w:r>
+        <w:rPr>
+          <w:shd w:val="clear" w:color="auto" w:fill="B7B7B7"/>
+        </w:rPr>
+        <w:t xml:space="preserve">: </w:t>
+      </w:r>
+      <w:r>
+        <w:rPr>
+          <w:b/>
+          <w:shd w:val="clear" w:color="auto" w:fill="B7B7B7"/>
+        </w:rPr>
+        <w:t xml:space="preserve">Chatgot </w:t>
+      </w:r>
+      <w:r>
+        <w:rPr>
+          <w:b/>
+          <w:sz w:val="14"/>
+          <w:szCs w:val="14"/>
+          <w:shd w:val="clear" w:color="auto" w:fill="B7B7B7"/>
+        </w:rPr>
+        <w:t>(GPT</w:t>
+      </w:r>
+      <w:r>
+        <w:rPr>
+          <w:rFonts w:ascii="Cambria Math" w:hAnsi="Cambria Math" w:cs="Cambria Math"/>
+          <w:b/>
+          <w:sz w:val="14"/>
+          <w:szCs w:val="14"/>
+          <w:shd w:val="clear" w:color="auto" w:fill="B7B7B7"/>
+        </w:rPr>
+        <w:t>‑</w:t>
+      </w:r>
+      <w:r>
+        <w:rPr>
+          <w:b/>
+          <w:sz w:val="14"/>
+          <w:szCs w:val="14"/>
+          <w:shd w:val="clear" w:color="auto" w:fill="B7B7B7"/>
+        </w:rPr>
+        <w:t>5 Mini) at [8/17/2025]</w:t>
       </w:r>
     </w:p>
     <w:p>
@@ -407,9 +2421,15 @@
       <w:r>
         <w:rPr>
           <w:rFonts w:ascii="Roboto Mono" w:eastAsia="Roboto Mono" w:hAnsi="Roboto Mono" w:cs="Roboto Mono"/>
-        </w:rPr>
-        <w:lastRenderedPageBreak/>
-        <w:t>Login page is developed and unit-tested.</w:t>
+          <w:i/>
+        </w:rPr>
+        <w:t>User Story:</w:t>
+      </w:r>
+      <w:r>
+        <w:rPr>
+          <w:rFonts w:ascii="Roboto Mono" w:eastAsia="Roboto Mono" w:hAnsi="Roboto Mono" w:cs="Roboto Mono"/>
+        </w:rPr>
+        <w:t xml:space="preserve"> “As a user, I want to log in to the website so that I can access my account.”</w:t>
       </w:r>
       <w:r>
         <w:rPr>
@@ -431,12 +2451,14 @@
       <w:r>
         <w:rPr>
           <w:rFonts w:ascii="Roboto Mono" w:eastAsia="Roboto Mono" w:hAnsi="Roboto Mono" w:cs="Roboto Mono"/>
-        </w:rPr>
-        <w:t>Test environment is up and stable.</w:t>
-      </w:r>
-      <w:r>
-        <w:rPr>
-          <w:rFonts w:ascii="Roboto Mono" w:eastAsia="Roboto Mono" w:hAnsi="Roboto Mono" w:cs="Roboto Mono"/>
+          <w:i/>
+        </w:rPr>
+        <w:t>Acceptance Criteria:</w:t>
+      </w:r>
+      <w:r>
+        <w:rPr>
+          <w:rFonts w:ascii="Roboto Mono" w:eastAsia="Roboto Mono" w:hAnsi="Roboto Mono" w:cs="Roboto Mono"/>
+          <w:i/>
         </w:rPr>
         <w:br/>
       </w:r>
@@ -444,1864 +2466,22 @@
     <w:p>
       <w:pPr>
         <w:numPr>
-          <w:ilvl w:val="0"/>
+          <w:ilvl w:val="1"/>
           <w:numId w:val="5"/>
         </w:numPr>
-        <w:spacing w:after="240"/>
-        <w:rPr>
-          <w:rFonts w:ascii="Roboto Mono" w:eastAsia="Roboto Mono" w:hAnsi="Roboto Mono" w:cs="Roboto Mono"/>
-        </w:rPr>
-      </w:pPr>
-      <w:r>
-        <w:rPr>
-          <w:rFonts w:ascii="Roboto Mono" w:eastAsia="Roboto Mono" w:hAnsi="Roboto Mono" w:cs="Roboto Mono"/>
-        </w:rPr>
-        <w:t>Test cases for login are ready.</w:t>
-      </w:r>
-      <w:r>
-        <w:rPr>
-          <w:rFonts w:ascii="Roboto Mono" w:eastAsia="Roboto Mono" w:hAnsi="Roboto Mono" w:cs="Roboto Mono"/>
-        </w:rPr>
-        <w:br/>
-      </w:r>
-    </w:p>
-    <w:p>
-      <w:r>
-        <w:pict w14:anchorId="402534CC">
-          <v:rect id="_x0000_i1137" style="width:0;height:1.5pt" o:hralign="center" o:bullet="t" o:hrstd="t" o:hr="t" fillcolor="#a0a0a0" stroked="f"/>
-        </w:pict>
-      </w:r>
-    </w:p>
-    <w:p>
-      <w:pPr>
-        <w:pStyle w:val="Heading3"/>
-      </w:pPr>
-      <w:r>
-        <w:t>Definition of Ready</w:t>
-      </w:r>
-    </w:p>
-    <w:p>
-      <w:pPr>
-        <w:spacing w:before="240" w:after="240"/>
-      </w:pPr>
-      <w:r>
-        <w:rPr>
-          <w:b/>
-          <w:shd w:val="clear" w:color="auto" w:fill="B7B7B7"/>
-        </w:rPr>
-        <w:t># Source</w:t>
-      </w:r>
-      <w:r>
-        <w:rPr>
-          <w:shd w:val="clear" w:color="auto" w:fill="B7B7B7"/>
-        </w:rPr>
-        <w:t xml:space="preserve">: </w:t>
-      </w:r>
-      <w:r>
-        <w:rPr>
-          <w:b/>
-          <w:shd w:val="clear" w:color="auto" w:fill="B7B7B7"/>
-        </w:rPr>
-        <w:t xml:space="preserve">Chatgot </w:t>
-      </w:r>
-      <w:r>
-        <w:rPr>
-          <w:b/>
-          <w:sz w:val="14"/>
-          <w:szCs w:val="14"/>
-          <w:shd w:val="clear" w:color="auto" w:fill="B7B7B7"/>
-        </w:rPr>
-        <w:t>(GPT-5-Standard) at [9/14/2025]</w:t>
-      </w:r>
-    </w:p>
-    <w:p>
-      <w:pPr>
-        <w:rPr>
-          <w:rFonts w:ascii="Roboto Mono" w:hAnsi="Roboto Mono"/>
-          <w:lang w:val="en-US"/>
-        </w:rPr>
-      </w:pPr>
-      <w:r>
-        <w:rPr>
-          <w:rFonts w:ascii="Roboto Mono" w:hAnsi="Roboto Mono"/>
-          <w:b/>
-          <w:bCs/>
-          <w:lang w:val="en-US"/>
-        </w:rPr>
-        <w:t>Definition of Ready (DoR)</w:t>
-      </w:r>
-      <w:r>
-        <w:rPr>
-          <w:rFonts w:ascii="Roboto Mono" w:hAnsi="Roboto Mono"/>
-          <w:lang w:val="en-US"/>
-        </w:rPr>
-        <w:t xml:space="preserve"> in Agile is a </w:t>
-      </w:r>
-      <w:r>
-        <w:rPr>
-          <w:rFonts w:ascii="Roboto Mono" w:hAnsi="Roboto Mono"/>
-          <w:b/>
-          <w:bCs/>
-          <w:lang w:val="en-US"/>
-        </w:rPr>
-        <w:t>set of clear conditions or criteria</w:t>
-      </w:r>
-      <w:r>
-        <w:rPr>
-          <w:rFonts w:ascii="Roboto Mono" w:hAnsi="Roboto Mono"/>
-          <w:lang w:val="en-US"/>
-        </w:rPr>
-        <w:t xml:space="preserve"> that a </w:t>
-      </w:r>
-      <w:r>
-        <w:rPr>
-          <w:rFonts w:ascii="Roboto Mono" w:hAnsi="Roboto Mono"/>
-          <w:b/>
-          <w:bCs/>
-          <w:lang w:val="en-US"/>
-        </w:rPr>
-        <w:t>User Story (or backlog item)</w:t>
-      </w:r>
-      <w:r>
-        <w:rPr>
-          <w:rFonts w:ascii="Roboto Mono" w:hAnsi="Roboto Mono"/>
-          <w:lang w:val="en-US"/>
-        </w:rPr>
-        <w:t xml:space="preserve"> must meet </w:t>
-      </w:r>
-      <w:r>
-        <w:rPr>
-          <w:rFonts w:ascii="Roboto Mono" w:hAnsi="Roboto Mono"/>
-          <w:b/>
-          <w:bCs/>
-          <w:lang w:val="en-US"/>
-        </w:rPr>
-        <w:t>before the team can start working on it</w:t>
-      </w:r>
-      <w:r>
-        <w:rPr>
-          <w:rFonts w:ascii="Roboto Mono" w:hAnsi="Roboto Mono"/>
-          <w:lang w:val="en-US"/>
-        </w:rPr>
-        <w:t xml:space="preserve"> in development or testing.</w:t>
-      </w:r>
-    </w:p>
-    <w:p>
-      <w:pPr>
-        <w:rPr>
-          <w:rFonts w:ascii="Roboto Mono" w:hAnsi="Roboto Mono"/>
-          <w:lang w:val="en-US"/>
-        </w:rPr>
-      </w:pPr>
-      <w:r>
-        <w:rPr>
-          <w:rFonts w:ascii="Roboto Mono" w:hAnsi="Roboto Mono"/>
-          <w:lang w:val="en-US"/>
-        </w:rPr>
-        <w:pict w14:anchorId="43C9851C">
-          <v:rect id="_x0000_i1138" style="width:0;height:1.5pt" o:hralign="center" o:hrstd="t" o:hr="t" fillcolor="#a0a0a0" stroked="f"/>
-        </w:pict>
-      </w:r>
-    </w:p>
-    <w:p>
-      <w:pPr>
-        <w:rPr>
-          <w:rFonts w:ascii="Roboto Mono" w:hAnsi="Roboto Mono"/>
-          <w:b/>
-          <w:bCs/>
-          <w:lang w:val="en-US"/>
-        </w:rPr>
-      </w:pPr>
-      <w:r>
-        <w:rPr>
-          <w:rFonts w:ascii="Segoe UI Emoji" w:hAnsi="Segoe UI Emoji" w:cs="Segoe UI Emoji"/>
-          <w:b/>
-          <w:bCs/>
-          <w:lang w:val="en-US"/>
-        </w:rPr>
-        <w:t>📌</w:t>
-      </w:r>
-      <w:r>
-        <w:rPr>
-          <w:rFonts w:ascii="Roboto Mono" w:hAnsi="Roboto Mono"/>
-          <w:b/>
-          <w:bCs/>
-          <w:lang w:val="en-US"/>
-        </w:rPr>
-        <w:t xml:space="preserve"> Key Points about DoR:</w:t>
-      </w:r>
-    </w:p>
-    <w:p>
-      <w:pPr>
-        <w:numPr>
-          <w:ilvl w:val="0"/>
-          <w:numId w:val="17"/>
-        </w:numPr>
-        <w:rPr>
-          <w:rFonts w:ascii="Roboto Mono" w:hAnsi="Roboto Mono"/>
-          <w:lang w:val="en-US"/>
-        </w:rPr>
-      </w:pPr>
-      <w:r>
-        <w:rPr>
-          <w:rFonts w:ascii="Roboto Mono" w:hAnsi="Roboto Mono"/>
-          <w:lang w:val="en-US"/>
-        </w:rPr>
-        <w:t xml:space="preserve">It’s an </w:t>
-      </w:r>
-      <w:r>
-        <w:rPr>
-          <w:rFonts w:ascii="Roboto Mono" w:hAnsi="Roboto Mono"/>
-          <w:b/>
-          <w:bCs/>
-          <w:lang w:val="en-US"/>
-        </w:rPr>
-        <w:t>entry criterion</w:t>
-      </w:r>
-      <w:r>
-        <w:rPr>
-          <w:rFonts w:ascii="Roboto Mono" w:hAnsi="Roboto Mono"/>
-          <w:lang w:val="en-US"/>
-        </w:rPr>
-        <w:t xml:space="preserve"> for a sprint/iteration.</w:t>
-      </w:r>
-    </w:p>
-    <w:p>
-      <w:pPr>
-        <w:numPr>
-          <w:ilvl w:val="0"/>
-          <w:numId w:val="17"/>
-        </w:numPr>
-        <w:rPr>
-          <w:rFonts w:ascii="Roboto Mono" w:hAnsi="Roboto Mono"/>
-          <w:lang w:val="en-US"/>
-        </w:rPr>
-      </w:pPr>
-      <w:r>
-        <w:rPr>
-          <w:rFonts w:ascii="Roboto Mono" w:hAnsi="Roboto Mono"/>
-          <w:lang w:val="en-US"/>
-        </w:rPr>
-        <w:t xml:space="preserve">Ensures that the backlog item is </w:t>
-      </w:r>
-      <w:r>
-        <w:rPr>
-          <w:rFonts w:ascii="Roboto Mono" w:hAnsi="Roboto Mono"/>
-          <w:b/>
-          <w:bCs/>
-          <w:lang w:val="en-US"/>
-        </w:rPr>
-        <w:t>well-prepared, clear, and feasible</w:t>
-      </w:r>
-      <w:r>
-        <w:rPr>
-          <w:rFonts w:ascii="Roboto Mono" w:hAnsi="Roboto Mono"/>
-          <w:lang w:val="en-US"/>
-        </w:rPr>
-        <w:t xml:space="preserve"> for the team to work on.</w:t>
-      </w:r>
-    </w:p>
-    <w:p>
-      <w:pPr>
-        <w:numPr>
-          <w:ilvl w:val="0"/>
-          <w:numId w:val="17"/>
-        </w:numPr>
-        <w:rPr>
-          <w:rFonts w:ascii="Roboto Mono" w:hAnsi="Roboto Mono"/>
-          <w:lang w:val="en-US"/>
-        </w:rPr>
-      </w:pPr>
-      <w:r>
-        <w:rPr>
-          <w:rFonts w:ascii="Roboto Mono" w:hAnsi="Roboto Mono"/>
-          <w:lang w:val="en-US"/>
-        </w:rPr>
-        <w:t>Helps avoid confusion, rework, and wasted effort once the sprint begins.</w:t>
-      </w:r>
-    </w:p>
-    <w:p>
-      <w:pPr>
-        <w:numPr>
-          <w:ilvl w:val="0"/>
-          <w:numId w:val="17"/>
-        </w:numPr>
-        <w:rPr>
-          <w:rFonts w:ascii="Roboto Mono" w:hAnsi="Roboto Mono"/>
-          <w:lang w:val="en-US"/>
-        </w:rPr>
-      </w:pPr>
-      <w:r>
-        <w:rPr>
-          <w:rFonts w:ascii="Roboto Mono" w:hAnsi="Roboto Mono"/>
-          <w:lang w:val="en-US"/>
-        </w:rPr>
-        <w:t xml:space="preserve">Provides a </w:t>
-      </w:r>
-      <w:r>
-        <w:rPr>
-          <w:rFonts w:ascii="Roboto Mono" w:hAnsi="Roboto Mono"/>
-          <w:b/>
-          <w:bCs/>
-          <w:lang w:val="en-US"/>
-        </w:rPr>
-        <w:t>shared understanding</w:t>
-      </w:r>
-      <w:r>
-        <w:rPr>
-          <w:rFonts w:ascii="Roboto Mono" w:hAnsi="Roboto Mono"/>
-          <w:lang w:val="en-US"/>
-        </w:rPr>
-        <w:t xml:space="preserve"> between Product Owner, testers, and developers about when a story is truly ready.</w:t>
-      </w:r>
-    </w:p>
-    <w:p>
-      <w:pPr>
-        <w:rPr>
-          <w:rFonts w:ascii="Roboto Mono" w:hAnsi="Roboto Mono"/>
-          <w:lang w:val="en-US"/>
-        </w:rPr>
-      </w:pPr>
-      <w:r>
-        <w:rPr>
-          <w:rFonts w:ascii="Roboto Mono" w:hAnsi="Roboto Mono"/>
-          <w:lang w:val="en-US"/>
-        </w:rPr>
-        <w:pict w14:anchorId="25044A81">
-          <v:rect id="_x0000_i1139" style="width:0;height:1.5pt" o:hralign="center" o:hrstd="t" o:hr="t" fillcolor="#a0a0a0" stroked="f"/>
-        </w:pict>
-      </w:r>
-    </w:p>
-    <w:p>
-      <w:pPr>
-        <w:rPr>
-          <w:rFonts w:ascii="Roboto Mono" w:hAnsi="Roboto Mono"/>
-          <w:b/>
-          <w:bCs/>
-          <w:lang w:val="en-US"/>
-        </w:rPr>
-      </w:pPr>
-      <w:r>
-        <w:rPr>
-          <w:rFonts w:ascii="Segoe UI Emoji" w:hAnsi="Segoe UI Emoji" w:cs="Segoe UI Emoji"/>
-          <w:b/>
-          <w:bCs/>
-          <w:lang w:val="en-US"/>
-        </w:rPr>
-        <w:t>✅</w:t>
-      </w:r>
-      <w:r>
-        <w:rPr>
-          <w:rFonts w:ascii="Roboto Mono" w:hAnsi="Roboto Mono"/>
-          <w:b/>
-          <w:bCs/>
-          <w:lang w:val="en-US"/>
-        </w:rPr>
-        <w:t xml:space="preserve"> Examples of DoR:</w:t>
-      </w:r>
-    </w:p>
-    <w:p>
-      <w:pPr>
-        <w:rPr>
-          <w:rFonts w:ascii="Roboto Mono" w:hAnsi="Roboto Mono"/>
-          <w:lang w:val="en-US"/>
-        </w:rPr>
-      </w:pPr>
-      <w:r>
-        <w:rPr>
-          <w:rFonts w:ascii="Roboto Mono" w:hAnsi="Roboto Mono"/>
-          <w:lang w:val="en-US"/>
-        </w:rPr>
-        <w:t xml:space="preserve">A User Story is </w:t>
-      </w:r>
-      <w:r>
-        <w:rPr>
-          <w:rFonts w:ascii="Roboto Mono" w:hAnsi="Roboto Mono"/>
-          <w:b/>
-          <w:bCs/>
-          <w:lang w:val="en-US"/>
-        </w:rPr>
-        <w:t>Ready</w:t>
-      </w:r>
-      <w:r>
-        <w:rPr>
-          <w:rFonts w:ascii="Roboto Mono" w:hAnsi="Roboto Mono"/>
-          <w:lang w:val="en-US"/>
-        </w:rPr>
-        <w:t xml:space="preserve"> when:</w:t>
-      </w:r>
-    </w:p>
-    <w:p>
-      <w:pPr>
-        <w:numPr>
-          <w:ilvl w:val="0"/>
-          <w:numId w:val="18"/>
-        </w:numPr>
-        <w:rPr>
-          <w:rFonts w:ascii="Roboto Mono" w:hAnsi="Roboto Mono"/>
-          <w:lang w:val="en-US"/>
-        </w:rPr>
-      </w:pPr>
-      <w:r>
-        <w:rPr>
-          <w:rFonts w:ascii="Roboto Mono" w:hAnsi="Roboto Mono"/>
-          <w:lang w:val="en-US"/>
-        </w:rPr>
-        <w:t xml:space="preserve">It is </w:t>
-      </w:r>
-      <w:r>
-        <w:rPr>
-          <w:rFonts w:ascii="Roboto Mono" w:hAnsi="Roboto Mono"/>
-          <w:b/>
-          <w:bCs/>
-          <w:lang w:val="en-US"/>
-        </w:rPr>
-        <w:t>clearly defined and understandable</w:t>
-      </w:r>
-      <w:r>
-        <w:rPr>
-          <w:rFonts w:ascii="Roboto Mono" w:hAnsi="Roboto Mono"/>
-          <w:lang w:val="en-US"/>
-        </w:rPr>
-        <w:t xml:space="preserve"> by the team.</w:t>
-      </w:r>
-    </w:p>
-    <w:p>
-      <w:pPr>
-        <w:numPr>
-          <w:ilvl w:val="0"/>
-          <w:numId w:val="18"/>
-        </w:numPr>
-        <w:rPr>
-          <w:rFonts w:ascii="Roboto Mono" w:hAnsi="Roboto Mono"/>
-          <w:lang w:val="en-US"/>
-        </w:rPr>
-      </w:pPr>
-      <w:r>
-        <w:rPr>
-          <w:rFonts w:ascii="Roboto Mono" w:hAnsi="Roboto Mono"/>
-          <w:lang w:val="en-US"/>
-        </w:rPr>
-        <w:t>Acceptance Criteria are written and testable.</w:t>
-      </w:r>
-    </w:p>
-    <w:p>
-      <w:pPr>
-        <w:numPr>
-          <w:ilvl w:val="0"/>
-          <w:numId w:val="18"/>
-        </w:numPr>
-        <w:rPr>
-          <w:rFonts w:ascii="Roboto Mono" w:hAnsi="Roboto Mono"/>
-          <w:lang w:val="en-US"/>
-        </w:rPr>
-      </w:pPr>
-      <w:r>
-        <w:rPr>
-          <w:rFonts w:ascii="Roboto Mono" w:hAnsi="Roboto Mono"/>
-          <w:lang w:val="en-US"/>
-        </w:rPr>
-        <w:t>Dependencies are identified and manageable.</w:t>
-      </w:r>
-    </w:p>
-    <w:p>
-      <w:pPr>
-        <w:numPr>
-          <w:ilvl w:val="0"/>
-          <w:numId w:val="18"/>
-        </w:numPr>
-        <w:rPr>
-          <w:rFonts w:ascii="Roboto Mono" w:hAnsi="Roboto Mono"/>
-          <w:lang w:val="en-US"/>
-        </w:rPr>
-      </w:pPr>
-      <w:r>
-        <w:rPr>
-          <w:rFonts w:ascii="Roboto Mono" w:hAnsi="Roboto Mono"/>
-          <w:lang w:val="en-US"/>
-        </w:rPr>
-        <w:t>Priority and business value are clear.</w:t>
-      </w:r>
-    </w:p>
-    <w:p>
-      <w:pPr>
-        <w:numPr>
-          <w:ilvl w:val="0"/>
-          <w:numId w:val="18"/>
-        </w:numPr>
-        <w:rPr>
-          <w:rFonts w:ascii="Roboto Mono" w:hAnsi="Roboto Mono"/>
-          <w:lang w:val="en-US"/>
-        </w:rPr>
-      </w:pPr>
-      <w:r>
-        <w:rPr>
-          <w:rFonts w:ascii="Roboto Mono" w:hAnsi="Roboto Mono"/>
-          <w:lang w:val="en-US"/>
-        </w:rPr>
-        <w:t>The story has been estimated by the team.</w:t>
-      </w:r>
-    </w:p>
-    <w:p>
-      <w:pPr>
-        <w:numPr>
-          <w:ilvl w:val="0"/>
-          <w:numId w:val="18"/>
-        </w:numPr>
-        <w:rPr>
-          <w:rFonts w:ascii="Roboto Mono" w:hAnsi="Roboto Mono"/>
-          <w:lang w:val="en-US"/>
-        </w:rPr>
-      </w:pPr>
-      <w:r>
-        <w:rPr>
-          <w:rFonts w:ascii="Roboto Mono" w:hAnsi="Roboto Mono"/>
-          <w:lang w:val="en-US"/>
-        </w:rPr>
-        <w:t xml:space="preserve">Required </w:t>
-      </w:r>
-      <w:r>
-        <w:rPr>
-          <w:rFonts w:ascii="Roboto Mono" w:hAnsi="Roboto Mono"/>
-          <w:b/>
-          <w:bCs/>
-          <w:lang w:val="en-US"/>
-        </w:rPr>
-        <w:t>test data, environments, or tools</w:t>
-      </w:r>
-      <w:r>
-        <w:rPr>
-          <w:rFonts w:ascii="Roboto Mono" w:hAnsi="Roboto Mono"/>
-          <w:lang w:val="en-US"/>
-        </w:rPr>
-        <w:t xml:space="preserve"> are available.</w:t>
-      </w:r>
-    </w:p>
-    <w:p>
-      <w:pPr>
-        <w:rPr>
-          <w:rFonts w:ascii="Roboto Mono" w:hAnsi="Roboto Mono"/>
-          <w:lang w:val="en-US"/>
-        </w:rPr>
-      </w:pPr>
-      <w:r>
-        <w:rPr>
-          <w:rFonts w:ascii="Roboto Mono" w:hAnsi="Roboto Mono"/>
-          <w:lang w:val="en-US"/>
-        </w:rPr>
-        <w:pict w14:anchorId="30AB0DB5">
-          <v:rect id="_x0000_i1140" style="width:0;height:1.5pt" o:hralign="center" o:hrstd="t" o:hr="t" fillcolor="#a0a0a0" stroked="f"/>
-        </w:pict>
-      </w:r>
-    </w:p>
-    <w:p>
-      <w:pPr>
-        <w:rPr>
-          <w:rFonts w:ascii="Roboto Mono" w:hAnsi="Roboto Mono"/>
-          <w:lang w:val="en-US"/>
-        </w:rPr>
-      </w:pPr>
-      <w:r>
-        <w:rPr>
-          <w:rFonts w:ascii="Segoe UI Emoji" w:hAnsi="Segoe UI Emoji" w:cs="Segoe UI Emoji"/>
-          <w:lang w:val="en-US"/>
-        </w:rPr>
-        <w:t>🔑</w:t>
-      </w:r>
-      <w:r>
-        <w:rPr>
-          <w:rFonts w:ascii="Roboto Mono" w:hAnsi="Roboto Mono"/>
-          <w:lang w:val="en-US"/>
-        </w:rPr>
-        <w:t xml:space="preserve"> </w:t>
-      </w:r>
-      <w:r>
-        <w:rPr>
-          <w:rFonts w:ascii="Roboto Mono" w:hAnsi="Roboto Mono"/>
-          <w:b/>
-          <w:bCs/>
-          <w:lang w:val="en-US"/>
-        </w:rPr>
-        <w:t>In short:</w:t>
-      </w:r>
-      <w:r>
-        <w:rPr>
-          <w:rFonts w:ascii="Roboto Mono" w:hAnsi="Roboto Mono"/>
-          <w:lang w:val="en-US"/>
-        </w:rPr>
-        <w:br/>
-        <w:t xml:space="preserve">The </w:t>
-      </w:r>
-      <w:r>
-        <w:rPr>
-          <w:rFonts w:ascii="Roboto Mono" w:hAnsi="Roboto Mono"/>
-          <w:b/>
-          <w:bCs/>
-          <w:lang w:val="en-US"/>
-        </w:rPr>
-        <w:t>Definition of Ready</w:t>
-      </w:r>
-      <w:r>
-        <w:rPr>
-          <w:rFonts w:ascii="Roboto Mono" w:hAnsi="Roboto Mono"/>
-          <w:lang w:val="en-US"/>
-        </w:rPr>
-        <w:t xml:space="preserve"> makes sure the team doesn’t start a story that’s vague, incomplete, or not testable. It reduces risk and sets the stage for smoother development and testing.</w:t>
-      </w:r>
-    </w:p>
-    <w:p>
-      <w:pPr>
-        <w:pStyle w:val="Heading2"/>
-        <w:keepNext w:val="0"/>
-        <w:keepLines w:val="0"/>
-        <w:spacing w:before="480"/>
-      </w:pPr>
-      <w:bookmarkStart w:id="4" w:name="_2n7it78m5nyf" w:colFirst="0" w:colLast="0"/>
-      <w:bookmarkEnd w:id="4"/>
-      <w:r>
-        <w:rPr>
-          <w:rFonts w:ascii="Andika" w:eastAsia="Andika" w:hAnsi="Andika" w:cs="Andika"/>
-        </w:rPr>
-        <w:lastRenderedPageBreak/>
-        <w:t>2️⃣ Exit Criteria</w:t>
-      </w:r>
-    </w:p>
-    <w:p>
-      <w:pPr>
-        <w:pStyle w:val="Heading3"/>
-        <w:keepNext w:val="0"/>
-        <w:keepLines w:val="0"/>
-      </w:pPr>
-      <w:bookmarkStart w:id="5" w:name="_ivko4rhhexri" w:colFirst="0" w:colLast="0"/>
-      <w:bookmarkEnd w:id="5"/>
-      <w:r>
-        <w:t>📌 Definition</w:t>
-      </w:r>
-    </w:p>
-    <w:p>
-      <w:pPr>
-        <w:spacing w:before="240" w:after="240"/>
-      </w:pPr>
-      <w:r>
-        <w:rPr>
-          <w:b/>
-          <w:shd w:val="clear" w:color="auto" w:fill="B7B7B7"/>
-        </w:rPr>
-        <w:t># Source</w:t>
-      </w:r>
-      <w:r>
-        <w:rPr>
-          <w:shd w:val="clear" w:color="auto" w:fill="B7B7B7"/>
-        </w:rPr>
-        <w:t xml:space="preserve">: </w:t>
-      </w:r>
-      <w:r>
-        <w:rPr>
-          <w:b/>
-          <w:shd w:val="clear" w:color="auto" w:fill="B7B7B7"/>
-        </w:rPr>
-        <w:t xml:space="preserve">Chatgot </w:t>
-      </w:r>
-      <w:r>
-        <w:rPr>
-          <w:b/>
-          <w:sz w:val="14"/>
-          <w:szCs w:val="14"/>
-          <w:shd w:val="clear" w:color="auto" w:fill="B7B7B7"/>
-        </w:rPr>
-        <w:t>(GPT-5-Standard) at [8/17/2025]</w:t>
-      </w:r>
-    </w:p>
-    <w:p>
-      <w:pPr>
-        <w:spacing w:before="240" w:after="240"/>
-        <w:rPr>
-          <w:rFonts w:ascii="Roboto Mono" w:eastAsia="Roboto Mono" w:hAnsi="Roboto Mono" w:cs="Roboto Mono"/>
-        </w:rPr>
-      </w:pPr>
-      <w:r>
-        <w:rPr>
-          <w:rFonts w:ascii="Roboto Mono" w:eastAsia="Roboto Mono" w:hAnsi="Roboto Mono" w:cs="Roboto Mono"/>
-          <w:b/>
-        </w:rPr>
-        <w:t>Exit criteria</w:t>
-      </w:r>
-      <w:r>
-        <w:rPr>
-          <w:rFonts w:ascii="Roboto Mono" w:eastAsia="Roboto Mono" w:hAnsi="Roboto Mono" w:cs="Roboto Mono"/>
-        </w:rPr>
-        <w:t xml:space="preserve"> (also called </w:t>
-      </w:r>
-      <w:r>
-        <w:rPr>
-          <w:rFonts w:ascii="Roboto Mono" w:eastAsia="Roboto Mono" w:hAnsi="Roboto Mono" w:cs="Roboto Mono"/>
-          <w:b/>
-        </w:rPr>
-        <w:t>test completion criteria</w:t>
-      </w:r>
-      <w:r>
-        <w:rPr>
-          <w:rFonts w:ascii="Roboto Mono" w:eastAsia="Roboto Mono" w:hAnsi="Roboto Mono" w:cs="Roboto Mono"/>
-        </w:rPr>
-        <w:t xml:space="preserve">) are </w:t>
-      </w:r>
-      <w:proofErr w:type="gramStart"/>
-      <w:r>
-        <w:rPr>
-          <w:rFonts w:ascii="Roboto Mono" w:eastAsia="Roboto Mono" w:hAnsi="Roboto Mono" w:cs="Roboto Mono"/>
-        </w:rPr>
-        <w:t>The</w:t>
-      </w:r>
-      <w:proofErr w:type="gramEnd"/>
-      <w:r>
-        <w:rPr>
-          <w:rFonts w:ascii="Roboto Mono" w:eastAsia="Roboto Mono" w:hAnsi="Roboto Mono" w:cs="Roboto Mono"/>
-        </w:rPr>
-        <w:t xml:space="preserve"> </w:t>
-      </w:r>
-      <w:r>
-        <w:rPr>
-          <w:rFonts w:ascii="Roboto Mono" w:eastAsia="Roboto Mono" w:hAnsi="Roboto Mono" w:cs="Roboto Mono"/>
-          <w:b/>
-        </w:rPr>
-        <w:t>conditions that must be met before testing can be considered complete</w:t>
-      </w:r>
-      <w:r>
-        <w:rPr>
-          <w:rFonts w:ascii="Roboto Mono" w:eastAsia="Roboto Mono" w:hAnsi="Roboto Mono" w:cs="Roboto Mono"/>
-        </w:rPr>
-        <w:t>.</w:t>
-      </w:r>
-      <w:r>
-        <w:rPr>
-          <w:rFonts w:ascii="Roboto Mono" w:eastAsia="Roboto Mono" w:hAnsi="Roboto Mono" w:cs="Roboto Mono"/>
-        </w:rPr>
-        <w:br/>
-        <w:t xml:space="preserve"> It ensures that testing has achieved its goals before moving to the next phase (or releasing).</w:t>
-      </w:r>
-    </w:p>
-    <w:p>
-      <w:pPr>
-        <w:pStyle w:val="Heading3"/>
-        <w:keepNext w:val="0"/>
-        <w:keepLines w:val="0"/>
-      </w:pPr>
-      <w:bookmarkStart w:id="6" w:name="_l36s4gwkrfe1" w:colFirst="0" w:colLast="0"/>
-      <w:bookmarkEnd w:id="6"/>
-      <w:r>
-        <w:rPr>
-          <w:rFonts w:ascii="Arial Unicode MS" w:eastAsia="Arial Unicode MS" w:hAnsi="Arial Unicode MS" w:cs="Arial Unicode MS"/>
-        </w:rPr>
-        <w:t>✅ Examples</w:t>
-      </w:r>
-    </w:p>
-    <w:p>
-      <w:pPr>
-        <w:spacing w:before="240" w:after="240"/>
-      </w:pPr>
-      <w:r>
-        <w:rPr>
-          <w:b/>
-          <w:shd w:val="clear" w:color="auto" w:fill="B7B7B7"/>
-        </w:rPr>
-        <w:t># Source</w:t>
-      </w:r>
-      <w:r>
-        <w:rPr>
-          <w:shd w:val="clear" w:color="auto" w:fill="B7B7B7"/>
-        </w:rPr>
-        <w:t xml:space="preserve">: </w:t>
-      </w:r>
-      <w:r>
-        <w:rPr>
-          <w:b/>
-          <w:shd w:val="clear" w:color="auto" w:fill="B7B7B7"/>
-        </w:rPr>
-        <w:t xml:space="preserve">Chatgot </w:t>
-      </w:r>
-      <w:r>
-        <w:rPr>
-          <w:b/>
-          <w:sz w:val="14"/>
-          <w:szCs w:val="14"/>
-          <w:shd w:val="clear" w:color="auto" w:fill="B7B7B7"/>
-        </w:rPr>
-        <w:t>(GPT-5-Standard) at [8/17/2025]</w:t>
-      </w:r>
-    </w:p>
-    <w:p>
-      <w:pPr>
-        <w:numPr>
-          <w:ilvl w:val="0"/>
-          <w:numId w:val="10"/>
-        </w:numPr>
-        <w:spacing w:before="240"/>
-        <w:rPr>
-          <w:rFonts w:ascii="Roboto Mono" w:eastAsia="Roboto Mono" w:hAnsi="Roboto Mono" w:cs="Roboto Mono"/>
-        </w:rPr>
-      </w:pPr>
-      <w:r>
-        <w:rPr>
-          <w:rFonts w:ascii="Roboto Mono" w:eastAsia="Roboto Mono" w:hAnsi="Roboto Mono" w:cs="Roboto Mono"/>
-        </w:rPr>
-        <w:t>All planned test cases executed.</w:t>
-      </w:r>
-      <w:r>
-        <w:rPr>
-          <w:rFonts w:ascii="Roboto Mono" w:eastAsia="Roboto Mono" w:hAnsi="Roboto Mono" w:cs="Roboto Mono"/>
-        </w:rPr>
-        <w:br/>
-      </w:r>
-    </w:p>
-    <w:p>
-      <w:pPr>
-        <w:numPr>
-          <w:ilvl w:val="0"/>
-          <w:numId w:val="10"/>
-        </w:numPr>
-        <w:rPr>
-          <w:rFonts w:ascii="Roboto Mono" w:eastAsia="Roboto Mono" w:hAnsi="Roboto Mono" w:cs="Roboto Mono"/>
-        </w:rPr>
-      </w:pPr>
-      <w:r>
-        <w:rPr>
-          <w:rFonts w:ascii="Roboto Mono" w:eastAsia="Roboto Mono" w:hAnsi="Roboto Mono" w:cs="Roboto Mono"/>
-        </w:rPr>
-        <w:t>95% of test cases passed.</w:t>
-      </w:r>
-      <w:r>
-        <w:rPr>
-          <w:rFonts w:ascii="Roboto Mono" w:eastAsia="Roboto Mono" w:hAnsi="Roboto Mono" w:cs="Roboto Mono"/>
-        </w:rPr>
-        <w:br/>
-      </w:r>
-    </w:p>
-    <w:p>
-      <w:pPr>
-        <w:numPr>
-          <w:ilvl w:val="0"/>
-          <w:numId w:val="10"/>
-        </w:numPr>
-        <w:rPr>
-          <w:rFonts w:ascii="Roboto Mono" w:eastAsia="Roboto Mono" w:hAnsi="Roboto Mono" w:cs="Roboto Mono"/>
-        </w:rPr>
-      </w:pPr>
-      <w:r>
-        <w:rPr>
-          <w:rFonts w:ascii="Roboto Mono" w:eastAsia="Roboto Mono" w:hAnsi="Roboto Mono" w:cs="Roboto Mono"/>
-        </w:rPr>
-        <w:t>No open Severity-1 or Severity-2 defects.</w:t>
-      </w:r>
-      <w:r>
-        <w:rPr>
-          <w:rFonts w:ascii="Roboto Mono" w:eastAsia="Roboto Mono" w:hAnsi="Roboto Mono" w:cs="Roboto Mono"/>
-        </w:rPr>
-        <w:br/>
-      </w:r>
-    </w:p>
-    <w:p>
-      <w:pPr>
-        <w:numPr>
-          <w:ilvl w:val="0"/>
-          <w:numId w:val="10"/>
-        </w:numPr>
-        <w:rPr>
-          <w:rFonts w:ascii="Roboto Mono" w:eastAsia="Roboto Mono" w:hAnsi="Roboto Mono" w:cs="Roboto Mono"/>
-        </w:rPr>
-      </w:pPr>
-      <w:r>
-        <w:rPr>
-          <w:rFonts w:ascii="Nova Mono" w:eastAsia="Nova Mono" w:hAnsi="Nova Mono" w:cs="Nova Mono"/>
-        </w:rPr>
-        <w:t>Test coverage ≥ 90%.</w:t>
-      </w:r>
-      <w:r>
-        <w:rPr>
-          <w:rFonts w:ascii="Nova Mono" w:eastAsia="Nova Mono" w:hAnsi="Nova Mono" w:cs="Nova Mono"/>
-        </w:rPr>
-        <w:br/>
-      </w:r>
-    </w:p>
-    <w:p>
-      <w:pPr>
-        <w:numPr>
-          <w:ilvl w:val="0"/>
-          <w:numId w:val="10"/>
-        </w:numPr>
-        <w:spacing w:after="240"/>
-        <w:rPr>
-          <w:rFonts w:ascii="Roboto Mono" w:eastAsia="Roboto Mono" w:hAnsi="Roboto Mono" w:cs="Roboto Mono"/>
-        </w:rPr>
-      </w:pPr>
-      <w:r>
-        <w:rPr>
-          <w:rFonts w:ascii="Roboto Mono" w:eastAsia="Roboto Mono" w:hAnsi="Roboto Mono" w:cs="Roboto Mono"/>
-        </w:rPr>
-        <w:t>Test summary report prepared and signed off.</w:t>
-      </w:r>
-      <w:r>
-        <w:rPr>
-          <w:rFonts w:ascii="Roboto Mono" w:eastAsia="Roboto Mono" w:hAnsi="Roboto Mono" w:cs="Roboto Mono"/>
-        </w:rPr>
-        <w:br/>
-      </w:r>
-    </w:p>
-    <w:p>
-      <w:pPr>
-        <w:spacing w:before="240" w:after="240"/>
-        <w:rPr>
-          <w:rFonts w:ascii="Roboto Mono" w:eastAsia="Roboto Mono" w:hAnsi="Roboto Mono" w:cs="Roboto Mono"/>
-        </w:rPr>
-      </w:pPr>
-      <w:r>
-        <w:rPr>
-          <w:rFonts w:ascii="Roboto Mono" w:eastAsia="Roboto Mono" w:hAnsi="Roboto Mono" w:cs="Roboto Mono"/>
-        </w:rPr>
-        <w:t xml:space="preserve">👉 </w:t>
-      </w:r>
-      <w:r>
-        <w:rPr>
-          <w:rFonts w:ascii="Roboto Mono" w:eastAsia="Roboto Mono" w:hAnsi="Roboto Mono" w:cs="Roboto Mono"/>
-          <w:b/>
-        </w:rPr>
-        <w:t>Simple Example:</w:t>
-      </w:r>
-      <w:r>
-        <w:rPr>
-          <w:rFonts w:ascii="Roboto Mono" w:eastAsia="Roboto Mono" w:hAnsi="Roboto Mono" w:cs="Roboto Mono"/>
-        </w:rPr>
-        <w:t xml:space="preserve"> For the “Login Feature,” the </w:t>
-      </w:r>
-      <w:r>
-        <w:rPr>
-          <w:rFonts w:ascii="Roboto Mono" w:eastAsia="Roboto Mono" w:hAnsi="Roboto Mono" w:cs="Roboto Mono"/>
-          <w:b/>
-        </w:rPr>
-        <w:t>exit criteria</w:t>
-      </w:r>
-      <w:r>
-        <w:rPr>
-          <w:rFonts w:ascii="Roboto Mono" w:eastAsia="Roboto Mono" w:hAnsi="Roboto Mono" w:cs="Roboto Mono"/>
-        </w:rPr>
-        <w:t xml:space="preserve"> could be:</w:t>
-      </w:r>
-    </w:p>
-    <w:p>
-      <w:pPr>
-        <w:numPr>
-          <w:ilvl w:val="0"/>
-          <w:numId w:val="6"/>
-        </w:numPr>
-        <w:spacing w:before="240"/>
-        <w:rPr>
-          <w:rFonts w:ascii="Roboto Mono" w:eastAsia="Roboto Mono" w:hAnsi="Roboto Mono" w:cs="Roboto Mono"/>
-        </w:rPr>
-      </w:pPr>
-      <w:r>
-        <w:rPr>
-          <w:rFonts w:ascii="Roboto Mono" w:eastAsia="Roboto Mono" w:hAnsi="Roboto Mono" w:cs="Roboto Mono"/>
-        </w:rPr>
-        <w:t>All login test cases executed and passed.</w:t>
-      </w:r>
-      <w:r>
-        <w:rPr>
-          <w:rFonts w:ascii="Roboto Mono" w:eastAsia="Roboto Mono" w:hAnsi="Roboto Mono" w:cs="Roboto Mono"/>
-        </w:rPr>
-        <w:br/>
-      </w:r>
-    </w:p>
-    <w:p>
-      <w:pPr>
-        <w:numPr>
-          <w:ilvl w:val="0"/>
-          <w:numId w:val="6"/>
-        </w:numPr>
-        <w:rPr>
-          <w:rFonts w:ascii="Roboto Mono" w:eastAsia="Roboto Mono" w:hAnsi="Roboto Mono" w:cs="Roboto Mono"/>
-        </w:rPr>
-      </w:pPr>
-      <w:r>
-        <w:rPr>
-          <w:rFonts w:ascii="Roboto Mono" w:eastAsia="Roboto Mono" w:hAnsi="Roboto Mono" w:cs="Roboto Mono"/>
-        </w:rPr>
-        <w:t>No critical login defects remain open.</w:t>
-      </w:r>
-      <w:r>
-        <w:rPr>
-          <w:rFonts w:ascii="Roboto Mono" w:eastAsia="Roboto Mono" w:hAnsi="Roboto Mono" w:cs="Roboto Mono"/>
-        </w:rPr>
-        <w:br/>
-      </w:r>
-    </w:p>
-    <w:p>
-      <w:pPr>
-        <w:numPr>
-          <w:ilvl w:val="0"/>
-          <w:numId w:val="6"/>
-        </w:numPr>
-        <w:spacing w:after="240"/>
-        <w:rPr>
-          <w:rFonts w:ascii="Roboto Mono" w:eastAsia="Roboto Mono" w:hAnsi="Roboto Mono" w:cs="Roboto Mono"/>
-        </w:rPr>
-      </w:pPr>
-      <w:r>
-        <w:rPr>
-          <w:rFonts w:ascii="Roboto Mono" w:eastAsia="Roboto Mono" w:hAnsi="Roboto Mono" w:cs="Roboto Mono"/>
-        </w:rPr>
-        <w:t>Regression tests for login completed successfully.</w:t>
-      </w:r>
-      <w:r>
-        <w:rPr>
-          <w:rFonts w:ascii="Roboto Mono" w:eastAsia="Roboto Mono" w:hAnsi="Roboto Mono" w:cs="Roboto Mono"/>
-        </w:rPr>
-        <w:br/>
-      </w:r>
-    </w:p>
-    <w:p>
-      <w:r>
-        <w:pict w14:anchorId="6E674468">
-          <v:rect id="_x0000_i1062" style="width:0;height:1.5pt" o:hralign="center" o:bullet="t" o:hrstd="t" o:hr="t" fillcolor="#a0a0a0" stroked="f"/>
-        </w:pict>
-      </w:r>
-    </w:p>
-    <w:p>
-      <w:pPr>
-        <w:pStyle w:val="Heading3"/>
-      </w:pPr>
-      <w:r>
-        <w:lastRenderedPageBreak/>
-        <w:t>Definition of Done</w:t>
-      </w:r>
-    </w:p>
-    <w:p>
-      <w:pPr>
-        <w:spacing w:before="240" w:after="240"/>
-      </w:pPr>
-      <w:r>
-        <w:rPr>
-          <w:b/>
-          <w:shd w:val="clear" w:color="auto" w:fill="B7B7B7"/>
-        </w:rPr>
-        <w:t># Source</w:t>
-      </w:r>
-      <w:r>
-        <w:rPr>
-          <w:shd w:val="clear" w:color="auto" w:fill="B7B7B7"/>
-        </w:rPr>
-        <w:t xml:space="preserve">: </w:t>
-      </w:r>
-      <w:r>
-        <w:rPr>
-          <w:b/>
-          <w:shd w:val="clear" w:color="auto" w:fill="B7B7B7"/>
-        </w:rPr>
-        <w:t xml:space="preserve">Chatgot </w:t>
-      </w:r>
-      <w:r>
-        <w:rPr>
-          <w:b/>
-          <w:sz w:val="14"/>
-          <w:szCs w:val="14"/>
-          <w:shd w:val="clear" w:color="auto" w:fill="B7B7B7"/>
-        </w:rPr>
-        <w:t>(GPT-5-Standard) at [9/14/2025]</w:t>
-      </w:r>
-    </w:p>
-    <w:p>
-      <w:pPr>
-        <w:rPr>
-          <w:rFonts w:ascii="Roboto Mono" w:hAnsi="Roboto Mono"/>
-          <w:lang w:val="en-US"/>
-        </w:rPr>
-      </w:pPr>
-      <w:r>
-        <w:rPr>
-          <w:rFonts w:ascii="Roboto Mono" w:hAnsi="Roboto Mono"/>
-          <w:b/>
-          <w:bCs/>
-          <w:lang w:val="en-US"/>
-        </w:rPr>
-        <w:t>Definition of Done (DoD)</w:t>
-      </w:r>
-      <w:r>
-        <w:rPr>
-          <w:rFonts w:ascii="Roboto Mono" w:hAnsi="Roboto Mono"/>
-          <w:lang w:val="en-US"/>
-        </w:rPr>
-        <w:t xml:space="preserve"> in Agile is a </w:t>
-      </w:r>
-      <w:r>
-        <w:rPr>
-          <w:rFonts w:ascii="Roboto Mono" w:hAnsi="Roboto Mono"/>
-          <w:b/>
-          <w:bCs/>
-          <w:lang w:val="en-US"/>
-        </w:rPr>
-        <w:t>shared agreement within the team</w:t>
-      </w:r>
-      <w:r>
-        <w:rPr>
-          <w:rFonts w:ascii="Roboto Mono" w:hAnsi="Roboto Mono"/>
-          <w:lang w:val="en-US"/>
-        </w:rPr>
-        <w:t xml:space="preserve"> that clearly defines the conditions a product backlog item (e.g., a user story, feature, or task) must meet to be considered </w:t>
-      </w:r>
-      <w:r>
-        <w:rPr>
-          <w:rFonts w:ascii="Roboto Mono" w:hAnsi="Roboto Mono"/>
-          <w:b/>
-          <w:bCs/>
-          <w:lang w:val="en-US"/>
-        </w:rPr>
-        <w:t>complete and releasable</w:t>
-      </w:r>
-      <w:r>
-        <w:rPr>
-          <w:rFonts w:ascii="Roboto Mono" w:hAnsi="Roboto Mono"/>
-          <w:lang w:val="en-US"/>
-        </w:rPr>
-        <w:t>.</w:t>
-      </w:r>
-    </w:p>
-    <w:p>
-      <w:pPr>
-        <w:rPr>
-          <w:rFonts w:ascii="Roboto Mono" w:hAnsi="Roboto Mono"/>
-          <w:lang w:val="en-US"/>
-        </w:rPr>
-      </w:pPr>
-      <w:r>
-        <w:rPr>
-          <w:rFonts w:ascii="Roboto Mono" w:hAnsi="Roboto Mono"/>
-          <w:lang w:val="en-US"/>
-        </w:rPr>
-        <w:pict w14:anchorId="0BB8CAA7">
-          <v:rect id="_x0000_i1126" style="width:0;height:1.5pt" o:hralign="center" o:hrstd="t" o:hr="t" fillcolor="#a0a0a0" stroked="f"/>
-        </w:pict>
-      </w:r>
-    </w:p>
-    <w:p>
-      <w:pPr>
-        <w:rPr>
-          <w:rFonts w:ascii="Roboto Mono" w:hAnsi="Roboto Mono"/>
-          <w:b/>
-          <w:bCs/>
-          <w:lang w:val="en-US"/>
-        </w:rPr>
-      </w:pPr>
-      <w:r>
-        <w:rPr>
-          <w:rFonts w:ascii="Segoe UI Emoji" w:hAnsi="Segoe UI Emoji" w:cs="Segoe UI Emoji"/>
-          <w:b/>
-          <w:bCs/>
-          <w:lang w:val="en-US"/>
-        </w:rPr>
-        <w:t>📌</w:t>
-      </w:r>
-      <w:r>
-        <w:rPr>
-          <w:rFonts w:ascii="Roboto Mono" w:hAnsi="Roboto Mono"/>
-          <w:b/>
-          <w:bCs/>
-          <w:lang w:val="en-US"/>
-        </w:rPr>
-        <w:t xml:space="preserve"> Key Points about DoD:</w:t>
-      </w:r>
-    </w:p>
-    <w:p>
-      <w:pPr>
-        <w:numPr>
-          <w:ilvl w:val="0"/>
-          <w:numId w:val="15"/>
-        </w:numPr>
-        <w:rPr>
-          <w:rFonts w:ascii="Roboto Mono" w:hAnsi="Roboto Mono"/>
-          <w:lang w:val="en-US"/>
-        </w:rPr>
-      </w:pPr>
-      <w:r>
-        <w:rPr>
-          <w:rFonts w:ascii="Roboto Mono" w:hAnsi="Roboto Mono"/>
-          <w:lang w:val="en-US"/>
-        </w:rPr>
-        <w:t xml:space="preserve">It’s an </w:t>
-      </w:r>
-      <w:r>
-        <w:rPr>
-          <w:rFonts w:ascii="Roboto Mono" w:hAnsi="Roboto Mono"/>
-          <w:b/>
-          <w:bCs/>
-          <w:lang w:val="en-US"/>
-        </w:rPr>
-        <w:t>exit criterion</w:t>
-      </w:r>
-      <w:r>
-        <w:rPr>
-          <w:rFonts w:ascii="Roboto Mono" w:hAnsi="Roboto Mono"/>
-          <w:lang w:val="en-US"/>
-        </w:rPr>
-        <w:t xml:space="preserve"> for development and testing.</w:t>
-      </w:r>
-    </w:p>
-    <w:p>
-      <w:pPr>
-        <w:numPr>
-          <w:ilvl w:val="0"/>
-          <w:numId w:val="15"/>
-        </w:numPr>
-        <w:rPr>
-          <w:rFonts w:ascii="Roboto Mono" w:hAnsi="Roboto Mono"/>
-          <w:lang w:val="en-US"/>
-        </w:rPr>
-      </w:pPr>
-      <w:r>
-        <w:rPr>
-          <w:rFonts w:ascii="Roboto Mono" w:hAnsi="Roboto Mono"/>
-          <w:lang w:val="en-US"/>
-        </w:rPr>
-        <w:t xml:space="preserve">Ensures </w:t>
-      </w:r>
-      <w:r>
-        <w:rPr>
-          <w:rFonts w:ascii="Roboto Mono" w:hAnsi="Roboto Mono"/>
-          <w:b/>
-          <w:bCs/>
-          <w:lang w:val="en-US"/>
-        </w:rPr>
-        <w:t>transparency</w:t>
-      </w:r>
-      <w:r>
-        <w:rPr>
-          <w:rFonts w:ascii="Roboto Mono" w:hAnsi="Roboto Mono"/>
-          <w:lang w:val="en-US"/>
-        </w:rPr>
-        <w:t>: everyone (team, Product Owner, stakeholders) has the same understanding of what “done” means.</w:t>
-      </w:r>
-    </w:p>
-    <w:p>
-      <w:pPr>
-        <w:numPr>
-          <w:ilvl w:val="0"/>
-          <w:numId w:val="15"/>
-        </w:numPr>
-        <w:rPr>
-          <w:rFonts w:ascii="Roboto Mono" w:hAnsi="Roboto Mono"/>
-          <w:lang w:val="en-US"/>
-        </w:rPr>
-      </w:pPr>
-      <w:r>
-        <w:rPr>
-          <w:rFonts w:ascii="Roboto Mono" w:hAnsi="Roboto Mono"/>
-          <w:lang w:val="en-US"/>
-        </w:rPr>
-        <w:t xml:space="preserve">Provides </w:t>
-      </w:r>
-      <w:r>
-        <w:rPr>
-          <w:rFonts w:ascii="Roboto Mono" w:hAnsi="Roboto Mono"/>
-          <w:b/>
-          <w:bCs/>
-          <w:lang w:val="en-US"/>
-        </w:rPr>
-        <w:t>objective quality checks</w:t>
-      </w:r>
-      <w:r>
-        <w:rPr>
-          <w:rFonts w:ascii="Roboto Mono" w:hAnsi="Roboto Mono"/>
-          <w:lang w:val="en-US"/>
-        </w:rPr>
-        <w:t xml:space="preserve"> before delivering an increment.</w:t>
-      </w:r>
-    </w:p>
-    <w:p>
-      <w:pPr>
-        <w:numPr>
-          <w:ilvl w:val="0"/>
-          <w:numId w:val="15"/>
-        </w:numPr>
-        <w:rPr>
-          <w:rFonts w:ascii="Roboto Mono" w:hAnsi="Roboto Mono"/>
-          <w:lang w:val="en-US"/>
-        </w:rPr>
-      </w:pPr>
-      <w:r>
-        <w:rPr>
-          <w:rFonts w:ascii="Roboto Mono" w:hAnsi="Roboto Mono"/>
-          <w:lang w:val="en-US"/>
-        </w:rPr>
-        <w:t>Helps avoid misunderstandings like “it works on my machine” or “code is done but not tested.”</w:t>
-      </w:r>
-    </w:p>
-    <w:p>
-      <w:pPr>
-        <w:rPr>
-          <w:rFonts w:ascii="Roboto Mono" w:hAnsi="Roboto Mono"/>
-          <w:lang w:val="en-US"/>
-        </w:rPr>
-      </w:pPr>
-      <w:r>
-        <w:rPr>
-          <w:rFonts w:ascii="Roboto Mono" w:hAnsi="Roboto Mono"/>
-          <w:lang w:val="en-US"/>
-        </w:rPr>
-        <w:pict w14:anchorId="4B431DB8">
-          <v:rect id="_x0000_i1127" style="width:0;height:1.5pt" o:hralign="center" o:hrstd="t" o:hr="t" fillcolor="#a0a0a0" stroked="f"/>
-        </w:pict>
-      </w:r>
-    </w:p>
-    <w:p>
-      <w:pPr>
-        <w:rPr>
-          <w:rFonts w:ascii="Roboto Mono" w:hAnsi="Roboto Mono"/>
-          <w:b/>
-          <w:bCs/>
-          <w:lang w:val="en-US"/>
-        </w:rPr>
-      </w:pPr>
-      <w:r>
-        <w:rPr>
-          <w:rFonts w:ascii="Segoe UI Emoji" w:hAnsi="Segoe UI Emoji" w:cs="Segoe UI Emoji"/>
-          <w:b/>
-          <w:bCs/>
-          <w:lang w:val="en-US"/>
-        </w:rPr>
-        <w:t>✅</w:t>
-      </w:r>
-      <w:r>
-        <w:rPr>
-          <w:rFonts w:ascii="Roboto Mono" w:hAnsi="Roboto Mono"/>
-          <w:b/>
-          <w:bCs/>
-          <w:lang w:val="en-US"/>
-        </w:rPr>
-        <w:t xml:space="preserve"> Examples of DoD:</w:t>
-      </w:r>
-    </w:p>
-    <w:p>
-      <w:pPr>
-        <w:rPr>
-          <w:rFonts w:ascii="Roboto Mono" w:hAnsi="Roboto Mono"/>
-          <w:lang w:val="en-US"/>
-        </w:rPr>
-      </w:pPr>
-      <w:r>
-        <w:rPr>
-          <w:rFonts w:ascii="Roboto Mono" w:hAnsi="Roboto Mono"/>
-          <w:lang w:val="en-US"/>
-        </w:rPr>
-        <w:t xml:space="preserve">A user story is </w:t>
-      </w:r>
-      <w:r>
-        <w:rPr>
-          <w:rFonts w:ascii="Roboto Mono" w:hAnsi="Roboto Mono"/>
-          <w:b/>
-          <w:bCs/>
-          <w:lang w:val="en-US"/>
-        </w:rPr>
-        <w:t>Done</w:t>
-      </w:r>
-      <w:r>
-        <w:rPr>
-          <w:rFonts w:ascii="Roboto Mono" w:hAnsi="Roboto Mono"/>
-          <w:lang w:val="en-US"/>
-        </w:rPr>
-        <w:t xml:space="preserve"> when:</w:t>
-      </w:r>
-    </w:p>
-    <w:p>
-      <w:pPr>
-        <w:numPr>
-          <w:ilvl w:val="0"/>
-          <w:numId w:val="16"/>
-        </w:numPr>
-        <w:rPr>
-          <w:rFonts w:ascii="Roboto Mono" w:hAnsi="Roboto Mono"/>
-          <w:lang w:val="en-US"/>
-        </w:rPr>
-      </w:pPr>
-      <w:r>
-        <w:rPr>
-          <w:rFonts w:ascii="Roboto Mono" w:hAnsi="Roboto Mono"/>
-          <w:lang w:val="en-US"/>
-        </w:rPr>
-        <w:t xml:space="preserve">All </w:t>
-      </w:r>
-      <w:r>
-        <w:rPr>
-          <w:rFonts w:ascii="Roboto Mono" w:hAnsi="Roboto Mono"/>
-          <w:b/>
-          <w:bCs/>
-          <w:lang w:val="en-US"/>
-        </w:rPr>
-        <w:t>acceptance criteria</w:t>
-      </w:r>
-      <w:r>
-        <w:rPr>
-          <w:rFonts w:ascii="Roboto Mono" w:hAnsi="Roboto Mono"/>
-          <w:lang w:val="en-US"/>
-        </w:rPr>
-        <w:t xml:space="preserve"> are met.</w:t>
-      </w:r>
-    </w:p>
-    <w:p>
-      <w:pPr>
-        <w:numPr>
-          <w:ilvl w:val="0"/>
-          <w:numId w:val="16"/>
-        </w:numPr>
-        <w:rPr>
-          <w:rFonts w:ascii="Roboto Mono" w:hAnsi="Roboto Mono"/>
-          <w:lang w:val="en-US"/>
-        </w:rPr>
-      </w:pPr>
-      <w:r>
-        <w:rPr>
-          <w:rFonts w:ascii="Roboto Mono" w:hAnsi="Roboto Mono"/>
-          <w:lang w:val="en-US"/>
-        </w:rPr>
-        <w:t>Code is written, reviewed, and merged.</w:t>
-      </w:r>
-    </w:p>
-    <w:p>
-      <w:pPr>
-        <w:numPr>
-          <w:ilvl w:val="0"/>
-          <w:numId w:val="16"/>
-        </w:numPr>
-        <w:rPr>
-          <w:rFonts w:ascii="Roboto Mono" w:hAnsi="Roboto Mono"/>
-          <w:lang w:val="en-US"/>
-        </w:rPr>
-      </w:pPr>
-      <w:r>
-        <w:rPr>
-          <w:rFonts w:ascii="Roboto Mono" w:hAnsi="Roboto Mono"/>
-          <w:lang w:val="en-US"/>
-        </w:rPr>
-        <w:t>Unit and integration tests are implemented and passed.</w:t>
-      </w:r>
-    </w:p>
-    <w:p>
-      <w:pPr>
-        <w:numPr>
-          <w:ilvl w:val="0"/>
-          <w:numId w:val="16"/>
-        </w:numPr>
-        <w:rPr>
-          <w:rFonts w:ascii="Roboto Mono" w:hAnsi="Roboto Mono"/>
-          <w:lang w:val="en-US"/>
-        </w:rPr>
-      </w:pPr>
-      <w:r>
-        <w:rPr>
-          <w:rFonts w:ascii="Roboto Mono" w:hAnsi="Roboto Mono"/>
-          <w:lang w:val="en-US"/>
-        </w:rPr>
-        <w:t>Regression tests are executed with no critical defects.</w:t>
-      </w:r>
-    </w:p>
-    <w:p>
-      <w:pPr>
-        <w:numPr>
-          <w:ilvl w:val="0"/>
-          <w:numId w:val="16"/>
-        </w:numPr>
-        <w:rPr>
-          <w:rFonts w:ascii="Roboto Mono" w:hAnsi="Roboto Mono"/>
-          <w:lang w:val="en-US"/>
-        </w:rPr>
-      </w:pPr>
-      <w:r>
-        <w:rPr>
-          <w:rFonts w:ascii="Roboto Mono" w:hAnsi="Roboto Mono"/>
-          <w:lang w:val="en-US"/>
-        </w:rPr>
-        <w:t>Documentation (if required) is updated.</w:t>
-      </w:r>
-    </w:p>
-    <w:p>
-      <w:pPr>
-        <w:numPr>
-          <w:ilvl w:val="0"/>
-          <w:numId w:val="16"/>
-        </w:numPr>
-        <w:rPr>
-          <w:rFonts w:ascii="Roboto Mono" w:hAnsi="Roboto Mono"/>
-          <w:lang w:val="en-US"/>
-        </w:rPr>
-      </w:pPr>
-      <w:r>
-        <w:rPr>
-          <w:rFonts w:ascii="Roboto Mono" w:hAnsi="Roboto Mono"/>
-          <w:lang w:val="en-US"/>
-        </w:rPr>
-        <w:t>The increment is potentially shippable/releasable.</w:t>
-      </w:r>
-    </w:p>
-    <w:p>
-      <w:pPr>
-        <w:rPr>
-          <w:rFonts w:ascii="Roboto Mono" w:hAnsi="Roboto Mono"/>
-          <w:lang w:val="en-US"/>
-        </w:rPr>
-      </w:pPr>
-      <w:r>
-        <w:rPr>
-          <w:rFonts w:ascii="Roboto Mono" w:hAnsi="Roboto Mono"/>
-          <w:lang w:val="en-US"/>
-        </w:rPr>
-        <w:pict w14:anchorId="68D7E665">
-          <v:rect id="_x0000_i1128" style="width:0;height:1.5pt" o:hralign="center" o:hrstd="t" o:hr="t" fillcolor="#a0a0a0" stroked="f"/>
-        </w:pict>
-      </w:r>
-    </w:p>
-    <w:p>
-      <w:pPr>
-        <w:rPr>
-          <w:rFonts w:ascii="Roboto Mono" w:hAnsi="Roboto Mono"/>
-          <w:lang w:val="en-US"/>
-        </w:rPr>
-      </w:pPr>
-      <w:r>
-        <w:rPr>
-          <w:rFonts w:ascii="Segoe UI Emoji" w:hAnsi="Segoe UI Emoji" w:cs="Segoe UI Emoji"/>
-          <w:lang w:val="en-US"/>
-        </w:rPr>
-        <w:t>🔑</w:t>
-      </w:r>
-      <w:r>
-        <w:rPr>
-          <w:rFonts w:ascii="Roboto Mono" w:hAnsi="Roboto Mono"/>
-          <w:lang w:val="en-US"/>
-        </w:rPr>
-        <w:t xml:space="preserve"> </w:t>
-      </w:r>
-      <w:r>
-        <w:rPr>
-          <w:rFonts w:ascii="Roboto Mono" w:hAnsi="Roboto Mono"/>
-          <w:b/>
-          <w:bCs/>
-          <w:lang w:val="en-US"/>
-        </w:rPr>
-        <w:t>In short:</w:t>
-      </w:r>
-      <w:r>
-        <w:rPr>
-          <w:rFonts w:ascii="Roboto Mono" w:hAnsi="Roboto Mono"/>
-          <w:lang w:val="en-US"/>
-        </w:rPr>
-        <w:br/>
-        <w:t xml:space="preserve">The </w:t>
-      </w:r>
-      <w:r>
-        <w:rPr>
-          <w:rFonts w:ascii="Roboto Mono" w:hAnsi="Roboto Mono"/>
-          <w:b/>
-          <w:bCs/>
-          <w:lang w:val="en-US"/>
-        </w:rPr>
-        <w:t>Definition of Done</w:t>
-      </w:r>
-      <w:r>
-        <w:rPr>
-          <w:rFonts w:ascii="Roboto Mono" w:hAnsi="Roboto Mono"/>
-          <w:lang w:val="en-US"/>
-        </w:rPr>
-        <w:t xml:space="preserve"> is a checklist that ensures the team delivers </w:t>
-      </w:r>
-      <w:r>
-        <w:rPr>
-          <w:rFonts w:ascii="Roboto Mono" w:hAnsi="Roboto Mono"/>
-          <w:b/>
-          <w:bCs/>
-          <w:lang w:val="en-US"/>
-        </w:rPr>
-        <w:t>high-quality, completed work</w:t>
-      </w:r>
-      <w:r>
-        <w:rPr>
-          <w:rFonts w:ascii="Roboto Mono" w:hAnsi="Roboto Mono"/>
-          <w:lang w:val="en-US"/>
-        </w:rPr>
-        <w:t xml:space="preserve"> that could be released to users at the end of the iteration/sprint.</w:t>
-      </w:r>
-    </w:p>
-    <w:p>
-      <w:pPr>
-        <w:pStyle w:val="Heading2"/>
-        <w:keepNext w:val="0"/>
-        <w:keepLines w:val="0"/>
-        <w:spacing w:before="480"/>
-      </w:pPr>
-      <w:bookmarkStart w:id="7" w:name="_okljvkc9ihlk" w:colFirst="0" w:colLast="0"/>
-      <w:bookmarkEnd w:id="7"/>
-      <w:r>
-        <w:rPr>
-          <w:rFonts w:ascii="Andika" w:eastAsia="Andika" w:hAnsi="Andika" w:cs="Andika"/>
-        </w:rPr>
-        <w:t>3️⃣ Acceptance Criteria</w:t>
-      </w:r>
-    </w:p>
-    <w:p>
-      <w:pPr>
-        <w:pStyle w:val="Heading3"/>
-        <w:keepNext w:val="0"/>
-        <w:keepLines w:val="0"/>
-      </w:pPr>
-      <w:bookmarkStart w:id="8" w:name="_n4hqdds61lso" w:colFirst="0" w:colLast="0"/>
-      <w:bookmarkEnd w:id="8"/>
-      <w:r>
-        <w:t>📌 Definition</w:t>
-      </w:r>
-    </w:p>
-    <w:p>
-      <w:pPr>
-        <w:spacing w:before="240" w:after="240"/>
-      </w:pPr>
-      <w:r>
-        <w:rPr>
-          <w:b/>
-          <w:shd w:val="clear" w:color="auto" w:fill="B7B7B7"/>
-        </w:rPr>
-        <w:t># Source</w:t>
-      </w:r>
-      <w:r>
-        <w:rPr>
-          <w:shd w:val="clear" w:color="auto" w:fill="B7B7B7"/>
-        </w:rPr>
-        <w:t xml:space="preserve">: </w:t>
-      </w:r>
-      <w:r>
-        <w:rPr>
-          <w:b/>
-          <w:shd w:val="clear" w:color="auto" w:fill="B7B7B7"/>
-        </w:rPr>
-        <w:t xml:space="preserve">Chatgot </w:t>
-      </w:r>
-      <w:r>
-        <w:rPr>
-          <w:b/>
-          <w:sz w:val="14"/>
-          <w:szCs w:val="14"/>
-          <w:shd w:val="clear" w:color="auto" w:fill="B7B7B7"/>
-        </w:rPr>
-        <w:t>(GPT-5-Standard) at [8/17/2025]</w:t>
-      </w:r>
-    </w:p>
-    <w:p>
-      <w:pPr>
-        <w:spacing w:before="240" w:after="240"/>
-        <w:rPr>
-          <w:rFonts w:ascii="Roboto Mono" w:eastAsia="Roboto Mono" w:hAnsi="Roboto Mono" w:cs="Roboto Mono"/>
-        </w:rPr>
-      </w:pPr>
-      <w:r>
-        <w:rPr>
-          <w:rFonts w:ascii="Roboto Mono" w:eastAsia="Roboto Mono" w:hAnsi="Roboto Mono" w:cs="Roboto Mono"/>
-        </w:rPr>
-        <w:lastRenderedPageBreak/>
-        <w:t xml:space="preserve">The </w:t>
-      </w:r>
-      <w:r>
-        <w:rPr>
-          <w:rFonts w:ascii="Roboto Mono" w:eastAsia="Roboto Mono" w:hAnsi="Roboto Mono" w:cs="Roboto Mono"/>
-          <w:b/>
-        </w:rPr>
-        <w:t>conditions that a software product must meet to be accepted by the customer/business</w:t>
-      </w:r>
-      <w:r>
-        <w:rPr>
-          <w:rFonts w:ascii="Roboto Mono" w:eastAsia="Roboto Mono" w:hAnsi="Roboto Mono" w:cs="Roboto Mono"/>
-        </w:rPr>
-        <w:t>.</w:t>
-      </w:r>
-      <w:r>
-        <w:rPr>
-          <w:rFonts w:ascii="Roboto Mono" w:eastAsia="Roboto Mono" w:hAnsi="Roboto Mono" w:cs="Roboto Mono"/>
-        </w:rPr>
-        <w:br/>
-        <w:t xml:space="preserve"> It is defined for each </w:t>
-      </w:r>
-      <w:r>
-        <w:rPr>
-          <w:rFonts w:ascii="Roboto Mono" w:eastAsia="Roboto Mono" w:hAnsi="Roboto Mono" w:cs="Roboto Mono"/>
-          <w:b/>
-        </w:rPr>
-        <w:t>user story or requirement</w:t>
-      </w:r>
-      <w:r>
-        <w:rPr>
-          <w:rFonts w:ascii="Roboto Mono" w:eastAsia="Roboto Mono" w:hAnsi="Roboto Mono" w:cs="Roboto Mono"/>
-        </w:rPr>
-        <w:t xml:space="preserve"> and is business-focused (not just testing-focused).</w:t>
-      </w:r>
-    </w:p>
-    <w:p>
-      <w:pPr>
-        <w:numPr>
-          <w:ilvl w:val="0"/>
-          <w:numId w:val="8"/>
-        </w:numPr>
-        <w:spacing w:before="240"/>
-      </w:pPr>
-      <w:r>
-        <w:rPr>
-          <w:rFonts w:ascii="Roboto Mono" w:eastAsia="Roboto Mono" w:hAnsi="Roboto Mono" w:cs="Roboto Mono"/>
-        </w:rPr>
-        <w:t xml:space="preserve">Used in </w:t>
-      </w:r>
-      <w:r>
-        <w:rPr>
-          <w:rFonts w:ascii="Roboto Mono" w:eastAsia="Roboto Mono" w:hAnsi="Roboto Mono" w:cs="Roboto Mono"/>
-          <w:b/>
-        </w:rPr>
-        <w:t>Agile</w:t>
-      </w:r>
-      <w:r>
-        <w:rPr>
-          <w:rFonts w:ascii="Roboto Mono" w:eastAsia="Roboto Mono" w:hAnsi="Roboto Mono" w:cs="Roboto Mono"/>
-        </w:rPr>
-        <w:t>: part of user stories.</w:t>
-      </w:r>
-      <w:r>
-        <w:rPr>
-          <w:rFonts w:ascii="Roboto Mono" w:eastAsia="Roboto Mono" w:hAnsi="Roboto Mono" w:cs="Roboto Mono"/>
-        </w:rPr>
-        <w:br/>
-      </w:r>
-    </w:p>
-    <w:p>
-      <w:pPr>
-        <w:numPr>
-          <w:ilvl w:val="0"/>
-          <w:numId w:val="8"/>
-        </w:numPr>
-        <w:spacing w:after="240"/>
-      </w:pPr>
-      <w:r>
-        <w:rPr>
-          <w:rFonts w:ascii="Roboto Mono" w:eastAsia="Roboto Mono" w:hAnsi="Roboto Mono" w:cs="Roboto Mono"/>
-        </w:rPr>
-        <w:t xml:space="preserve">Ensures the feature delivers </w:t>
-      </w:r>
-      <w:r>
-        <w:rPr>
-          <w:rFonts w:ascii="Roboto Mono" w:eastAsia="Roboto Mono" w:hAnsi="Roboto Mono" w:cs="Roboto Mono"/>
-          <w:b/>
-        </w:rPr>
-        <w:t>business value</w:t>
-      </w:r>
-      <w:r>
-        <w:rPr>
-          <w:rFonts w:ascii="Roboto Mono" w:eastAsia="Roboto Mono" w:hAnsi="Roboto Mono" w:cs="Roboto Mono"/>
-        </w:rPr>
-        <w:t>.</w:t>
-      </w:r>
-      <w:r>
-        <w:br/>
-      </w:r>
-    </w:p>
-    <w:p>
-      <w:pPr>
-        <w:pStyle w:val="Heading3"/>
-        <w:keepNext w:val="0"/>
-        <w:keepLines w:val="0"/>
-      </w:pPr>
-      <w:bookmarkStart w:id="9" w:name="_bra743aewh0x" w:colFirst="0" w:colLast="0"/>
-      <w:bookmarkEnd w:id="9"/>
-      <w:r>
-        <w:rPr>
-          <w:rFonts w:ascii="Arial Unicode MS" w:eastAsia="Arial Unicode MS" w:hAnsi="Arial Unicode MS" w:cs="Arial Unicode MS"/>
-        </w:rPr>
-        <w:t>✅ Examples</w:t>
-      </w:r>
-    </w:p>
-    <w:p>
-      <w:pPr>
-        <w:spacing w:before="240" w:after="240"/>
-      </w:pPr>
-      <w:r>
-        <w:rPr>
-          <w:b/>
-          <w:shd w:val="clear" w:color="auto" w:fill="B7B7B7"/>
-        </w:rPr>
-        <w:t># Source</w:t>
-      </w:r>
-      <w:r>
-        <w:rPr>
-          <w:shd w:val="clear" w:color="auto" w:fill="B7B7B7"/>
-        </w:rPr>
-        <w:t xml:space="preserve">: </w:t>
-      </w:r>
-      <w:r>
-        <w:rPr>
-          <w:b/>
-          <w:shd w:val="clear" w:color="auto" w:fill="B7B7B7"/>
-        </w:rPr>
-        <w:t xml:space="preserve">Chatgot </w:t>
-      </w:r>
-      <w:r>
-        <w:rPr>
-          <w:b/>
-          <w:sz w:val="14"/>
-          <w:szCs w:val="14"/>
-          <w:shd w:val="clear" w:color="auto" w:fill="B7B7B7"/>
-        </w:rPr>
-        <w:t>(GPT-5-Standard) at [8/17/2025]</w:t>
-      </w:r>
-    </w:p>
-    <w:p>
-      <w:pPr>
-        <w:numPr>
-          <w:ilvl w:val="0"/>
-          <w:numId w:val="7"/>
-        </w:numPr>
-        <w:spacing w:before="240"/>
-        <w:rPr>
-          <w:rFonts w:ascii="Roboto Mono" w:eastAsia="Roboto Mono" w:hAnsi="Roboto Mono" w:cs="Roboto Mono"/>
-        </w:rPr>
-      </w:pPr>
-      <w:r>
-        <w:rPr>
-          <w:rFonts w:ascii="Roboto Mono" w:eastAsia="Roboto Mono" w:hAnsi="Roboto Mono" w:cs="Roboto Mono"/>
-          <w:i/>
-        </w:rPr>
-        <w:t>User Story:</w:t>
-      </w:r>
-      <w:r>
-        <w:rPr>
-          <w:rFonts w:ascii="Roboto Mono" w:eastAsia="Roboto Mono" w:hAnsi="Roboto Mono" w:cs="Roboto Mono"/>
-        </w:rPr>
-        <w:t xml:space="preserve"> “As a user, I want to log in to the website so that I can access my account.”</w:t>
-      </w:r>
-      <w:r>
-        <w:rPr>
-          <w:rFonts w:ascii="Roboto Mono" w:eastAsia="Roboto Mono" w:hAnsi="Roboto Mono" w:cs="Roboto Mono"/>
-        </w:rPr>
-        <w:br/>
-      </w:r>
-    </w:p>
-    <w:p>
-      <w:pPr>
-        <w:numPr>
-          <w:ilvl w:val="0"/>
-          <w:numId w:val="7"/>
-        </w:numPr>
-        <w:rPr>
-          <w:rFonts w:ascii="Roboto Mono" w:eastAsia="Roboto Mono" w:hAnsi="Roboto Mono" w:cs="Roboto Mono"/>
-        </w:rPr>
-      </w:pPr>
-      <w:r>
-        <w:rPr>
-          <w:rFonts w:ascii="Roboto Mono" w:eastAsia="Roboto Mono" w:hAnsi="Roboto Mono" w:cs="Roboto Mono"/>
-          <w:i/>
-        </w:rPr>
-        <w:t>Acceptance Criteria:</w:t>
-      </w:r>
-      <w:r>
-        <w:rPr>
-          <w:rFonts w:ascii="Roboto Mono" w:eastAsia="Roboto Mono" w:hAnsi="Roboto Mono" w:cs="Roboto Mono"/>
-          <w:i/>
+        <w:rPr>
+          <w:rFonts w:ascii="Roboto Mono" w:eastAsia="Roboto Mono" w:hAnsi="Roboto Mono" w:cs="Roboto Mono"/>
+        </w:rPr>
+      </w:pPr>
+      <w:r>
+        <w:rPr>
+          <w:rFonts w:ascii="Roboto Mono" w:eastAsia="Roboto Mono" w:hAnsi="Roboto Mono" w:cs="Roboto Mono"/>
+        </w:rPr>
+        <w:t>User can log in with valid username &amp; password.</w:t>
+      </w:r>
+      <w:r>
+        <w:rPr>
+          <w:rFonts w:ascii="Roboto Mono" w:eastAsia="Roboto Mono" w:hAnsi="Roboto Mono" w:cs="Roboto Mono"/>
         </w:rPr>
         <w:br/>
       </w:r>
@@ -2310,7 +2490,7 @@
       <w:pPr>
         <w:numPr>
           <w:ilvl w:val="1"/>
-          <w:numId w:val="7"/>
+          <w:numId w:val="5"/>
         </w:numPr>
         <w:rPr>
           <w:rFonts w:ascii="Roboto Mono" w:eastAsia="Roboto Mono" w:hAnsi="Roboto Mono" w:cs="Roboto Mono"/>
@@ -2320,7 +2500,7 @@
         <w:rPr>
           <w:rFonts w:ascii="Roboto Mono" w:eastAsia="Roboto Mono" w:hAnsi="Roboto Mono" w:cs="Roboto Mono"/>
         </w:rPr>
-        <w:t>User can log in with valid username &amp; password.</w:t>
+        <w:t>Error message is displayed for invalid credentials.</w:t>
       </w:r>
       <w:r>
         <w:rPr>
@@ -2333,7 +2513,7 @@
       <w:pPr>
         <w:numPr>
           <w:ilvl w:val="1"/>
-          <w:numId w:val="7"/>
+          <w:numId w:val="5"/>
         </w:numPr>
         <w:rPr>
           <w:rFonts w:ascii="Roboto Mono" w:eastAsia="Roboto Mono" w:hAnsi="Roboto Mono" w:cs="Roboto Mono"/>
@@ -2343,7 +2523,7 @@
         <w:rPr>
           <w:rFonts w:ascii="Roboto Mono" w:eastAsia="Roboto Mono" w:hAnsi="Roboto Mono" w:cs="Roboto Mono"/>
         </w:rPr>
-        <w:t>Error message is displayed for invalid credentials.</w:t>
+        <w:t>Account locks after 3 failed attempts.</w:t>
       </w:r>
       <w:r>
         <w:rPr>
@@ -2356,30 +2536,7 @@
       <w:pPr>
         <w:numPr>
           <w:ilvl w:val="1"/>
-          <w:numId w:val="7"/>
-        </w:numPr>
-        <w:rPr>
-          <w:rFonts w:ascii="Roboto Mono" w:eastAsia="Roboto Mono" w:hAnsi="Roboto Mono" w:cs="Roboto Mono"/>
-        </w:rPr>
-      </w:pPr>
-      <w:r>
-        <w:rPr>
-          <w:rFonts w:ascii="Roboto Mono" w:eastAsia="Roboto Mono" w:hAnsi="Roboto Mono" w:cs="Roboto Mono"/>
-        </w:rPr>
-        <w:t>Account locks after 3 failed attempts.</w:t>
-      </w:r>
-      <w:r>
-        <w:rPr>
-          <w:rFonts w:ascii="Roboto Mono" w:eastAsia="Roboto Mono" w:hAnsi="Roboto Mono" w:cs="Roboto Mono"/>
-        </w:rPr>
-        <w:br/>
-      </w:r>
-    </w:p>
-    <w:p>
-      <w:pPr>
-        <w:numPr>
-          <w:ilvl w:val="1"/>
-          <w:numId w:val="7"/>
+          <w:numId w:val="5"/>
         </w:numPr>
         <w:spacing w:after="240"/>
         <w:rPr>
@@ -2512,8 +2669,8 @@
     </w:p>
     <w:p>
       <w:r>
-        <w:pict w14:anchorId="0AB842DE">
-          <v:rect id="_x0000_i1028" style="width:0;height:1.5pt" o:hralign="center" o:hrstd="t" o:hr="t" fillcolor="#a0a0a0" stroked="f"/>
+        <w:pict w14:anchorId="59282EB8">
+          <v:rect id="_x0000_i1034" style="width:0;height:1.5pt" o:hralign="center" o:hrstd="t" o:hr="t" fillcolor="#a0a0a0" stroked="f"/>
         </w:pict>
       </w:r>
     </w:p>
@@ -2531,7 +2688,6 @@
           <w:rFonts w:ascii="Segoe UI Emoji" w:hAnsi="Segoe UI Emoji" w:cs="Segoe UI Emoji"/>
           <w:lang w:val="en-US"/>
         </w:rPr>
-        <w:lastRenderedPageBreak/>
         <w:t>📌</w:t>
       </w:r>
       <w:r>
@@ -2586,7 +2742,26 @@
           <w:szCs w:val="14"/>
           <w:shd w:val="clear" w:color="auto" w:fill="B7B7B7"/>
         </w:rPr>
-        <w:t>(GPT-5-Standard) at [9/13/2025]</w:t>
+        <w:t>(GPT</w:t>
+      </w:r>
+      <w:r>
+        <w:rPr>
+          <w:rFonts w:ascii="Cambria Math" w:hAnsi="Cambria Math" w:cs="Cambria Math"/>
+          <w:b/>
+          <w:sz w:val="14"/>
+          <w:szCs w:val="14"/>
+          <w:shd w:val="clear" w:color="auto" w:fill="B7B7B7"/>
+        </w:rPr>
+        <w:t>‑</w:t>
+      </w:r>
+      <w:r>
+        <w:rPr>
+          <w:b/>
+          <w:sz w:val="14"/>
+          <w:szCs w:val="14"/>
+          <w:shd w:val="clear" w:color="auto" w:fill="B7B7B7"/>
+        </w:rPr>
+        <w:t>5 Mini) at [9/13/2025]</w:t>
       </w:r>
     </w:p>
     <w:p>
@@ -2601,6 +2776,7 @@
           <w:rFonts w:ascii="Segoe UI Emoji" w:hAnsi="Segoe UI Emoji" w:cs="Segoe UI Emoji"/>
           <w:lang w:val="en-US"/>
         </w:rPr>
+        <w:lastRenderedPageBreak/>
         <w:t>👉</w:t>
       </w:r>
       <w:r>
@@ -2648,7 +2824,7 @@
       <w:pPr>
         <w:numPr>
           <w:ilvl w:val="0"/>
-          <w:numId w:val="11"/>
+          <w:numId w:val="9"/>
         </w:numPr>
         <w:rPr>
           <w:rFonts w:ascii="Roboto Mono" w:hAnsi="Roboto Mono"/>
@@ -2667,7 +2843,7 @@
       <w:pPr>
         <w:numPr>
           <w:ilvl w:val="0"/>
-          <w:numId w:val="11"/>
+          <w:numId w:val="9"/>
         </w:numPr>
         <w:rPr>
           <w:rFonts w:ascii="Roboto Mono" w:hAnsi="Roboto Mono"/>
@@ -2686,7 +2862,7 @@
       <w:pPr>
         <w:numPr>
           <w:ilvl w:val="0"/>
-          <w:numId w:val="11"/>
+          <w:numId w:val="9"/>
         </w:numPr>
         <w:rPr>
           <w:rFonts w:ascii="Roboto Mono" w:hAnsi="Roboto Mono"/>
@@ -2705,7 +2881,7 @@
       <w:pPr>
         <w:numPr>
           <w:ilvl w:val="0"/>
-          <w:numId w:val="11"/>
+          <w:numId w:val="9"/>
         </w:numPr>
         <w:rPr>
           <w:rFonts w:ascii="Roboto Mono" w:hAnsi="Roboto Mono"/>
@@ -2741,7 +2917,7 @@
       <w:pPr>
         <w:numPr>
           <w:ilvl w:val="0"/>
-          <w:numId w:val="12"/>
+          <w:numId w:val="10"/>
         </w:numPr>
         <w:rPr>
           <w:rFonts w:ascii="Roboto Mono" w:hAnsi="Roboto Mono"/>
@@ -2760,7 +2936,7 @@
       <w:pPr>
         <w:numPr>
           <w:ilvl w:val="0"/>
-          <w:numId w:val="12"/>
+          <w:numId w:val="10"/>
         </w:numPr>
         <w:rPr>
           <w:rFonts w:ascii="Roboto Mono" w:hAnsi="Roboto Mono"/>
@@ -2779,7 +2955,7 @@
       <w:pPr>
         <w:numPr>
           <w:ilvl w:val="0"/>
-          <w:numId w:val="12"/>
+          <w:numId w:val="10"/>
         </w:numPr>
         <w:rPr>
           <w:rFonts w:ascii="Roboto Mono" w:hAnsi="Roboto Mono"/>
@@ -2798,7 +2974,7 @@
       <w:pPr>
         <w:numPr>
           <w:ilvl w:val="0"/>
-          <w:numId w:val="12"/>
+          <w:numId w:val="10"/>
         </w:numPr>
         <w:rPr>
           <w:rFonts w:ascii="Roboto Mono" w:hAnsi="Roboto Mono"/>
@@ -2863,8 +3039,8 @@
           <w:rFonts w:ascii="Roboto Mono" w:hAnsi="Roboto Mono"/>
           <w:lang w:val="en-US"/>
         </w:rPr>
-        <w:pict w14:anchorId="0A7E4AAC">
-          <v:rect id="_x0000_i1029" style="width:0;height:1.5pt" o:hralign="center" o:hrstd="t" o:hr="t" fillcolor="#a0a0a0" stroked="f"/>
+        <w:pict w14:anchorId="75952561">
+          <v:rect id="_x0000_i1035" style="width:0;height:1.5pt" o:hralign="center" o:hrstd="t" o:hr="t" fillcolor="#a0a0a0" stroked="f"/>
         </w:pict>
       </w:r>
     </w:p>
@@ -2913,7 +3089,26 @@
           <w:szCs w:val="14"/>
           <w:shd w:val="clear" w:color="auto" w:fill="B7B7B7"/>
         </w:rPr>
-        <w:t>(GPT-5-Standard) at [9/13/2025]</w:t>
+        <w:t>(GPT</w:t>
+      </w:r>
+      <w:r>
+        <w:rPr>
+          <w:rFonts w:ascii="Cambria Math" w:hAnsi="Cambria Math" w:cs="Cambria Math"/>
+          <w:b/>
+          <w:sz w:val="14"/>
+          <w:szCs w:val="14"/>
+          <w:shd w:val="clear" w:color="auto" w:fill="B7B7B7"/>
+        </w:rPr>
+        <w:t>‑</w:t>
+      </w:r>
+      <w:r>
+        <w:rPr>
+          <w:b/>
+          <w:sz w:val="14"/>
+          <w:szCs w:val="14"/>
+          <w:shd w:val="clear" w:color="auto" w:fill="B7B7B7"/>
+        </w:rPr>
+        <w:t>5 Mini) at [9/13/2025]</w:t>
       </w:r>
     </w:p>
     <w:p>
@@ -2985,7 +3180,7 @@
           <w:noProof/>
         </w:rPr>
         <w:drawing>
-          <wp:inline distT="0" distB="0" distL="0" distR="0" wp14:anchorId="7B258973" wp14:editId="3645B675">
+          <wp:inline distT="0" distB="0" distL="0" distR="0" wp14:anchorId="4B88E5DC" wp14:editId="5DE6F400">
             <wp:extent cx="5943600" cy="1043940"/>
             <wp:effectExtent l="0" t="0" r="0" b="3810"/>
             <wp:docPr id="420310628" name="Picture 1"/>
@@ -3116,8 +3311,8 @@
           <w:rFonts w:ascii="Roboto Mono" w:hAnsi="Roboto Mono"/>
           <w:lang w:val="en-US"/>
         </w:rPr>
-        <w:pict w14:anchorId="2A0364F4">
-          <v:rect id="_x0000_i1030" style="width:0;height:1.5pt" o:hralign="center" o:hrstd="t" o:hr="t" fillcolor="#a0a0a0" stroked="f"/>
+        <w:pict w14:anchorId="75C7E096">
+          <v:rect id="_x0000_i1036" style="width:0;height:1.5pt" o:hralign="center" o:hrstd="t" o:hr="t" fillcolor="#a0a0a0" stroked="f"/>
         </w:pict>
       </w:r>
     </w:p>
@@ -3132,7 +3327,6 @@
         <w:rPr>
           <w:lang w:val="en-US"/>
         </w:rPr>
-        <w:lastRenderedPageBreak/>
         <w:t>3. Use Case-Oriented Style</w:t>
       </w:r>
     </w:p>
@@ -3167,7 +3361,26 @@
           <w:szCs w:val="14"/>
           <w:shd w:val="clear" w:color="auto" w:fill="B7B7B7"/>
         </w:rPr>
-        <w:t>(GPT-5-Standard) at [9/13/2025]</w:t>
+        <w:t>(GPT</w:t>
+      </w:r>
+      <w:r>
+        <w:rPr>
+          <w:rFonts w:ascii="Cambria Math" w:hAnsi="Cambria Math" w:cs="Cambria Math"/>
+          <w:b/>
+          <w:sz w:val="14"/>
+          <w:szCs w:val="14"/>
+          <w:shd w:val="clear" w:color="auto" w:fill="B7B7B7"/>
+        </w:rPr>
+        <w:t>‑</w:t>
+      </w:r>
+      <w:r>
+        <w:rPr>
+          <w:b/>
+          <w:sz w:val="14"/>
+          <w:szCs w:val="14"/>
+          <w:shd w:val="clear" w:color="auto" w:fill="B7B7B7"/>
+        </w:rPr>
+        <w:t>5 Mini) at [9/13/2025]</w:t>
       </w:r>
     </w:p>
     <w:p>
@@ -3229,7 +3442,7 @@
       <w:pPr>
         <w:numPr>
           <w:ilvl w:val="0"/>
-          <w:numId w:val="13"/>
+          <w:numId w:val="11"/>
         </w:numPr>
         <w:rPr>
           <w:rFonts w:ascii="Roboto Mono" w:hAnsi="Roboto Mono"/>
@@ -3283,7 +3496,7 @@
       <w:pPr>
         <w:numPr>
           <w:ilvl w:val="0"/>
-          <w:numId w:val="13"/>
+          <w:numId w:val="11"/>
         </w:numPr>
         <w:rPr>
           <w:rFonts w:ascii="Roboto Mono" w:hAnsi="Roboto Mono"/>
@@ -3332,6 +3545,7 @@
           <w:rFonts w:ascii="Segoe UI Emoji" w:hAnsi="Segoe UI Emoji" w:cs="Segoe UI Emoji"/>
           <w:lang w:val="en-US"/>
         </w:rPr>
+        <w:lastRenderedPageBreak/>
         <w:t>✅</w:t>
       </w:r>
       <w:r>
@@ -3370,8 +3584,8 @@
           <w:rFonts w:ascii="Roboto Mono" w:hAnsi="Roboto Mono"/>
           <w:lang w:val="en-US"/>
         </w:rPr>
-        <w:pict w14:anchorId="5F44AE85">
-          <v:rect id="_x0000_i1031" style="width:0;height:1.5pt" o:hralign="center" o:hrstd="t" o:hr="t" fillcolor="#a0a0a0" stroked="f"/>
+        <w:pict w14:anchorId="0FFFDF7E">
+          <v:rect id="_x0000_i1037" style="width:0;height:1.5pt" o:hralign="center" o:hrstd="t" o:hr="t" fillcolor="#a0a0a0" stroked="f"/>
         </w:pict>
       </w:r>
     </w:p>
@@ -3420,7 +3634,26 @@
           <w:szCs w:val="14"/>
           <w:shd w:val="clear" w:color="auto" w:fill="B7B7B7"/>
         </w:rPr>
-        <w:t>(GPT-5-Standard) at [9/13/2025]</w:t>
+        <w:t>(GPT</w:t>
+      </w:r>
+      <w:r>
+        <w:rPr>
+          <w:rFonts w:ascii="Cambria Math" w:hAnsi="Cambria Math" w:cs="Cambria Math"/>
+          <w:b/>
+          <w:sz w:val="14"/>
+          <w:szCs w:val="14"/>
+          <w:shd w:val="clear" w:color="auto" w:fill="B7B7B7"/>
+        </w:rPr>
+        <w:t>‑</w:t>
+      </w:r>
+      <w:r>
+        <w:rPr>
+          <w:b/>
+          <w:sz w:val="14"/>
+          <w:szCs w:val="14"/>
+          <w:shd w:val="clear" w:color="auto" w:fill="B7B7B7"/>
+        </w:rPr>
+        <w:t>5 Mini) at [9/13/2025]</w:t>
       </w:r>
     </w:p>
     <w:p>
@@ -3482,7 +3715,7 @@
       <w:pPr>
         <w:numPr>
           <w:ilvl w:val="0"/>
-          <w:numId w:val="14"/>
+          <w:numId w:val="12"/>
         </w:numPr>
         <w:rPr>
           <w:rFonts w:ascii="Roboto Mono" w:hAnsi="Roboto Mono"/>
@@ -3514,7 +3747,7 @@
       <w:pPr>
         <w:numPr>
           <w:ilvl w:val="0"/>
-          <w:numId w:val="14"/>
+          <w:numId w:val="12"/>
         </w:numPr>
         <w:rPr>
           <w:rFonts w:ascii="Roboto Mono" w:hAnsi="Roboto Mono"/>
@@ -3546,7 +3779,7 @@
       <w:pPr>
         <w:numPr>
           <w:ilvl w:val="0"/>
-          <w:numId w:val="14"/>
+          <w:numId w:val="12"/>
         </w:numPr>
         <w:rPr>
           <w:rFonts w:ascii="Roboto Mono" w:hAnsi="Roboto Mono"/>
@@ -3624,8 +3857,8 @@
           <w:rFonts w:ascii="Roboto Mono" w:hAnsi="Roboto Mono"/>
           <w:lang w:val="en-US"/>
         </w:rPr>
-        <w:pict w14:anchorId="68E801E6">
-          <v:rect id="_x0000_i1032" style="width:0;height:1.5pt" o:hralign="center" o:hrstd="t" o:hr="t" fillcolor="#a0a0a0" stroked="f"/>
+        <w:pict w14:anchorId="662DA822">
+          <v:rect id="_x0000_i1038" style="width:0;height:1.5pt" o:hralign="center" o:hrstd="t" o:hr="t" fillcolor="#a0a0a0" stroked="f"/>
         </w:pict>
       </w:r>
     </w:p>
@@ -3681,7 +3914,26 @@
           <w:szCs w:val="14"/>
           <w:shd w:val="clear" w:color="auto" w:fill="B7B7B7"/>
         </w:rPr>
-        <w:t>(GPT-5-Standard) at [9/13/2025]</w:t>
+        <w:t>(GPT</w:t>
+      </w:r>
+      <w:r>
+        <w:rPr>
+          <w:rFonts w:ascii="Cambria Math" w:hAnsi="Cambria Math" w:cs="Cambria Math"/>
+          <w:b/>
+          <w:sz w:val="14"/>
+          <w:szCs w:val="14"/>
+          <w:shd w:val="clear" w:color="auto" w:fill="B7B7B7"/>
+        </w:rPr>
+        <w:t>‑</w:t>
+      </w:r>
+      <w:r>
+        <w:rPr>
+          <w:b/>
+          <w:sz w:val="14"/>
+          <w:szCs w:val="14"/>
+          <w:shd w:val="clear" w:color="auto" w:fill="B7B7B7"/>
+        </w:rPr>
+        <w:t>5 Mini) at [9/13/2025]</w:t>
       </w:r>
     </w:p>
     <w:p>
@@ -3697,7 +3949,7 @@
           <w:noProof/>
         </w:rPr>
         <w:drawing>
-          <wp:inline distT="0" distB="0" distL="0" distR="0" wp14:anchorId="100C0AE8" wp14:editId="67975ED2">
+          <wp:inline distT="0" distB="0" distL="0" distR="0" wp14:anchorId="002B7DFE" wp14:editId="1F8D3285">
             <wp:extent cx="5943600" cy="2057400"/>
             <wp:effectExtent l="0" t="0" r="0" b="0"/>
             <wp:docPr id="409207871" name="Picture 1"/>
@@ -3778,7 +4030,6 @@
                 <w:bCs/>
                 <w:lang w:val="en-US"/>
               </w:rPr>
-              <w:lastRenderedPageBreak/>
               <w:t>Style</w:t>
             </w:r>
           </w:p>
@@ -4275,8 +4526,8 @@
           <w:rFonts w:ascii="Roboto Mono" w:hAnsi="Roboto Mono"/>
           <w:lang w:val="en-US"/>
         </w:rPr>
-        <w:pict w14:anchorId="279DCFBD">
-          <v:rect id="_x0000_i1033" style="width:0;height:1.5pt" o:hralign="center" o:hrstd="t" o:hr="t" fillcolor="#a0a0a0" stroked="f"/>
+        <w:pict w14:anchorId="00980582">
+          <v:rect id="_x0000_i1039" style="width:0;height:1.5pt" o:hralign="center" o:hrstd="t" o:hr="t" fillcolor="#a0a0a0" stroked="f"/>
         </w:pict>
       </w:r>
     </w:p>
@@ -4290,6 +4541,7 @@
       <w:bookmarkStart w:id="11" w:name="_ku35y7fmayh6" w:colFirst="0" w:colLast="0"/>
       <w:bookmarkEnd w:id="11"/>
       <w:r>
+        <w:lastRenderedPageBreak/>
         <w:t>🔑 Key Difference Between Them</w:t>
       </w:r>
     </w:p>
@@ -4324,7 +4576,26 @@
           <w:szCs w:val="14"/>
           <w:shd w:val="clear" w:color="auto" w:fill="B7B7B7"/>
         </w:rPr>
-        <w:t>(GPT-5-Standard) at [8/17/2025]</w:t>
+        <w:t>(GPT</w:t>
+      </w:r>
+      <w:r>
+        <w:rPr>
+          <w:rFonts w:ascii="Cambria Math" w:hAnsi="Cambria Math" w:cs="Cambria Math"/>
+          <w:b/>
+          <w:sz w:val="14"/>
+          <w:szCs w:val="14"/>
+          <w:shd w:val="clear" w:color="auto" w:fill="B7B7B7"/>
+        </w:rPr>
+        <w:t>‑</w:t>
+      </w:r>
+      <w:r>
+        <w:rPr>
+          <w:b/>
+          <w:sz w:val="14"/>
+          <w:szCs w:val="14"/>
+          <w:shd w:val="clear" w:color="auto" w:fill="B7B7B7"/>
+        </w:rPr>
+        <w:t>5 Mini) at [8/17/2025]</w:t>
       </w:r>
     </w:p>
     <w:p>
@@ -4333,7 +4604,7 @@
           <w:noProof/>
         </w:rPr>
         <w:drawing>
-          <wp:inline distT="114300" distB="114300" distL="114300" distR="114300" wp14:anchorId="07A2C632" wp14:editId="0A9A2BA2">
+          <wp:inline distT="114300" distB="114300" distL="114300" distR="114300" wp14:anchorId="06D7E978" wp14:editId="24245798">
             <wp:extent cx="5943600" cy="1752600"/>
             <wp:effectExtent l="0" t="0" r="0" b="0"/>
             <wp:docPr id="3" name="image3.png"/>
@@ -4371,9 +4642,7 @@
     </w:p>
     <w:tbl>
       <w:tblPr>
-        <w:tblStyle w:val="a"/>
         <w:tblW w:w="9360" w:type="dxa"/>
-        <w:tblInd w:w="0" w:type="dxa"/>
         <w:tblBorders>
           <w:top w:val="nil"/>
           <w:left w:val="nil"/>
@@ -4821,7 +5090,6 @@
                 <w:rFonts w:ascii="Roboto Mono" w:eastAsia="Roboto Mono" w:hAnsi="Roboto Mono" w:cs="Roboto Mono"/>
                 <w:b/>
               </w:rPr>
-              <w:lastRenderedPageBreak/>
               <w:t>Acceptance Criteria</w:t>
             </w:r>
           </w:p>
@@ -4927,8 +5195,8 @@
     </w:tbl>
     <w:p>
       <w:r>
-        <w:pict w14:anchorId="5788938F">
-          <v:rect id="_x0000_i1034" style="width:0;height:1.5pt" o:hralign="center" o:hrstd="t" o:hr="t" fillcolor="#a0a0a0" stroked="f"/>
+        <w:pict w14:anchorId="631807F1">
+          <v:rect id="_x0000_i1040" style="width:0;height:1.5pt" o:hralign="center" o:hrstd="t" o:hr="t" fillcolor="#a0a0a0" stroked="f"/>
         </w:pict>
       </w:r>
     </w:p>
@@ -5078,8 +5346,8 @@
     </w:p>
     <w:p>
       <w:r>
-        <w:pict w14:anchorId="2D91A726">
-          <v:rect id="_x0000_i1035" style="width:0;height:1.5pt" o:hralign="center" o:hrstd="t" o:hr="t" fillcolor="#a0a0a0" stroked="f"/>
+        <w:pict w14:anchorId="2BF59FD7">
+          <v:rect id="_x0000_i1041" style="width:0;height:1.5pt" o:hralign="center" o:hrstd="t" o:hr="t" fillcolor="#a0a0a0" stroked="f"/>
         </w:pict>
       </w:r>
     </w:p>
@@ -5104,6 +5372,7 @@
         </w:rPr>
       </w:pPr>
     </w:p>
+    <w:p/>
     <w:sectPr>
       <w:pgSz w:w="12240" w:h="15840"/>
       <w:pgMar w:top="1440" w:right="1440" w:bottom="1440" w:left="1440" w:header="720" w:footer="720" w:gutter="0"/>
@@ -5116,16 +5385,6 @@
 
 <file path=word/numbering.xml><?xml version="1.0" encoding="utf-8"?>
 <w:numbering xmlns:wpc="http://schemas.microsoft.com/office/word/2010/wordprocessingCanvas" xmlns:cx="http://schemas.microsoft.com/office/drawing/2014/chartex" xmlns:cx1="http://schemas.microsoft.com/office/drawing/2015/9/8/chartex" xmlns:cx2="http://schemas.microsoft.com/office/drawing/2015/10/21/chartex" xmlns:cx3="http://schemas.microsoft.com/office/drawing/2016/5/9/chartex" xmlns:cx4="http://schemas.microsoft.com/office/drawing/2016/5/10/chartex" xmlns:cx5="http://schemas.microsoft.com/office/drawing/2016/5/11/chartex" xmlns:cx6="http://schemas.microsoft.com/office/drawing/2016/5/12/chartex" xmlns:cx7="http://schemas.microsoft.com/office/drawing/2016/5/13/chartex" xmlns:cx8="http://schemas.microsoft.com/office/drawing/2016/5/14/chartex" xmlns:mc="http://schemas.openxmlformats.org/markup-compatibility/2006" xmlns:aink="http://schemas.microsoft.com/office/drawing/2016/ink" xmlns:am3d="http://schemas.microsoft.com/office/drawing/2017/model3d" xmlns:o="urn:schemas-microsoft-com:office:office" xmlns:oel="http://schemas.microsoft.com/office/2019/extlst" xmlns:r="http://schemas.openxmlformats.org/officeDocument/2006/relationships" xmlns:m="http://schemas.openxmlformats.org/officeDocument/2006/math" xmlns:v="urn:schemas-microsoft-com:vml" xmlns:wp14="http://schemas.microsoft.com/office/word/2010/wordprocessingDrawing" xmlns:wp="http://schemas.openxmlformats.org/drawingml/2006/wordprocessingDrawing" xmlns:w10="urn:schemas-microsoft-com:office:word" xmlns:w="http://schemas.openxmlformats.org/wordprocessingml/2006/main" xmlns:w14="http://schemas.microsoft.com/office/word/2010/wordml" xmlns:w15="http://schemas.microsoft.com/office/word/2012/wordml" xmlns:w16cex="http://schemas.microsoft.com/office/word/2018/wordml/cex" xmlns:w16cid="http://schemas.microsoft.com/office/word/2016/wordml/cid" xmlns:w16="http://schemas.microsoft.com/office/word/2018/wordml" xmlns:w16du="http://schemas.microsoft.com/office/word/2023/wordml/word16du" xmlns:w16sdtdh="http://schemas.microsoft.com/office/word/2020/wordml/sdtdatahash" xmlns:w16sdtfl="http://schemas.microsoft.com/office/word/2024/wordml/sdtformatlock" xmlns:w16se="http://schemas.microsoft.com/office/word/2015/wordml/symex" xmlns:wpg="http://schemas.microsoft.com/office/word/2010/wordprocessingGroup" xmlns:wpi="http://schemas.microsoft.com/office/word/2010/wordprocessingInk" xmlns:wne="http://schemas.microsoft.com/office/word/2006/wordml" xmlns:wps="http://schemas.microsoft.com/office/word/2010/wordprocessingShape" mc:Ignorable="w14 w15 w16se w16cid w16 w16cex w16sdtdh w16sdtfl w16du wp14">
-  <w:numPicBullet w:numPicBulletId="0">
-    <w:pict>
-      <v:rect id="_x0000_i1070" style="width:0;height:1.5pt" o:hralign="center" o:bullet="t" o:hrstd="t" o:hr="t" fillcolor="#a0a0a0" stroked="f"/>
-    </w:pict>
-  </w:numPicBullet>
-  <w:numPicBullet w:numPicBulletId="1">
-    <w:pict>
-      <v:rect id="_x0000_i1071" style="width:0;height:1.5pt" o:hralign="center" o:bullet="t" o:hrstd="t" o:hr="t" fillcolor="#a0a0a0" stroked="f"/>
-    </w:pict>
-  </w:numPicBullet>
   <w:abstractNum w:abstractNumId="0" w15:restartNumberingAfterBreak="0">
     <w:nsid w:val="055B2E00"/>
     <w:multiLevelType w:val="multilevel"/>
@@ -5389,119 +5648,6 @@
     </w:lvl>
   </w:abstractNum>
   <w:abstractNum w:abstractNumId="2" w15:restartNumberingAfterBreak="0">
-    <w:nsid w:val="13991B84"/>
-    <w:multiLevelType w:val="multilevel"/>
-    <w:tmpl w:val="9370AFC6"/>
-    <w:lvl w:ilvl="0">
-      <w:start w:val="1"/>
-      <w:numFmt w:val="decimal"/>
-      <w:lvlText w:val="%1."/>
-      <w:lvlJc w:val="left"/>
-      <w:pPr>
-        <w:ind w:left="720" w:hanging="360"/>
-      </w:pPr>
-      <w:rPr>
-        <w:u w:val="none"/>
-      </w:rPr>
-    </w:lvl>
-    <w:lvl w:ilvl="1">
-      <w:start w:val="1"/>
-      <w:numFmt w:val="lowerLetter"/>
-      <w:lvlText w:val="%2."/>
-      <w:lvlJc w:val="left"/>
-      <w:pPr>
-        <w:ind w:left="1440" w:hanging="360"/>
-      </w:pPr>
-      <w:rPr>
-        <w:u w:val="none"/>
-      </w:rPr>
-    </w:lvl>
-    <w:lvl w:ilvl="2">
-      <w:start w:val="1"/>
-      <w:numFmt w:val="lowerRoman"/>
-      <w:lvlText w:val="%3."/>
-      <w:lvlJc w:val="left"/>
-      <w:pPr>
-        <w:ind w:left="2160" w:hanging="360"/>
-      </w:pPr>
-      <w:rPr>
-        <w:u w:val="none"/>
-      </w:rPr>
-    </w:lvl>
-    <w:lvl w:ilvl="3">
-      <w:start w:val="1"/>
-      <w:numFmt w:val="decimal"/>
-      <w:lvlText w:val="%4."/>
-      <w:lvlJc w:val="left"/>
-      <w:pPr>
-        <w:ind w:left="2880" w:hanging="360"/>
-      </w:pPr>
-      <w:rPr>
-        <w:u w:val="none"/>
-      </w:rPr>
-    </w:lvl>
-    <w:lvl w:ilvl="4">
-      <w:start w:val="1"/>
-      <w:numFmt w:val="lowerLetter"/>
-      <w:lvlText w:val="%5."/>
-      <w:lvlJc w:val="left"/>
-      <w:pPr>
-        <w:ind w:left="3600" w:hanging="360"/>
-      </w:pPr>
-      <w:rPr>
-        <w:u w:val="none"/>
-      </w:rPr>
-    </w:lvl>
-    <w:lvl w:ilvl="5">
-      <w:start w:val="1"/>
-      <w:numFmt w:val="lowerRoman"/>
-      <w:lvlText w:val="%6."/>
-      <w:lvlJc w:val="left"/>
-      <w:pPr>
-        <w:ind w:left="4320" w:hanging="360"/>
-      </w:pPr>
-      <w:rPr>
-        <w:u w:val="none"/>
-      </w:rPr>
-    </w:lvl>
-    <w:lvl w:ilvl="6">
-      <w:start w:val="1"/>
-      <w:numFmt w:val="decimal"/>
-      <w:lvlText w:val="%7."/>
-      <w:lvlJc w:val="left"/>
-      <w:pPr>
-        <w:ind w:left="5040" w:hanging="360"/>
-      </w:pPr>
-      <w:rPr>
-        <w:u w:val="none"/>
-      </w:rPr>
-    </w:lvl>
-    <w:lvl w:ilvl="7">
-      <w:start w:val="1"/>
-      <w:numFmt w:val="lowerLetter"/>
-      <w:lvlText w:val="%8."/>
-      <w:lvlJc w:val="left"/>
-      <w:pPr>
-        <w:ind w:left="5760" w:hanging="360"/>
-      </w:pPr>
-      <w:rPr>
-        <w:u w:val="none"/>
-      </w:rPr>
-    </w:lvl>
-    <w:lvl w:ilvl="8">
-      <w:start w:val="1"/>
-      <w:numFmt w:val="lowerRoman"/>
-      <w:lvlText w:val="%9."/>
-      <w:lvlJc w:val="left"/>
-      <w:pPr>
-        <w:ind w:left="6480" w:hanging="360"/>
-      </w:pPr>
-      <w:rPr>
-        <w:u w:val="none"/>
-      </w:rPr>
-    </w:lvl>
-  </w:abstractNum>
-  <w:abstractNum w:abstractNumId="3" w15:restartNumberingAfterBreak="0">
     <w:nsid w:val="13BA0B05"/>
     <w:multiLevelType w:val="multilevel"/>
     <w:tmpl w:val="D2A6E25C"/>
@@ -5650,120 +5796,7 @@
       </w:rPr>
     </w:lvl>
   </w:abstractNum>
-  <w:abstractNum w:abstractNumId="4" w15:restartNumberingAfterBreak="0">
-    <w:nsid w:val="15190FB9"/>
-    <w:multiLevelType w:val="multilevel"/>
-    <w:tmpl w:val="CD2A6C10"/>
-    <w:lvl w:ilvl="0">
-      <w:start w:val="2"/>
-      <w:numFmt w:val="decimal"/>
-      <w:lvlText w:val="%1."/>
-      <w:lvlJc w:val="left"/>
-      <w:pPr>
-        <w:ind w:left="720" w:hanging="360"/>
-      </w:pPr>
-      <w:rPr>
-        <w:u w:val="none"/>
-      </w:rPr>
-    </w:lvl>
-    <w:lvl w:ilvl="1">
-      <w:start w:val="1"/>
-      <w:numFmt w:val="lowerLetter"/>
-      <w:lvlText w:val="%2."/>
-      <w:lvlJc w:val="left"/>
-      <w:pPr>
-        <w:ind w:left="1440" w:hanging="360"/>
-      </w:pPr>
-      <w:rPr>
-        <w:u w:val="none"/>
-      </w:rPr>
-    </w:lvl>
-    <w:lvl w:ilvl="2">
-      <w:start w:val="1"/>
-      <w:numFmt w:val="lowerRoman"/>
-      <w:lvlText w:val="%3."/>
-      <w:lvlJc w:val="left"/>
-      <w:pPr>
-        <w:ind w:left="2160" w:hanging="360"/>
-      </w:pPr>
-      <w:rPr>
-        <w:u w:val="none"/>
-      </w:rPr>
-    </w:lvl>
-    <w:lvl w:ilvl="3">
-      <w:start w:val="1"/>
-      <w:numFmt w:val="decimal"/>
-      <w:lvlText w:val="%4."/>
-      <w:lvlJc w:val="left"/>
-      <w:pPr>
-        <w:ind w:left="2880" w:hanging="360"/>
-      </w:pPr>
-      <w:rPr>
-        <w:u w:val="none"/>
-      </w:rPr>
-    </w:lvl>
-    <w:lvl w:ilvl="4">
-      <w:start w:val="1"/>
-      <w:numFmt w:val="lowerLetter"/>
-      <w:lvlText w:val="%5."/>
-      <w:lvlJc w:val="left"/>
-      <w:pPr>
-        <w:ind w:left="3600" w:hanging="360"/>
-      </w:pPr>
-      <w:rPr>
-        <w:u w:val="none"/>
-      </w:rPr>
-    </w:lvl>
-    <w:lvl w:ilvl="5">
-      <w:start w:val="1"/>
-      <w:numFmt w:val="lowerRoman"/>
-      <w:lvlText w:val="%6."/>
-      <w:lvlJc w:val="left"/>
-      <w:pPr>
-        <w:ind w:left="4320" w:hanging="360"/>
-      </w:pPr>
-      <w:rPr>
-        <w:u w:val="none"/>
-      </w:rPr>
-    </w:lvl>
-    <w:lvl w:ilvl="6">
-      <w:start w:val="1"/>
-      <w:numFmt w:val="decimal"/>
-      <w:lvlText w:val="%7."/>
-      <w:lvlJc w:val="left"/>
-      <w:pPr>
-        <w:ind w:left="5040" w:hanging="360"/>
-      </w:pPr>
-      <w:rPr>
-        <w:u w:val="none"/>
-      </w:rPr>
-    </w:lvl>
-    <w:lvl w:ilvl="7">
-      <w:start w:val="1"/>
-      <w:numFmt w:val="lowerLetter"/>
-      <w:lvlText w:val="%8."/>
-      <w:lvlJc w:val="left"/>
-      <w:pPr>
-        <w:ind w:left="5760" w:hanging="360"/>
-      </w:pPr>
-      <w:rPr>
-        <w:u w:val="none"/>
-      </w:rPr>
-    </w:lvl>
-    <w:lvl w:ilvl="8">
-      <w:start w:val="1"/>
-      <w:numFmt w:val="lowerRoman"/>
-      <w:lvlText w:val="%9."/>
-      <w:lvlJc w:val="left"/>
-      <w:pPr>
-        <w:ind w:left="6480" w:hanging="360"/>
-      </w:pPr>
-      <w:rPr>
-        <w:u w:val="none"/>
-      </w:rPr>
-    </w:lvl>
-  </w:abstractNum>
-  <w:abstractNum w:abstractNumId="5" w15:restartNumberingAfterBreak="0">
+  <w:abstractNum w:abstractNumId="3" w15:restartNumberingAfterBreak="0">
     <w:nsid w:val="2FDC3D50"/>
     <w:multiLevelType w:val="multilevel"/>
     <w:tmpl w:val="CF1A9FF8"/>
@@ -5912,7 +5945,7 @@
       </w:rPr>
     </w:lvl>
   </w:abstractNum>
-  <w:abstractNum w:abstractNumId="6" w15:restartNumberingAfterBreak="0">
+  <w:abstractNum w:abstractNumId="4" w15:restartNumberingAfterBreak="0">
     <w:nsid w:val="32B15EE7"/>
     <w:multiLevelType w:val="multilevel"/>
     <w:tmpl w:val="064A9808"/>
@@ -6025,7 +6058,7 @@
       </w:rPr>
     </w:lvl>
   </w:abstractNum>
-  <w:abstractNum w:abstractNumId="7" w15:restartNumberingAfterBreak="0">
+  <w:abstractNum w:abstractNumId="5" w15:restartNumberingAfterBreak="0">
     <w:nsid w:val="425B6CBE"/>
     <w:multiLevelType w:val="multilevel"/>
     <w:tmpl w:val="28B875BE"/>
@@ -6138,7 +6171,7 @@
       </w:rPr>
     </w:lvl>
   </w:abstractNum>
-  <w:abstractNum w:abstractNumId="8" w15:restartNumberingAfterBreak="0">
+  <w:abstractNum w:abstractNumId="6" w15:restartNumberingAfterBreak="0">
     <w:nsid w:val="499F2346"/>
     <w:multiLevelType w:val="multilevel"/>
     <w:tmpl w:val="FCF6319E"/>
@@ -6287,7 +6320,7 @@
       </w:rPr>
     </w:lvl>
   </w:abstractNum>
-  <w:abstractNum w:abstractNumId="9" w15:restartNumberingAfterBreak="0">
+  <w:abstractNum w:abstractNumId="7" w15:restartNumberingAfterBreak="0">
     <w:nsid w:val="50936D78"/>
     <w:multiLevelType w:val="multilevel"/>
     <w:tmpl w:val="E2322AC4"/>
@@ -6400,7 +6433,7 @@
       </w:rPr>
     </w:lvl>
   </w:abstractNum>
-  <w:abstractNum w:abstractNumId="10" w15:restartNumberingAfterBreak="0">
+  <w:abstractNum w:abstractNumId="8" w15:restartNumberingAfterBreak="0">
     <w:nsid w:val="56EE33ED"/>
     <w:multiLevelType w:val="multilevel"/>
     <w:tmpl w:val="B306A500"/>
@@ -6513,7 +6546,7 @@
       </w:rPr>
     </w:lvl>
   </w:abstractNum>
-  <w:abstractNum w:abstractNumId="11" w15:restartNumberingAfterBreak="0">
+  <w:abstractNum w:abstractNumId="9" w15:restartNumberingAfterBreak="0">
     <w:nsid w:val="57C27200"/>
     <w:multiLevelType w:val="multilevel"/>
     <w:tmpl w:val="6868F1C8"/>
@@ -6626,7 +6659,7 @@
       </w:rPr>
     </w:lvl>
   </w:abstractNum>
-  <w:abstractNum w:abstractNumId="12" w15:restartNumberingAfterBreak="0">
+  <w:abstractNum w:abstractNumId="10" w15:restartNumberingAfterBreak="0">
     <w:nsid w:val="5A7052F7"/>
     <w:multiLevelType w:val="multilevel"/>
     <w:tmpl w:val="0EE2626C"/>
@@ -6739,7 +6772,7 @@
       </w:rPr>
     </w:lvl>
   </w:abstractNum>
-  <w:abstractNum w:abstractNumId="13" w15:restartNumberingAfterBreak="0">
+  <w:abstractNum w:abstractNumId="11" w15:restartNumberingAfterBreak="0">
     <w:nsid w:val="5C4050D8"/>
     <w:multiLevelType w:val="multilevel"/>
     <w:tmpl w:val="88C461E2"/>
@@ -6888,7 +6921,7 @@
       </w:rPr>
     </w:lvl>
   </w:abstractNum>
-  <w:abstractNum w:abstractNumId="14" w15:restartNumberingAfterBreak="0">
+  <w:abstractNum w:abstractNumId="12" w15:restartNumberingAfterBreak="0">
     <w:nsid w:val="5D445642"/>
     <w:multiLevelType w:val="multilevel"/>
     <w:tmpl w:val="CFDCE4C0"/>
@@ -7037,7 +7070,7 @@
       </w:rPr>
     </w:lvl>
   </w:abstractNum>
-  <w:abstractNum w:abstractNumId="15" w15:restartNumberingAfterBreak="0">
+  <w:abstractNum w:abstractNumId="13" w15:restartNumberingAfterBreak="0">
     <w:nsid w:val="644D3646"/>
     <w:multiLevelType w:val="multilevel"/>
     <w:tmpl w:val="B4825088"/>
@@ -7186,7 +7219,7 @@
       </w:rPr>
     </w:lvl>
   </w:abstractNum>
-  <w:abstractNum w:abstractNumId="16" w15:restartNumberingAfterBreak="0">
+  <w:abstractNum w:abstractNumId="14" w15:restartNumberingAfterBreak="0">
     <w:nsid w:val="66546D66"/>
     <w:multiLevelType w:val="multilevel"/>
     <w:tmpl w:val="7D64F63E"/>
@@ -7335,7 +7368,7 @@
       </w:rPr>
     </w:lvl>
   </w:abstractNum>
-  <w:abstractNum w:abstractNumId="17" w15:restartNumberingAfterBreak="0">
+  <w:abstractNum w:abstractNumId="15" w15:restartNumberingAfterBreak="0">
     <w:nsid w:val="77B064E5"/>
     <w:multiLevelType w:val="multilevel"/>
     <w:tmpl w:val="BD2000D6"/>
@@ -7449,58 +7482,52 @@
     </w:lvl>
   </w:abstractNum>
   <w:num w:numId="1" w16cid:durableId="1893036648">
+    <w:abstractNumId w:val="9"/>
+  </w:num>
+  <w:num w:numId="2" w16cid:durableId="1744788492">
+    <w:abstractNumId w:val="10"/>
+  </w:num>
+  <w:num w:numId="3" w16cid:durableId="897789787">
+    <w:abstractNumId w:val="7"/>
+  </w:num>
+  <w:num w:numId="4" w16cid:durableId="1938176450">
+    <w:abstractNumId w:val="8"/>
+  </w:num>
+  <w:num w:numId="5" w16cid:durableId="651174949">
+    <w:abstractNumId w:val="15"/>
+  </w:num>
+  <w:num w:numId="6" w16cid:durableId="1655375008">
+    <w:abstractNumId w:val="5"/>
+  </w:num>
+  <w:num w:numId="7" w16cid:durableId="416639680">
+    <w:abstractNumId w:val="4"/>
+  </w:num>
+  <w:num w:numId="8" w16cid:durableId="997925235">
+    <w:abstractNumId w:val="1"/>
+  </w:num>
+  <w:num w:numId="9" w16cid:durableId="810051031">
+    <w:abstractNumId w:val="2"/>
+  </w:num>
+  <w:num w:numId="10" w16cid:durableId="1332758264">
+    <w:abstractNumId w:val="3"/>
+  </w:num>
+  <w:num w:numId="11" w16cid:durableId="2139836894">
+    <w:abstractNumId w:val="6"/>
+  </w:num>
+  <w:num w:numId="12" w16cid:durableId="2116047612">
+    <w:abstractNumId w:val="0"/>
+  </w:num>
+  <w:num w:numId="13" w16cid:durableId="186875891">
+    <w:abstractNumId w:val="12"/>
+  </w:num>
+  <w:num w:numId="14" w16cid:durableId="1293710955">
     <w:abstractNumId w:val="11"/>
   </w:num>
-  <w:num w:numId="2" w16cid:durableId="1744788492">
-    <w:abstractNumId w:val="12"/>
-  </w:num>
-  <w:num w:numId="3" w16cid:durableId="560167092">
-    <w:abstractNumId w:val="4"/>
-  </w:num>
-  <w:num w:numId="4" w16cid:durableId="1030716859">
-    <w:abstractNumId w:val="2"/>
-  </w:num>
-  <w:num w:numId="5" w16cid:durableId="897789787">
-    <w:abstractNumId w:val="9"/>
-  </w:num>
-  <w:num w:numId="6" w16cid:durableId="1938176450">
-    <w:abstractNumId w:val="10"/>
-  </w:num>
-  <w:num w:numId="7" w16cid:durableId="651174949">
-    <w:abstractNumId w:val="17"/>
-  </w:num>
-  <w:num w:numId="8" w16cid:durableId="1655375008">
-    <w:abstractNumId w:val="7"/>
-  </w:num>
-  <w:num w:numId="9" w16cid:durableId="416639680">
-    <w:abstractNumId w:val="6"/>
-  </w:num>
-  <w:num w:numId="10" w16cid:durableId="997925235">
-    <w:abstractNumId w:val="1"/>
-  </w:num>
-  <w:num w:numId="11" w16cid:durableId="810051031">
-    <w:abstractNumId w:val="3"/>
-  </w:num>
-  <w:num w:numId="12" w16cid:durableId="1332758264">
-    <w:abstractNumId w:val="5"/>
-  </w:num>
-  <w:num w:numId="13" w16cid:durableId="2139836894">
-    <w:abstractNumId w:val="8"/>
-  </w:num>
-  <w:num w:numId="14" w16cid:durableId="2116047612">
-    <w:abstractNumId w:val="0"/>
-  </w:num>
-  <w:num w:numId="15" w16cid:durableId="186875891">
-    <w:abstractNumId w:val="14"/>
-  </w:num>
-  <w:num w:numId="16" w16cid:durableId="1293710955">
+  <w:num w:numId="15" w16cid:durableId="2123257707">
     <w:abstractNumId w:val="13"/>
   </w:num>
-  <w:num w:numId="17" w16cid:durableId="2123257707">
-    <w:abstractNumId w:val="15"/>
-  </w:num>
-  <w:num w:numId="18" w16cid:durableId="449056830">
-    <w:abstractNumId w:val="16"/>
+  <w:num w:numId="16" w16cid:durableId="449056830">
+    <w:abstractNumId w:val="14"/>
   </w:num>
 </w:numbering>
 </file>
@@ -7510,15 +7537,17 @@
   <w:docDefaults>
     <w:rPrDefault>
       <w:rPr>
-        <w:rFonts w:ascii="Arial" w:eastAsia="Arial" w:hAnsi="Arial" w:cs="Arial"/>
-        <w:sz w:val="22"/>
-        <w:szCs w:val="22"/>
-        <w:lang w:val="en" w:eastAsia="en-US" w:bidi="ar-SA"/>
+        <w:rFonts w:asciiTheme="minorHAnsi" w:eastAsiaTheme="minorHAnsi" w:hAnsiTheme="minorHAnsi" w:cstheme="minorBidi"/>
+        <w:kern w:val="2"/>
+        <w:sz w:val="24"/>
+        <w:szCs w:val="24"/>
+        <w:lang w:val="en-US" w:eastAsia="en-US" w:bidi="ar-SA"/>
+        <w14:ligatures w14:val="standardContextual"/>
       </w:rPr>
     </w:rPrDefault>
     <w:pPrDefault>
       <w:pPr>
-        <w:spacing w:line="276" w:lineRule="auto"/>
+        <w:spacing w:after="160" w:line="278" w:lineRule="auto"/>
       </w:pPr>
     </w:pPrDefault>
   </w:docDefaults>
@@ -7903,21 +7932,36 @@
   <w:style w:type="paragraph" w:default="1" w:styleId="Normal">
     <w:name w:val="Normal"/>
     <w:qFormat/>
-    <w:rsid w:val="00ED5B4A"/>
+    <w:rsid w:val="004C63FB"/>
+    <w:pPr>
+      <w:spacing w:after="0" w:line="276" w:lineRule="auto"/>
+    </w:pPr>
+    <w:rPr>
+      <w:rFonts w:ascii="Arial" w:eastAsia="Arial" w:hAnsi="Arial" w:cs="Arial"/>
+      <w:kern w:val="0"/>
+      <w:sz w:val="22"/>
+      <w:szCs w:val="22"/>
+      <w:lang w:val="en"/>
+      <w14:ligatures w14:val="none"/>
+    </w:rPr>
   </w:style>
   <w:style w:type="paragraph" w:styleId="Heading1">
     <w:name w:val="heading 1"/>
     <w:basedOn w:val="Normal"/>
     <w:next w:val="Normal"/>
+    <w:link w:val="Heading1Char"/>
     <w:uiPriority w:val="9"/>
     <w:qFormat/>
+    <w:rsid w:val="008F3744"/>
     <w:pPr>
       <w:keepNext/>
       <w:keepLines/>
-      <w:spacing w:before="400" w:after="120"/>
+      <w:spacing w:before="360" w:after="80"/>
       <w:outlineLvl w:val="0"/>
     </w:pPr>
     <w:rPr>
+      <w:rFonts w:asciiTheme="majorHAnsi" w:eastAsiaTheme="majorEastAsia" w:hAnsiTheme="majorHAnsi" w:cstheme="majorBidi"/>
+      <w:color w:val="2F5496" w:themeColor="accent1" w:themeShade="BF"/>
       <w:sz w:val="40"/>
       <w:szCs w:val="40"/>
     </w:rPr>
@@ -7926,16 +7970,20 @@
     <w:name w:val="heading 2"/>
     <w:basedOn w:val="Normal"/>
     <w:next w:val="Normal"/>
+    <w:link w:val="Heading2Char"/>
     <w:uiPriority w:val="9"/>
     <w:unhideWhenUsed/>
     <w:qFormat/>
+    <w:rsid w:val="008F3744"/>
     <w:pPr>
       <w:keepNext/>
       <w:keepLines/>
-      <w:spacing w:before="360" w:after="120"/>
+      <w:spacing w:before="160" w:after="80"/>
       <w:outlineLvl w:val="1"/>
     </w:pPr>
     <w:rPr>
+      <w:rFonts w:asciiTheme="majorHAnsi" w:eastAsiaTheme="majorEastAsia" w:hAnsiTheme="majorHAnsi" w:cstheme="majorBidi"/>
+      <w:color w:val="2F5496" w:themeColor="accent1" w:themeShade="BF"/>
       <w:sz w:val="32"/>
       <w:szCs w:val="32"/>
     </w:rPr>
@@ -7948,14 +7996,16 @@
     <w:uiPriority w:val="9"/>
     <w:unhideWhenUsed/>
     <w:qFormat/>
+    <w:rsid w:val="008F3744"/>
     <w:pPr>
       <w:keepNext/>
       <w:keepLines/>
-      <w:spacing w:before="320" w:after="80"/>
+      <w:spacing w:before="160" w:after="80"/>
       <w:outlineLvl w:val="2"/>
     </w:pPr>
     <w:rPr>
-      <w:color w:val="434343"/>
+      <w:rFonts w:eastAsiaTheme="majorEastAsia" w:cstheme="majorBidi"/>
+      <w:color w:val="2F5496" w:themeColor="accent1" w:themeShade="BF"/>
       <w:sz w:val="28"/>
       <w:szCs w:val="28"/>
     </w:rPr>
@@ -7964,61 +8014,135 @@
     <w:name w:val="heading 4"/>
     <w:basedOn w:val="Normal"/>
     <w:next w:val="Normal"/>
+    <w:link w:val="Heading4Char"/>
     <w:uiPriority w:val="9"/>
     <w:unhideWhenUsed/>
     <w:qFormat/>
+    <w:rsid w:val="008F3744"/>
     <w:pPr>
       <w:keepNext/>
       <w:keepLines/>
-      <w:spacing w:before="280" w:after="80"/>
+      <w:spacing w:before="80" w:after="40"/>
       <w:outlineLvl w:val="3"/>
     </w:pPr>
     <w:rPr>
-      <w:color w:val="666666"/>
-      <w:sz w:val="24"/>
-      <w:szCs w:val="24"/>
+      <w:rFonts w:eastAsiaTheme="majorEastAsia" w:cstheme="majorBidi"/>
+      <w:i/>
+      <w:iCs/>
+      <w:color w:val="2F5496" w:themeColor="accent1" w:themeShade="BF"/>
     </w:rPr>
   </w:style>
   <w:style w:type="paragraph" w:styleId="Heading5">
     <w:name w:val="heading 5"/>
     <w:basedOn w:val="Normal"/>
     <w:next w:val="Normal"/>
+    <w:link w:val="Heading5Char"/>
     <w:uiPriority w:val="9"/>
     <w:semiHidden/>
     <w:unhideWhenUsed/>
     <w:qFormat/>
+    <w:rsid w:val="008F3744"/>
     <w:pPr>
       <w:keepNext/>
       <w:keepLines/>
-      <w:spacing w:before="240" w:after="80"/>
+      <w:spacing w:before="80" w:after="40"/>
       <w:outlineLvl w:val="4"/>
     </w:pPr>
     <w:rPr>
-      <w:color w:val="666666"/>
+      <w:rFonts w:eastAsiaTheme="majorEastAsia" w:cstheme="majorBidi"/>
+      <w:color w:val="2F5496" w:themeColor="accent1" w:themeShade="BF"/>
     </w:rPr>
   </w:style>
   <w:style w:type="paragraph" w:styleId="Heading6">
     <w:name w:val="heading 6"/>
     <w:basedOn w:val="Normal"/>
     <w:next w:val="Normal"/>
+    <w:link w:val="Heading6Char"/>
     <w:uiPriority w:val="9"/>
     <w:semiHidden/>
     <w:unhideWhenUsed/>
     <w:qFormat/>
+    <w:rsid w:val="008F3744"/>
     <w:pPr>
       <w:keepNext/>
       <w:keepLines/>
-      <w:spacing w:before="240" w:after="80"/>
+      <w:spacing w:before="40"/>
       <w:outlineLvl w:val="5"/>
     </w:pPr>
     <w:rPr>
+      <w:rFonts w:eastAsiaTheme="majorEastAsia" w:cstheme="majorBidi"/>
       <w:i/>
-      <w:color w:val="666666"/>
+      <w:iCs/>
+      <w:color w:val="595959" w:themeColor="text1" w:themeTint="A6"/>
+    </w:rPr>
+  </w:style>
+  <w:style w:type="paragraph" w:styleId="Heading7">
+    <w:name w:val="heading 7"/>
+    <w:basedOn w:val="Normal"/>
+    <w:next w:val="Normal"/>
+    <w:link w:val="Heading7Char"/>
+    <w:uiPriority w:val="9"/>
+    <w:semiHidden/>
+    <w:unhideWhenUsed/>
+    <w:qFormat/>
+    <w:rsid w:val="008F3744"/>
+    <w:pPr>
+      <w:keepNext/>
+      <w:keepLines/>
+      <w:spacing w:before="40"/>
+      <w:outlineLvl w:val="6"/>
+    </w:pPr>
+    <w:rPr>
+      <w:rFonts w:eastAsiaTheme="majorEastAsia" w:cstheme="majorBidi"/>
+      <w:color w:val="595959" w:themeColor="text1" w:themeTint="A6"/>
+    </w:rPr>
+  </w:style>
+  <w:style w:type="paragraph" w:styleId="Heading8">
+    <w:name w:val="heading 8"/>
+    <w:basedOn w:val="Normal"/>
+    <w:next w:val="Normal"/>
+    <w:link w:val="Heading8Char"/>
+    <w:uiPriority w:val="9"/>
+    <w:semiHidden/>
+    <w:unhideWhenUsed/>
+    <w:qFormat/>
+    <w:rsid w:val="008F3744"/>
+    <w:pPr>
+      <w:keepNext/>
+      <w:keepLines/>
+      <w:outlineLvl w:val="7"/>
+    </w:pPr>
+    <w:rPr>
+      <w:rFonts w:eastAsiaTheme="majorEastAsia" w:cstheme="majorBidi"/>
+      <w:i/>
+      <w:iCs/>
+      <w:color w:val="272727" w:themeColor="text1" w:themeTint="D8"/>
+    </w:rPr>
+  </w:style>
+  <w:style w:type="paragraph" w:styleId="Heading9">
+    <w:name w:val="heading 9"/>
+    <w:basedOn w:val="Normal"/>
+    <w:next w:val="Normal"/>
+    <w:link w:val="Heading9Char"/>
+    <w:uiPriority w:val="9"/>
+    <w:semiHidden/>
+    <w:unhideWhenUsed/>
+    <w:qFormat/>
+    <w:rsid w:val="008F3744"/>
+    <w:pPr>
+      <w:keepNext/>
+      <w:keepLines/>
+      <w:outlineLvl w:val="8"/>
+    </w:pPr>
+    <w:rPr>
+      <w:rFonts w:eastAsiaTheme="majorEastAsia" w:cstheme="majorBidi"/>
+      <w:color w:val="272727" w:themeColor="text1" w:themeTint="D8"/>
     </w:rPr>
   </w:style>
   <w:style w:type="character" w:default="1" w:styleId="DefaultParagraphFont">
     <w:name w:val="Default Paragraph Font"/>
     <w:uiPriority w:val="1"/>
+    <w:semiHidden/>
     <w:unhideWhenUsed/>
   </w:style>
   <w:style w:type="table" w:default="1" w:styleId="TableNormal">
@@ -8042,84 +8166,291 @@
     <w:semiHidden/>
     <w:unhideWhenUsed/>
   </w:style>
-  <w:style w:type="table" w:customStyle="1" w:styleId="TableNormal0">
-    <w:name w:val="TableNormal"/>
-    <w:tblPr>
-      <w:tblCellMar>
-        <w:top w:w="0" w:type="dxa"/>
-        <w:left w:w="0" w:type="dxa"/>
-        <w:bottom w:w="0" w:type="dxa"/>
-        <w:right w:w="0" w:type="dxa"/>
-      </w:tblCellMar>
-    </w:tblPr>
+  <w:style w:type="character" w:customStyle="1" w:styleId="Heading1Char">
+    <w:name w:val="Heading 1 Char"/>
+    <w:basedOn w:val="DefaultParagraphFont"/>
+    <w:link w:val="Heading1"/>
+    <w:uiPriority w:val="9"/>
+    <w:rsid w:val="008F3744"/>
+    <w:rPr>
+      <w:rFonts w:asciiTheme="majorHAnsi" w:eastAsiaTheme="majorEastAsia" w:hAnsiTheme="majorHAnsi" w:cstheme="majorBidi"/>
+      <w:color w:val="2F5496" w:themeColor="accent1" w:themeShade="BF"/>
+      <w:sz w:val="40"/>
+      <w:szCs w:val="40"/>
+    </w:rPr>
+  </w:style>
+  <w:style w:type="character" w:customStyle="1" w:styleId="Heading2Char">
+    <w:name w:val="Heading 2 Char"/>
+    <w:basedOn w:val="DefaultParagraphFont"/>
+    <w:link w:val="Heading2"/>
+    <w:uiPriority w:val="9"/>
+    <w:rsid w:val="008F3744"/>
+    <w:rPr>
+      <w:rFonts w:asciiTheme="majorHAnsi" w:eastAsiaTheme="majorEastAsia" w:hAnsiTheme="majorHAnsi" w:cstheme="majorBidi"/>
+      <w:color w:val="2F5496" w:themeColor="accent1" w:themeShade="BF"/>
+      <w:sz w:val="32"/>
+      <w:szCs w:val="32"/>
+    </w:rPr>
+  </w:style>
+  <w:style w:type="character" w:customStyle="1" w:styleId="Heading3Char">
+    <w:name w:val="Heading 3 Char"/>
+    <w:basedOn w:val="DefaultParagraphFont"/>
+    <w:link w:val="Heading3"/>
+    <w:uiPriority w:val="9"/>
+    <w:rsid w:val="008F3744"/>
+    <w:rPr>
+      <w:rFonts w:eastAsiaTheme="majorEastAsia" w:cstheme="majorBidi"/>
+      <w:color w:val="2F5496" w:themeColor="accent1" w:themeShade="BF"/>
+      <w:sz w:val="28"/>
+      <w:szCs w:val="28"/>
+    </w:rPr>
+  </w:style>
+  <w:style w:type="character" w:customStyle="1" w:styleId="Heading4Char">
+    <w:name w:val="Heading 4 Char"/>
+    <w:basedOn w:val="DefaultParagraphFont"/>
+    <w:link w:val="Heading4"/>
+    <w:uiPriority w:val="9"/>
+    <w:rsid w:val="008F3744"/>
+    <w:rPr>
+      <w:rFonts w:eastAsiaTheme="majorEastAsia" w:cstheme="majorBidi"/>
+      <w:i/>
+      <w:iCs/>
+      <w:color w:val="2F5496" w:themeColor="accent1" w:themeShade="BF"/>
+    </w:rPr>
+  </w:style>
+  <w:style w:type="character" w:customStyle="1" w:styleId="Heading5Char">
+    <w:name w:val="Heading 5 Char"/>
+    <w:basedOn w:val="DefaultParagraphFont"/>
+    <w:link w:val="Heading5"/>
+    <w:uiPriority w:val="9"/>
+    <w:semiHidden/>
+    <w:rsid w:val="008F3744"/>
+    <w:rPr>
+      <w:rFonts w:eastAsiaTheme="majorEastAsia" w:cstheme="majorBidi"/>
+      <w:color w:val="2F5496" w:themeColor="accent1" w:themeShade="BF"/>
+    </w:rPr>
+  </w:style>
+  <w:style w:type="character" w:customStyle="1" w:styleId="Heading6Char">
+    <w:name w:val="Heading 6 Char"/>
+    <w:basedOn w:val="DefaultParagraphFont"/>
+    <w:link w:val="Heading6"/>
+    <w:uiPriority w:val="9"/>
+    <w:semiHidden/>
+    <w:rsid w:val="008F3744"/>
+    <w:rPr>
+      <w:rFonts w:eastAsiaTheme="majorEastAsia" w:cstheme="majorBidi"/>
+      <w:i/>
+      <w:iCs/>
+      <w:color w:val="595959" w:themeColor="text1" w:themeTint="A6"/>
+    </w:rPr>
+  </w:style>
+  <w:style w:type="character" w:customStyle="1" w:styleId="Heading7Char">
+    <w:name w:val="Heading 7 Char"/>
+    <w:basedOn w:val="DefaultParagraphFont"/>
+    <w:link w:val="Heading7"/>
+    <w:uiPriority w:val="9"/>
+    <w:semiHidden/>
+    <w:rsid w:val="008F3744"/>
+    <w:rPr>
+      <w:rFonts w:eastAsiaTheme="majorEastAsia" w:cstheme="majorBidi"/>
+      <w:color w:val="595959" w:themeColor="text1" w:themeTint="A6"/>
+    </w:rPr>
+  </w:style>
+  <w:style w:type="character" w:customStyle="1" w:styleId="Heading8Char">
+    <w:name w:val="Heading 8 Char"/>
+    <w:basedOn w:val="DefaultParagraphFont"/>
+    <w:link w:val="Heading8"/>
+    <w:uiPriority w:val="9"/>
+    <w:semiHidden/>
+    <w:rsid w:val="008F3744"/>
+    <w:rPr>
+      <w:rFonts w:eastAsiaTheme="majorEastAsia" w:cstheme="majorBidi"/>
+      <w:i/>
+      <w:iCs/>
+      <w:color w:val="272727" w:themeColor="text1" w:themeTint="D8"/>
+    </w:rPr>
+  </w:style>
+  <w:style w:type="character" w:customStyle="1" w:styleId="Heading9Char">
+    <w:name w:val="Heading 9 Char"/>
+    <w:basedOn w:val="DefaultParagraphFont"/>
+    <w:link w:val="Heading9"/>
+    <w:uiPriority w:val="9"/>
+    <w:semiHidden/>
+    <w:rsid w:val="008F3744"/>
+    <w:rPr>
+      <w:rFonts w:eastAsiaTheme="majorEastAsia" w:cstheme="majorBidi"/>
+      <w:color w:val="272727" w:themeColor="text1" w:themeTint="D8"/>
+    </w:rPr>
   </w:style>
   <w:style w:type="paragraph" w:styleId="Title">
     <w:name w:val="Title"/>
     <w:basedOn w:val="Normal"/>
     <w:next w:val="Normal"/>
+    <w:link w:val="TitleChar"/>
     <w:uiPriority w:val="10"/>
     <w:qFormat/>
+    <w:rsid w:val="008F3744"/>
     <w:pPr>
-      <w:keepNext/>
-      <w:keepLines/>
-      <w:spacing w:after="60"/>
+      <w:spacing w:after="80" w:line="240" w:lineRule="auto"/>
+      <w:contextualSpacing/>
     </w:pPr>
     <w:rPr>
-      <w:sz w:val="52"/>
-      <w:szCs w:val="52"/>
+      <w:rFonts w:asciiTheme="majorHAnsi" w:eastAsiaTheme="majorEastAsia" w:hAnsiTheme="majorHAnsi" w:cstheme="majorBidi"/>
+      <w:spacing w:val="-10"/>
+      <w:kern w:val="28"/>
+      <w:sz w:val="56"/>
+      <w:szCs w:val="56"/>
+    </w:rPr>
+  </w:style>
+  <w:style w:type="character" w:customStyle="1" w:styleId="TitleChar">
+    <w:name w:val="Title Char"/>
+    <w:basedOn w:val="DefaultParagraphFont"/>
+    <w:link w:val="Title"/>
+    <w:uiPriority w:val="10"/>
+    <w:rsid w:val="008F3744"/>
+    <w:rPr>
+      <w:rFonts w:asciiTheme="majorHAnsi" w:eastAsiaTheme="majorEastAsia" w:hAnsiTheme="majorHAnsi" w:cstheme="majorBidi"/>
+      <w:spacing w:val="-10"/>
+      <w:kern w:val="28"/>
+      <w:sz w:val="56"/>
+      <w:szCs w:val="56"/>
     </w:rPr>
   </w:style>
   <w:style w:type="paragraph" w:styleId="Subtitle">
     <w:name w:val="Subtitle"/>
     <w:basedOn w:val="Normal"/>
     <w:next w:val="Normal"/>
+    <w:link w:val="SubtitleChar"/>
     <w:uiPriority w:val="11"/>
     <w:qFormat/>
+    <w:rsid w:val="008F3744"/>
     <w:pPr>
-      <w:keepNext/>
-      <w:keepLines/>
-      <w:spacing w:after="320"/>
+      <w:numPr>
+        <w:ilvl w:val="1"/>
+      </w:numPr>
     </w:pPr>
     <w:rPr>
-      <w:color w:val="666666"/>
-      <w:sz w:val="30"/>
-      <w:szCs w:val="30"/>
+      <w:rFonts w:eastAsiaTheme="majorEastAsia" w:cstheme="majorBidi"/>
+      <w:color w:val="595959" w:themeColor="text1" w:themeTint="A6"/>
+      <w:spacing w:val="15"/>
+      <w:sz w:val="28"/>
+      <w:szCs w:val="28"/>
     </w:rPr>
   </w:style>
-  <w:style w:type="table" w:customStyle="1" w:styleId="a">
-    <w:basedOn w:val="TableNormal0"/>
-    <w:tblPr>
-      <w:tblStyleRowBandSize w:val="1"/>
-      <w:tblStyleColBandSize w:val="1"/>
-      <w:tblCellMar>
-        <w:top w:w="100" w:type="dxa"/>
-        <w:left w:w="100" w:type="dxa"/>
-        <w:bottom w:w="100" w:type="dxa"/>
-        <w:right w:w="100" w:type="dxa"/>
-      </w:tblCellMar>
-    </w:tblPr>
+  <w:style w:type="character" w:customStyle="1" w:styleId="SubtitleChar">
+    <w:name w:val="Subtitle Char"/>
+    <w:basedOn w:val="DefaultParagraphFont"/>
+    <w:link w:val="Subtitle"/>
+    <w:uiPriority w:val="11"/>
+    <w:rsid w:val="008F3744"/>
+    <w:rPr>
+      <w:rFonts w:eastAsiaTheme="majorEastAsia" w:cstheme="majorBidi"/>
+      <w:color w:val="595959" w:themeColor="text1" w:themeTint="A6"/>
+      <w:spacing w:val="15"/>
+      <w:sz w:val="28"/>
+      <w:szCs w:val="28"/>
+    </w:rPr>
+  </w:style>
+  <w:style w:type="paragraph" w:styleId="Quote">
+    <w:name w:val="Quote"/>
+    <w:basedOn w:val="Normal"/>
+    <w:next w:val="Normal"/>
+    <w:link w:val="QuoteChar"/>
+    <w:uiPriority w:val="29"/>
+    <w:qFormat/>
+    <w:rsid w:val="008F3744"/>
+    <w:pPr>
+      <w:spacing w:before="160"/>
+      <w:jc w:val="center"/>
+    </w:pPr>
+    <w:rPr>
+      <w:i/>
+      <w:iCs/>
+      <w:color w:val="404040" w:themeColor="text1" w:themeTint="BF"/>
+    </w:rPr>
+  </w:style>
+  <w:style w:type="character" w:customStyle="1" w:styleId="QuoteChar">
+    <w:name w:val="Quote Char"/>
+    <w:basedOn w:val="DefaultParagraphFont"/>
+    <w:link w:val="Quote"/>
+    <w:uiPriority w:val="29"/>
+    <w:rsid w:val="008F3744"/>
+    <w:rPr>
+      <w:i/>
+      <w:iCs/>
+      <w:color w:val="404040" w:themeColor="text1" w:themeTint="BF"/>
+    </w:rPr>
   </w:style>
   <w:style w:type="paragraph" w:styleId="ListParagraph">
     <w:name w:val="List Paragraph"/>
     <w:basedOn w:val="Normal"/>
     <w:uiPriority w:val="34"/>
     <w:qFormat/>
-    <w:rsid w:val="00603665"/>
+    <w:rsid w:val="008F3744"/>
     <w:pPr>
       <w:ind w:left="720"/>
       <w:contextualSpacing/>
     </w:pPr>
   </w:style>
-  <w:style w:type="character" w:customStyle="1" w:styleId="Heading3Char">
-    <w:name w:val="Heading 3 Char"/>
+  <w:style w:type="character" w:styleId="IntenseEmphasis">
+    <w:name w:val="Intense Emphasis"/>
     <w:basedOn w:val="DefaultParagraphFont"/>
-    <w:link w:val="Heading3"/>
-    <w:uiPriority w:val="9"/>
-    <w:rsid w:val="00B42BBB"/>
+    <w:uiPriority w:val="21"/>
+    <w:qFormat/>
+    <w:rsid w:val="008F3744"/>
     <w:rPr>
-      <w:color w:val="434343"/>
-      <w:sz w:val="28"/>
-      <w:szCs w:val="28"/>
+      <w:i/>
+      <w:iCs/>
+      <w:color w:val="2F5496" w:themeColor="accent1" w:themeShade="BF"/>
+    </w:rPr>
+  </w:style>
+  <w:style w:type="paragraph" w:styleId="IntenseQuote">
+    <w:name w:val="Intense Quote"/>
+    <w:basedOn w:val="Normal"/>
+    <w:next w:val="Normal"/>
+    <w:link w:val="IntenseQuoteChar"/>
+    <w:uiPriority w:val="30"/>
+    <w:qFormat/>
+    <w:rsid w:val="008F3744"/>
+    <w:pPr>
+      <w:pBdr>
+        <w:top w:val="single" w:sz="4" w:space="10" w:color="2F5496" w:themeColor="accent1" w:themeShade="BF"/>
+        <w:bottom w:val="single" w:sz="4" w:space="10" w:color="2F5496" w:themeColor="accent1" w:themeShade="BF"/>
+      </w:pBdr>
+      <w:spacing w:before="360" w:after="360"/>
+      <w:ind w:left="864" w:right="864"/>
+      <w:jc w:val="center"/>
+    </w:pPr>
+    <w:rPr>
+      <w:i/>
+      <w:iCs/>
+      <w:color w:val="2F5496" w:themeColor="accent1" w:themeShade="BF"/>
+    </w:rPr>
+  </w:style>
+  <w:style w:type="character" w:customStyle="1" w:styleId="IntenseQuoteChar">
+    <w:name w:val="Intense Quote Char"/>
+    <w:basedOn w:val="DefaultParagraphFont"/>
+    <w:link w:val="IntenseQuote"/>
+    <w:uiPriority w:val="30"/>
+    <w:rsid w:val="008F3744"/>
+    <w:rPr>
+      <w:i/>
+      <w:iCs/>
+      <w:color w:val="2F5496" w:themeColor="accent1" w:themeShade="BF"/>
+    </w:rPr>
+  </w:style>
+  <w:style w:type="character" w:styleId="IntenseReference">
+    <w:name w:val="Intense Reference"/>
+    <w:basedOn w:val="DefaultParagraphFont"/>
+    <w:uiPriority w:val="32"/>
+    <w:qFormat/>
+    <w:rsid w:val="008F3744"/>
+    <w:rPr>
+      <w:b/>
+      <w:bCs/>
+      <w:smallCaps/>
+      <w:color w:val="2F5496" w:themeColor="accent1" w:themeShade="BF"/>
+      <w:spacing w:val="5"/>
     </w:rPr>
   </w:style>
 </w:styles>
@@ -8136,44 +8467,44 @@
         <a:sysClr val="window" lastClr="FFFFFF"/>
       </a:lt1>
       <a:dk2>
-        <a:srgbClr val="1F497D"/>
+        <a:srgbClr val="44546A"/>
       </a:dk2>
       <a:lt2>
-        <a:srgbClr val="EEECE1"/>
+        <a:srgbClr val="E7E6E6"/>
       </a:lt2>
       <a:accent1>
-        <a:srgbClr val="4F81BD"/>
+        <a:srgbClr val="4472C4"/>
       </a:accent1>
       <a:accent2>
-        <a:srgbClr val="C0504D"/>
+        <a:srgbClr val="ED7D31"/>
       </a:accent2>
       <a:accent3>
-        <a:srgbClr val="9BBB59"/>
+        <a:srgbClr val="A5A5A5"/>
       </a:accent3>
       <a:accent4>
-        <a:srgbClr val="8064A2"/>
+        <a:srgbClr val="FFC000"/>
       </a:accent4>
       <a:accent5>
-        <a:srgbClr val="4BACC6"/>
+        <a:srgbClr val="5B9BD5"/>
       </a:accent5>
       <a:accent6>
-        <a:srgbClr val="F79646"/>
+        <a:srgbClr val="70AD47"/>
       </a:accent6>
       <a:hlink>
-        <a:srgbClr val="0000FF"/>
+        <a:srgbClr val="0563C1"/>
       </a:hlink>
       <a:folHlink>
-        <a:srgbClr val="800080"/>
+        <a:srgbClr val="954F72"/>
       </a:folHlink>
     </a:clrScheme>
     <a:fontScheme name="Office">
       <a:majorFont>
-        <a:latin typeface="Calibri"/>
+        <a:latin typeface="Calibri Light" panose="020F0302020204030204"/>
         <a:ea typeface=""/>
         <a:cs typeface=""/>
-        <a:font script="Jpan" typeface="ＭＳ ゴシック"/>
+        <a:font script="Jpan" typeface="游ゴシック Light"/>
         <a:font script="Hang" typeface="맑은 고딕"/>
-        <a:font script="Hans" typeface="宋体"/>
+        <a:font script="Hans" typeface="等线 Light"/>
         <a:font script="Hant" typeface="新細明體"/>
         <a:font script="Arab" typeface="Times New Roman"/>
         <a:font script="Hebr" typeface="Times New Roman"/>
@@ -8201,14 +8532,31 @@
         <a:font script="Viet" typeface="Times New Roman"/>
         <a:font script="Uigh" typeface="Microsoft Uighur"/>
         <a:font script="Geor" typeface="Sylfaen"/>
+        <a:font script="Armn" typeface="Arial"/>
+        <a:font script="Bugi" typeface="Leelawadee UI"/>
+        <a:font script="Bopo" typeface="Microsoft JhengHei"/>
+        <a:font script="Java" typeface="Javanese Text"/>
+        <a:font script="Lisu" typeface="Segoe UI"/>
+        <a:font script="Mymr" typeface="Myanmar Text"/>
+        <a:font script="Nkoo" typeface="Ebrima"/>
+        <a:font script="Olck" typeface="Nirmala UI"/>
+        <a:font script="Osma" typeface="Ebrima"/>
+        <a:font script="Phag" typeface="Phagspa"/>
+        <a:font script="Syrn" typeface="Estrangelo Edessa"/>
+        <a:font script="Syrj" typeface="Estrangelo Edessa"/>
+        <a:font script="Syre" typeface="Estrangelo Edessa"/>
+        <a:font script="Sora" typeface="Nirmala UI"/>
+        <a:font script="Tale" typeface="Microsoft Tai Le"/>
+        <a:font script="Talu" typeface="Microsoft New Tai Lue"/>
+        <a:font script="Tfng" typeface="Ebrima"/>
       </a:majorFont>
       <a:minorFont>
-        <a:latin typeface="Cambria"/>
+        <a:latin typeface="Calibri" panose="020F0502020204030204"/>
         <a:ea typeface=""/>
         <a:cs typeface=""/>
-        <a:font script="Jpan" typeface="ＭＳ 明朝"/>
+        <a:font script="Jpan" typeface="游ゴシック"/>
         <a:font script="Hang" typeface="맑은 고딕"/>
-        <a:font script="Hans" typeface="宋体"/>
+        <a:font script="Hans" typeface="等线"/>
         <a:font script="Hant" typeface="新細明體"/>
         <a:font script="Arab" typeface="Arial"/>
         <a:font script="Hebr" typeface="Arial"/>
@@ -8236,6 +8584,23 @@
         <a:font script="Viet" typeface="Arial"/>
         <a:font script="Uigh" typeface="Microsoft Uighur"/>
         <a:font script="Geor" typeface="Sylfaen"/>
+        <a:font script="Armn" typeface="Arial"/>
+        <a:font script="Bugi" typeface="Leelawadee UI"/>
+        <a:font script="Bopo" typeface="Microsoft JhengHei"/>
+        <a:font script="Java" typeface="Javanese Text"/>
+        <a:font script="Lisu" typeface="Segoe UI"/>
+        <a:font script="Mymr" typeface="Myanmar Text"/>
+        <a:font script="Nkoo" typeface="Ebrima"/>
+        <a:font script="Olck" typeface="Nirmala UI"/>
+        <a:font script="Osma" typeface="Ebrima"/>
+        <a:font script="Phag" typeface="Phagspa"/>
+        <a:font script="Syrn" typeface="Estrangelo Edessa"/>
+        <a:font script="Syrj" typeface="Estrangelo Edessa"/>
+        <a:font script="Syre" typeface="Estrangelo Edessa"/>
+        <a:font script="Sora" typeface="Nirmala UI"/>
+        <a:font script="Tale" typeface="Microsoft Tai Le"/>
+        <a:font script="Talu" typeface="Microsoft New Tai Lue"/>
+        <a:font script="Tfng" typeface="Ebrima"/>
       </a:minorFont>
     </a:fontScheme>
     <a:fmtScheme name="Office">
@@ -8247,200 +8612,141 @@
           <a:gsLst>
             <a:gs pos="0">
               <a:schemeClr val="phClr">
-                <a:tint val="50000"/>
-                <a:satMod val="300000"/>
+                <a:lumMod val="110000"/>
+                <a:satMod val="105000"/>
+                <a:tint val="67000"/>
               </a:schemeClr>
             </a:gs>
-            <a:gs pos="35000">
+            <a:gs pos="50000">
               <a:schemeClr val="phClr">
-                <a:tint val="37000"/>
-                <a:satMod val="300000"/>
+                <a:lumMod val="105000"/>
+                <a:satMod val="103000"/>
+                <a:tint val="73000"/>
               </a:schemeClr>
             </a:gs>
             <a:gs pos="100000">
               <a:schemeClr val="phClr">
-                <a:tint val="15000"/>
-                <a:satMod val="350000"/>
+                <a:lumMod val="105000"/>
+                <a:satMod val="109000"/>
+                <a:tint val="81000"/>
               </a:schemeClr>
             </a:gs>
           </a:gsLst>
-          <a:lin ang="16200000" scaled="1"/>
+          <a:lin ang="5400000" scaled="0"/>
         </a:gradFill>
         <a:gradFill rotWithShape="1">
           <a:gsLst>
             <a:gs pos="0">
               <a:schemeClr val="phClr">
-                <a:tint val="100000"/>
+                <a:satMod val="103000"/>
+                <a:lumMod val="102000"/>
+                <a:tint val="94000"/>
+              </a:schemeClr>
+            </a:gs>
+            <a:gs pos="50000">
+              <a:schemeClr val="phClr">
+                <a:satMod val="110000"/>
+                <a:lumMod val="100000"/>
                 <a:shade val="100000"/>
-                <a:satMod val="130000"/>
               </a:schemeClr>
             </a:gs>
             <a:gs pos="100000">
               <a:schemeClr val="phClr">
-                <a:tint val="50000"/>
-                <a:shade val="100000"/>
-                <a:satMod val="350000"/>
+                <a:lumMod val="99000"/>
+                <a:satMod val="120000"/>
+                <a:shade val="78000"/>
               </a:schemeClr>
             </a:gs>
           </a:gsLst>
-          <a:lin ang="16200000" scaled="0"/>
+          <a:lin ang="5400000" scaled="0"/>
         </a:gradFill>
       </a:fillStyleLst>
       <a:lnStyleLst>
-        <a:ln w="9525" cap="flat" cmpd="sng" algn="ctr">
-          <a:solidFill>
-            <a:schemeClr val="phClr">
-              <a:shade val="95000"/>
-              <a:satMod val="105000"/>
-            </a:schemeClr>
-          </a:solidFill>
-          <a:prstDash val="solid"/>
-        </a:ln>
-        <a:ln w="25400" cap="flat" cmpd="sng" algn="ctr">
+        <a:ln w="6350" cap="flat" cmpd="sng" algn="ctr">
           <a:solidFill>
             <a:schemeClr val="phClr"/>
           </a:solidFill>
           <a:prstDash val="solid"/>
+          <a:miter lim="800000"/>
         </a:ln>
-        <a:ln w="38100" cap="flat" cmpd="sng" algn="ctr">
+        <a:ln w="12700" cap="flat" cmpd="sng" algn="ctr">
           <a:solidFill>
             <a:schemeClr val="phClr"/>
           </a:solidFill>
           <a:prstDash val="solid"/>
+          <a:miter lim="800000"/>
+        </a:ln>
+        <a:ln w="19050" cap="flat" cmpd="sng" algn="ctr">
+          <a:solidFill>
+            <a:schemeClr val="phClr"/>
+          </a:solidFill>
+          <a:prstDash val="solid"/>
+          <a:miter lim="800000"/>
         </a:ln>
       </a:lnStyleLst>
       <a:effectStyleLst>
         <a:effectStyle>
+          <a:effectLst/>
+        </a:effectStyle>
+        <a:effectStyle>
+          <a:effectLst/>
+        </a:effectStyle>
+        <a:effectStyle>
           <a:effectLst>
-            <a:outerShdw blurRad="40000" dist="20000" dir="5400000" rotWithShape="0">
+            <a:outerShdw blurRad="57150" dist="19050" dir="5400000" algn="ctr" rotWithShape="0">
               <a:srgbClr val="000000">
-                <a:alpha val="38000"/>
+                <a:alpha val="63000"/>
               </a:srgbClr>
             </a:outerShdw>
           </a:effectLst>
-        </a:effectStyle>
-        <a:effectStyle>
-          <a:effectLst>
-            <a:outerShdw blurRad="40000" dist="23000" dir="5400000" rotWithShape="0">
-              <a:srgbClr val="000000">
-                <a:alpha val="35000"/>
-              </a:srgbClr>
-            </a:outerShdw>
-          </a:effectLst>
-        </a:effectStyle>
-        <a:effectStyle>
-          <a:effectLst>
-            <a:outerShdw blurRad="40000" dist="23000" dir="5400000" rotWithShape="0">
-              <a:srgbClr val="000000">
-                <a:alpha val="35000"/>
-              </a:srgbClr>
-            </a:outerShdw>
-          </a:effectLst>
-          <a:scene3d>
-            <a:camera prst="orthographicFront">
-              <a:rot lat="0" lon="0" rev="0"/>
-            </a:camera>
-            <a:lightRig rig="threePt" dir="t">
-              <a:rot lat="0" lon="0" rev="1200000"/>
-            </a:lightRig>
-          </a:scene3d>
-          <a:sp3d>
-            <a:bevelT w="63500" h="25400"/>
-          </a:sp3d>
         </a:effectStyle>
       </a:effectStyleLst>
       <a:bgFillStyleLst>
         <a:solidFill>
           <a:schemeClr val="phClr"/>
         </a:solidFill>
+        <a:solidFill>
+          <a:schemeClr val="phClr">
+            <a:tint val="95000"/>
+            <a:satMod val="170000"/>
+          </a:schemeClr>
+        </a:solidFill>
         <a:gradFill rotWithShape="1">
           <a:gsLst>
             <a:gs pos="0">
               <a:schemeClr val="phClr">
-                <a:tint val="40000"/>
-                <a:satMod val="350000"/>
+                <a:tint val="93000"/>
+                <a:satMod val="150000"/>
+                <a:shade val="98000"/>
+                <a:lumMod val="102000"/>
               </a:schemeClr>
             </a:gs>
-            <a:gs pos="40000">
+            <a:gs pos="50000">
               <a:schemeClr val="phClr">
-                <a:tint val="45000"/>
-                <a:shade val="99000"/>
-                <a:satMod val="350000"/>
+                <a:tint val="98000"/>
+                <a:satMod val="130000"/>
+                <a:shade val="90000"/>
+                <a:lumMod val="103000"/>
               </a:schemeClr>
             </a:gs>
             <a:gs pos="100000">
               <a:schemeClr val="phClr">
-                <a:shade val="20000"/>
-                <a:satMod val="255000"/>
+                <a:shade val="63000"/>
+                <a:satMod val="120000"/>
               </a:schemeClr>
             </a:gs>
           </a:gsLst>
-          <a:path path="circle">
-            <a:fillToRect l="50000" t="-80000" r="50000" b="180000"/>
-          </a:path>
-        </a:gradFill>
-        <a:gradFill rotWithShape="1">
-          <a:gsLst>
-            <a:gs pos="0">
-              <a:schemeClr val="phClr">
-                <a:tint val="80000"/>
-                <a:satMod val="300000"/>
-              </a:schemeClr>
-            </a:gs>
-            <a:gs pos="100000">
-              <a:schemeClr val="phClr">
-                <a:shade val="30000"/>
-                <a:satMod val="200000"/>
-              </a:schemeClr>
-            </a:gs>
-          </a:gsLst>
-          <a:path path="circle">
-            <a:fillToRect l="50000" t="50000" r="50000" b="50000"/>
-          </a:path>
+          <a:lin ang="5400000" scaled="0"/>
         </a:gradFill>
       </a:bgFillStyleLst>
     </a:fmtScheme>
   </a:themeElements>
-  <a:objectDefaults>
-    <a:spDef>
-      <a:spPr/>
-      <a:bodyPr/>
-      <a:lstStyle/>
-      <a:style>
-        <a:lnRef idx="1">
-          <a:schemeClr val="accent1"/>
-        </a:lnRef>
-        <a:fillRef idx="3">
-          <a:schemeClr val="accent1"/>
-        </a:fillRef>
-        <a:effectRef idx="2">
-          <a:schemeClr val="accent1"/>
-        </a:effectRef>
-        <a:fontRef idx="minor">
-          <a:schemeClr val="lt1"/>
-        </a:fontRef>
-      </a:style>
-    </a:spDef>
-    <a:lnDef>
-      <a:spPr/>
-      <a:bodyPr/>
-      <a:lstStyle/>
-      <a:style>
-        <a:lnRef idx="2">
-          <a:schemeClr val="accent1"/>
-        </a:lnRef>
-        <a:fillRef idx="0">
-          <a:schemeClr val="accent1"/>
-        </a:fillRef>
-        <a:effectRef idx="1">
-          <a:schemeClr val="accent1"/>
-        </a:effectRef>
-        <a:fontRef idx="minor">
-          <a:schemeClr val="tx1"/>
-        </a:fontRef>
-      </a:style>
-    </a:lnDef>
-  </a:objectDefaults>
+  <a:objectDefaults/>
   <a:extraClrSchemeLst/>
+  <a:extLst>
+    <a:ext uri="{05A4C25C-085E-4340-85A3-A5531E510DB2}">
+      <thm15:themeFamily xmlns:thm15="http://schemas.microsoft.com/office/thememl/2012/main" name="Office Theme" id="{62F939B6-93AF-4DB8-9C6B-D6C7DFDC589F}" vid="{4A3C46E8-61CC-4603-A589-7422A47A8E4A}"/>
+    </a:ext>
+  </a:extLst>
 </a:theme>
 </file>